--- a/ETC_RISCV/Laboratorio/Práctica 01 - Registros y memoria principal - Castellano - RISC-V.docx
+++ b/ETC_RISCV/Laboratorio/Práctica 01 - Registros y memoria principal - Castellano - RISC-V.docx
@@ -1,6 +1,6 @@
 
 <file path=word/document.xml><?xml version="1.0" encoding="utf-8"?>
-<w:document xmlns:wpc="http://schemas.microsoft.com/office/word/2010/wordprocessingCanvas" xmlns:cx="http://schemas.microsoft.com/office/drawing/2014/chartex" xmlns:cx1="http://schemas.microsoft.com/office/drawing/2015/9/8/chartex" xmlns:cx2="http://schemas.microsoft.com/office/drawing/2015/10/21/chartex" xmlns:cx3="http://schemas.microsoft.com/office/drawing/2016/5/9/chartex" xmlns:cx4="http://schemas.microsoft.com/office/drawing/2016/5/10/chartex" xmlns:cx5="http://schemas.microsoft.com/office/drawing/2016/5/11/chartex" xmlns:cx6="http://schemas.microsoft.com/office/drawing/2016/5/12/chartex" xmlns:cx7="http://schemas.microsoft.com/office/drawing/2016/5/13/chartex" xmlns:cx8="http://schemas.microsoft.com/office/drawing/2016/5/14/chartex" xmlns:mc="http://schemas.openxmlformats.org/markup-compatibility/2006" xmlns:aink="http://schemas.microsoft.com/office/drawing/2016/ink" xmlns:am3d="http://schemas.microsoft.com/office/drawing/2017/model3d" xmlns:o="urn:schemas-microsoft-com:office:office" xmlns:oel="http://schemas.microsoft.com/office/2019/extlst" xmlns:r="http://schemas.openxmlformats.org/officeDocument/2006/relationships" xmlns:m="http://schemas.openxmlformats.org/officeDocument/2006/math" xmlns:v="urn:schemas-microsoft-com:vml" xmlns:wp14="http://schemas.microsoft.com/office/word/2010/wordprocessingDrawing" xmlns:wp="http://schemas.openxmlformats.org/drawingml/2006/wordprocessingDrawing" xmlns:w10="urn:schemas-microsoft-com:office:word" xmlns:w="http://schemas.openxmlformats.org/wordprocessingml/2006/main" xmlns:w14="http://schemas.microsoft.com/office/word/2010/wordml" xmlns:w15="http://schemas.microsoft.com/office/word/2012/wordml" xmlns:w16cex="http://schemas.microsoft.com/office/word/2018/wordml/cex" xmlns:w16cid="http://schemas.microsoft.com/office/word/2016/wordml/cid" xmlns:w16="http://schemas.microsoft.com/office/word/2018/wordml" xmlns:w16du="http://schemas.microsoft.com/office/word/2023/wordml/word16du" xmlns:w16sdtdh="http://schemas.microsoft.com/office/word/2020/wordml/sdtdatahash" xmlns:w16sdtfl="http://schemas.microsoft.com/office/word/2024/wordml/sdtformatlock" xmlns:w16se="http://schemas.microsoft.com/office/word/2015/wordml/symex" xmlns:wpg="http://schemas.microsoft.com/office/word/2010/wordprocessingGroup" xmlns:wpi="http://schemas.microsoft.com/office/word/2010/wordprocessingInk" xmlns:wne="http://schemas.microsoft.com/office/word/2006/wordml" xmlns:wps="http://schemas.microsoft.com/office/word/2010/wordprocessingShape" mc:Ignorable="w14 w15 w16se w16cid w16 w16cex w16sdtdh w16sdtfl w16du wp14">
+<w:document xmlns:wpc="http://schemas.microsoft.com/office/word/2010/wordprocessingCanvas" xmlns:cx="http://schemas.microsoft.com/office/drawing/2014/chartex" xmlns:cx1="http://schemas.microsoft.com/office/drawing/2015/9/8/chartex" xmlns:cx2="http://schemas.microsoft.com/office/drawing/2015/10/21/chartex" xmlns:cx3="http://schemas.microsoft.com/office/drawing/2016/5/9/chartex" xmlns:cx4="http://schemas.microsoft.com/office/drawing/2016/5/10/chartex" xmlns:cx5="http://schemas.microsoft.com/office/drawing/2016/5/11/chartex" xmlns:cx6="http://schemas.microsoft.com/office/drawing/2016/5/12/chartex" xmlns:cx7="http://schemas.microsoft.com/office/drawing/2016/5/13/chartex" xmlns:cx8="http://schemas.microsoft.com/office/drawing/2016/5/14/chartex" xmlns:mc="http://schemas.openxmlformats.org/markup-compatibility/2006" xmlns:m="http://schemas.openxmlformats.org/officeDocument/2006/math" xmlns:aink="http://schemas.microsoft.com/office/drawing/2016/ink" xmlns:am3d="http://schemas.microsoft.com/office/drawing/2017/model3d" xmlns:oel="http://schemas.microsoft.com/office/2019/extlst" xmlns:r="http://schemas.openxmlformats.org/officeDocument/2006/relationships" xmlns:wp14="http://schemas.microsoft.com/office/word/2010/wordprocessingDrawing" xmlns:wp="http://schemas.openxmlformats.org/drawingml/2006/wordprocessingDrawing" xmlns:wpg="http://schemas.microsoft.com/office/word/2010/wordprocessingGroup" xmlns:wpi="http://schemas.microsoft.com/office/word/2010/wordprocessingInk" xmlns:wps="http://schemas.microsoft.com/office/word/2010/wordprocessingShape" xmlns:o="urn:schemas-microsoft-com:office:office" xmlns:v="urn:schemas-microsoft-com:vml" xmlns:w10="urn:schemas-microsoft-com:office:word" xmlns:w="http://schemas.openxmlformats.org/wordprocessingml/2006/main" xmlns:w14="http://schemas.microsoft.com/office/word/2010/wordml" xmlns:w15="http://schemas.microsoft.com/office/word/2012/wordml" xmlns:w16cei="http://schemas.microsoft.com/office/word/2026/wordml/cei" xmlns:w16cex="http://schemas.microsoft.com/office/word/2018/wordml/cex" xmlns:w16cid="http://schemas.microsoft.com/office/word/2016/wordml/cid" xmlns:w16="http://schemas.microsoft.com/office/word/2018/wordml" xmlns:w16sdtdh="http://schemas.microsoft.com/office/word/2020/wordml/sdtdatahash" xmlns:w16sdtfl="http://schemas.microsoft.com/office/word/2024/wordml/sdtformatlock" xmlns:w16se="http://schemas.microsoft.com/office/word/2015/wordml/symex" xmlns:w16du="http://schemas.microsoft.com/office/word/2023/wordml/word16du" xmlns:wne="http://schemas.microsoft.com/office/word/2006/wordml" mc:Ignorable="w14 w15 w16se w16cid w16 w16cex w16sdtdh w16sdtfl w16du wp14">
   <w:body>
     <w:p>
       <w:pPr>
@@ -285,26 +285,14 @@
         <w:autoSpaceDE w:val="0"/>
         <w:autoSpaceDN w:val="0"/>
         <w:adjustRightInd w:val="0"/>
-        <w:rPr>
-          <w:rFonts w:cs="Times New Roman"/>
-        </w:rPr>
-      </w:pPr>
-      <w:r>
-        <w:rPr>
-          <w:rFonts w:cs="Times New Roman"/>
-        </w:rPr>
+      </w:pPr>
+      <w:r>
         <w:t xml:space="preserve">Entrar en contacto con el simulador </w:t>
       </w:r>
       <w:r>
-        <w:rPr>
-          <w:rFonts w:cs="Times New Roman"/>
-        </w:rPr>
         <w:t>Ripes</w:t>
       </w:r>
       <w:r>
-        <w:rPr>
-          <w:rFonts w:cs="Times New Roman"/>
-        </w:rPr>
         <w:t xml:space="preserve">. </w:t>
       </w:r>
     </w:p>
@@ -333,26 +321,14 @@
         <w:autoSpaceDE w:val="0"/>
         <w:autoSpaceDN w:val="0"/>
         <w:adjustRightInd w:val="0"/>
-        <w:rPr>
-          <w:rFonts w:cs="Times New Roman"/>
-        </w:rPr>
-      </w:pPr>
-      <w:r>
-        <w:rPr>
-          <w:rFonts w:cs="Times New Roman"/>
-        </w:rPr>
+      </w:pPr>
+      <w:r>
         <w:t xml:space="preserve">Presentar los aspectos básicos de la arquitectura </w:t>
       </w:r>
       <w:r>
-        <w:rPr>
-          <w:rFonts w:cs="Times New Roman"/>
-        </w:rPr>
         <w:t>RISC-V</w:t>
       </w:r>
       <w:r>
-        <w:rPr>
-          <w:rFonts w:cs="Times New Roman"/>
-        </w:rPr>
         <w:t xml:space="preserve">: banco de registros, ALU, memoria principal. </w:t>
       </w:r>
     </w:p>
@@ -381,32 +357,17 @@
         <w:autoSpaceDE w:val="0"/>
         <w:autoSpaceDN w:val="0"/>
         <w:adjustRightInd w:val="0"/>
-        <w:rPr>
-          <w:rFonts w:cs="Times New Roman"/>
-        </w:rPr>
-      </w:pPr>
-      <w:r>
-        <w:rPr>
-          <w:rFonts w:cs="Times New Roman"/>
-        </w:rPr>
+      </w:pPr>
+      <w:r>
         <w:t xml:space="preserve">Repasar las bases de la programación en ensamblador de la arquitectura </w:t>
       </w:r>
       <w:r>
-        <w:rPr>
-          <w:rFonts w:cs="Times New Roman"/>
-        </w:rPr>
         <w:t>RISC-V</w:t>
       </w:r>
       <w:r>
-        <w:rPr>
-          <w:rFonts w:cs="Times New Roman"/>
-        </w:rPr>
         <w:t xml:space="preserve"> RV32</w:t>
       </w:r>
       <w:r>
-        <w:rPr>
-          <w:rFonts w:cs="Times New Roman"/>
-        </w:rPr>
         <w:t xml:space="preserve">. </w:t>
       </w:r>
     </w:p>
@@ -435,80 +396,41 @@
         <w:autoSpaceDE w:val="0"/>
         <w:autoSpaceDN w:val="0"/>
         <w:adjustRightInd w:val="0"/>
-        <w:rPr>
-          <w:rFonts w:cs="Times New Roman"/>
-        </w:rPr>
-      </w:pPr>
-      <w:r>
-        <w:rPr>
-          <w:rFonts w:cs="Times New Roman"/>
-        </w:rPr>
+      </w:pPr>
+      <w:r>
         <w:t>T</w:t>
       </w:r>
       <w:r>
-        <w:rPr>
-          <w:rFonts w:cs="Times New Roman"/>
-        </w:rPr>
         <w:t>omar contacto con la manipulación de registros, pseudoinstruccion</w:t>
       </w:r>
       <w:r>
-        <w:rPr>
-          <w:rFonts w:cs="Times New Roman"/>
-        </w:rPr>
         <w:t>e</w:t>
       </w:r>
       <w:r>
-        <w:rPr>
-          <w:rFonts w:cs="Times New Roman"/>
-        </w:rPr>
         <w:t xml:space="preserve">s e instrucciones máquina, direcciones de memoria </w:t>
       </w:r>
       <w:r>
-        <w:rPr>
-          <w:rFonts w:cs="Times New Roman"/>
-        </w:rPr>
         <w:t xml:space="preserve">principal </w:t>
       </w:r>
       <w:r>
-        <w:rPr>
-          <w:rFonts w:cs="Times New Roman"/>
-        </w:rPr>
         <w:t>y datos enter</w:t>
       </w:r>
       <w:r>
-        <w:rPr>
-          <w:rFonts w:cs="Times New Roman"/>
-        </w:rPr>
         <w:t>o</w:t>
       </w:r>
       <w:r>
-        <w:rPr>
-          <w:rFonts w:cs="Times New Roman"/>
-        </w:rPr>
         <w:t xml:space="preserve">s en </w:t>
       </w:r>
       <w:r>
-        <w:rPr>
-          <w:rFonts w:cs="Times New Roman"/>
-        </w:rPr>
         <w:t xml:space="preserve">el </w:t>
       </w:r>
       <w:r>
-        <w:rPr>
-          <w:rFonts w:cs="Times New Roman"/>
-        </w:rPr>
         <w:t xml:space="preserve">ensamblador del </w:t>
       </w:r>
       <w:r>
-        <w:rPr>
-          <w:rFonts w:cs="Times New Roman"/>
-        </w:rPr>
         <w:t>RISC-V</w:t>
       </w:r>
       <w:r>
-        <w:rPr>
-          <w:rFonts w:cs="Times New Roman"/>
-        </w:rPr>
         <w:t xml:space="preserve">. </w:t>
       </w:r>
     </w:p>
@@ -537,20 +459,11 @@
         <w:autoSpaceDE w:val="0"/>
         <w:autoSpaceDN w:val="0"/>
         <w:adjustRightInd w:val="0"/>
-        <w:rPr>
-          <w:rFonts w:cs="Times New Roman"/>
-        </w:rPr>
-      </w:pPr>
-      <w:r>
-        <w:rPr>
-          <w:rFonts w:cs="Times New Roman"/>
-        </w:rPr>
+      </w:pPr>
+      <w:r>
         <w:t>Comprobar el funcionamiento del mecanismo de llamada al sistema mediante la impresión de un número entero</w:t>
       </w:r>
       <w:r>
-        <w:rPr>
-          <w:rFonts w:cs="Times New Roman"/>
-        </w:rPr>
         <w:t>.</w:t>
       </w:r>
     </w:p>
@@ -590,11 +503,17 @@
         <w:t xml:space="preserve"> </w:t>
       </w:r>
       <w:r>
-        <w:t>and Design RISC-V Edition: The Hardware-Software Interface,” 2ª edición, Ed. MK, 2020</w:t>
+        <w:t>and Design</w:t>
       </w:r>
       <w:r>
         <w:t>.</w:t>
       </w:r>
+      <w:r>
+        <w:t xml:space="preserve"> RISC-V Edition: The Hardware-Software Interface,” 2ª edición, Ed. MK, 2020</w:t>
+      </w:r>
+      <w:r>
+        <w:t>.</w:t>
+      </w:r>
     </w:p>
     <w:p>
       <w:pPr>
@@ -1268,14 +1187,7 @@
         <w:rPr>
           <w:lang w:val="es-ES"/>
         </w:rPr>
-        <w:t xml:space="preserve">se </w:t>
-      </w:r>
-      <w:r>
-        <w:rPr>
-          <w:lang w:val="es-ES"/>
-        </w:rPr>
-        <w:lastRenderedPageBreak/>
-        <w:t xml:space="preserve">hace más sencillo con la nueva </w:t>
+        <w:t xml:space="preserve">se hace más sencillo con la nueva </w:t>
       </w:r>
       <w:r>
         <w:rPr>
@@ -1570,7 +1482,6 @@
             <w:pPr>
               <w:pStyle w:val="Pargraf"/>
               <w:rPr>
-                <w:rFonts w:cs="Times New Roman"/>
                 <w:sz w:val="21"/>
                 <w:szCs w:val="21"/>
                 <w:lang w:val="es-ES"/>
@@ -1578,7 +1489,6 @@
             </w:pPr>
             <w:r>
               <w:rPr>
-                <w:rFonts w:cs="Times New Roman"/>
                 <w:b/>
                 <w:bCs/>
                 <w:color w:val="000000"/>
@@ -1586,6 +1496,7 @@
                 <w:szCs w:val="21"/>
                 <w:lang w:val="es-ES"/>
               </w:rPr>
+              <w:lastRenderedPageBreak/>
               <w:t>Grupo / Uso</w:t>
             </w:r>
           </w:p>
@@ -1599,7 +1510,6 @@
             <w:pPr>
               <w:pStyle w:val="Pargraf"/>
               <w:rPr>
-                <w:rFonts w:cs="Times New Roman"/>
                 <w:sz w:val="21"/>
                 <w:szCs w:val="21"/>
                 <w:lang w:val="es-ES"/>
@@ -1607,7 +1517,6 @@
             </w:pPr>
             <w:r>
               <w:rPr>
-                <w:rFonts w:cs="Times New Roman"/>
                 <w:b/>
                 <w:bCs/>
                 <w:color w:val="000000"/>
@@ -1628,7 +1537,6 @@
             <w:pPr>
               <w:pStyle w:val="Pargraf"/>
               <w:rPr>
-                <w:rFonts w:cs="Times New Roman"/>
                 <w:sz w:val="21"/>
                 <w:szCs w:val="21"/>
                 <w:lang w:val="es-ES"/>
@@ -1636,7 +1544,6 @@
             </w:pPr>
             <w:r>
               <w:rPr>
-                <w:rFonts w:cs="Times New Roman"/>
                 <w:b/>
                 <w:bCs/>
                 <w:color w:val="000000"/>
@@ -1657,7 +1564,6 @@
             <w:pPr>
               <w:pStyle w:val="Pargraf"/>
               <w:rPr>
-                <w:rFonts w:cs="Times New Roman"/>
                 <w:sz w:val="21"/>
                 <w:szCs w:val="21"/>
                 <w:lang w:val="es-ES"/>
@@ -1665,7 +1571,6 @@
             </w:pPr>
             <w:r>
               <w:rPr>
-                <w:rFonts w:cs="Times New Roman"/>
                 <w:b/>
                 <w:bCs/>
                 <w:color w:val="000000"/>
@@ -1688,7 +1593,6 @@
             <w:pPr>
               <w:pStyle w:val="Pargraf"/>
               <w:rPr>
-                <w:rFonts w:cs="Times New Roman"/>
                 <w:sz w:val="21"/>
                 <w:szCs w:val="21"/>
                 <w:lang w:val="es-ES"/>
@@ -1696,7 +1600,6 @@
             </w:pPr>
             <w:r>
               <w:rPr>
-                <w:rFonts w:cs="Times New Roman"/>
                 <w:color w:val="000000"/>
                 <w:sz w:val="21"/>
                 <w:szCs w:val="21"/>
@@ -1714,7 +1617,6 @@
           <w:p>
             <w:pPr>
               <w:pStyle w:val="Pargraf"/>
-              <w:jc w:val="left"/>
               <w:rPr>
                 <w:rFonts w:ascii="Courier New" w:hAnsi="Courier New" w:cs="Courier New"/>
                 <w:sz w:val="21"/>
@@ -1770,7 +1672,6 @@
             <w:pPr>
               <w:pStyle w:val="Pargraf"/>
               <w:rPr>
-                <w:rFonts w:cs="Times New Roman"/>
                 <w:sz w:val="21"/>
                 <w:szCs w:val="21"/>
                 <w:lang w:val="es-ES"/>
@@ -1778,7 +1679,6 @@
             </w:pPr>
             <w:r>
               <w:rPr>
-                <w:rFonts w:cs="Times New Roman"/>
                 <w:color w:val="000000"/>
                 <w:sz w:val="21"/>
                 <w:szCs w:val="21"/>
@@ -1799,7 +1699,6 @@
             <w:pPr>
               <w:pStyle w:val="Pargraf"/>
               <w:rPr>
-                <w:rFonts w:cs="Times New Roman"/>
                 <w:sz w:val="21"/>
                 <w:szCs w:val="21"/>
                 <w:lang w:val="es-ES"/>
@@ -1807,7 +1706,6 @@
             </w:pPr>
             <w:r>
               <w:rPr>
-                <w:rFonts w:cs="Times New Roman"/>
                 <w:color w:val="000000"/>
                 <w:sz w:val="21"/>
                 <w:szCs w:val="21"/>
@@ -1825,7 +1723,6 @@
           <w:p>
             <w:pPr>
               <w:pStyle w:val="Pargraf"/>
-              <w:jc w:val="left"/>
               <w:rPr>
                 <w:rFonts w:ascii="Courier New" w:hAnsi="Courier New" w:cs="Courier New"/>
                 <w:sz w:val="21"/>
@@ -1881,7 +1778,6 @@
             <w:pPr>
               <w:pStyle w:val="Pargraf"/>
               <w:rPr>
-                <w:rFonts w:cs="Times New Roman"/>
                 <w:sz w:val="21"/>
                 <w:szCs w:val="21"/>
                 <w:lang w:val="es-ES"/>
@@ -1889,7 +1785,6 @@
             </w:pPr>
             <w:r>
               <w:rPr>
-                <w:rFonts w:cs="Times New Roman"/>
                 <w:color w:val="000000"/>
                 <w:sz w:val="21"/>
                 <w:szCs w:val="21"/>
@@ -1910,7 +1805,6 @@
             <w:pPr>
               <w:pStyle w:val="Pargraf"/>
               <w:rPr>
-                <w:rFonts w:cs="Times New Roman"/>
                 <w:sz w:val="21"/>
                 <w:szCs w:val="21"/>
                 <w:lang w:val="es-ES"/>
@@ -1918,7 +1812,6 @@
             </w:pPr>
             <w:r>
               <w:rPr>
-                <w:rFonts w:cs="Times New Roman"/>
                 <w:color w:val="000000"/>
                 <w:sz w:val="21"/>
                 <w:szCs w:val="21"/>
@@ -1936,7 +1829,6 @@
           <w:p>
             <w:pPr>
               <w:pStyle w:val="Pargraf"/>
-              <w:jc w:val="left"/>
               <w:rPr>
                 <w:rFonts w:ascii="Courier New" w:hAnsi="Courier New" w:cs="Courier New"/>
                 <w:sz w:val="21"/>
@@ -1992,7 +1884,6 @@
             <w:pPr>
               <w:pStyle w:val="Pargraf"/>
               <w:rPr>
-                <w:rFonts w:cs="Times New Roman"/>
                 <w:sz w:val="21"/>
                 <w:szCs w:val="21"/>
                 <w:lang w:val="es-ES"/>
@@ -2000,7 +1891,6 @@
             </w:pPr>
             <w:r>
               <w:rPr>
-                <w:rFonts w:cs="Times New Roman"/>
                 <w:color w:val="000000"/>
                 <w:sz w:val="21"/>
                 <w:szCs w:val="21"/>
@@ -2021,7 +1911,6 @@
             <w:pPr>
               <w:pStyle w:val="Pargraf"/>
               <w:rPr>
-                <w:rFonts w:cs="Times New Roman"/>
                 <w:sz w:val="21"/>
                 <w:szCs w:val="21"/>
                 <w:lang w:val="es-ES"/>
@@ -2029,7 +1918,6 @@
             </w:pPr>
             <w:r>
               <w:rPr>
-                <w:rFonts w:cs="Times New Roman"/>
                 <w:color w:val="000000"/>
                 <w:sz w:val="21"/>
                 <w:szCs w:val="21"/>
@@ -2047,7 +1935,6 @@
           <w:p>
             <w:pPr>
               <w:pStyle w:val="Pargraf"/>
-              <w:jc w:val="left"/>
               <w:rPr>
                 <w:rFonts w:ascii="Courier New" w:hAnsi="Courier New" w:cs="Courier New"/>
                 <w:sz w:val="21"/>
@@ -2103,7 +1990,6 @@
             <w:pPr>
               <w:pStyle w:val="Pargraf"/>
               <w:rPr>
-                <w:rFonts w:cs="Times New Roman"/>
                 <w:sz w:val="21"/>
                 <w:szCs w:val="21"/>
                 <w:lang w:val="es-ES"/>
@@ -2111,7 +1997,6 @@
             </w:pPr>
             <w:r>
               <w:rPr>
-                <w:rFonts w:cs="Times New Roman"/>
                 <w:color w:val="000000"/>
                 <w:sz w:val="21"/>
                 <w:szCs w:val="21"/>
@@ -2132,7 +2017,6 @@
             <w:pPr>
               <w:pStyle w:val="Pargraf"/>
               <w:rPr>
-                <w:rFonts w:cs="Times New Roman"/>
                 <w:sz w:val="21"/>
                 <w:szCs w:val="21"/>
                 <w:lang w:val="es-ES"/>
@@ -2140,7 +2024,6 @@
             </w:pPr>
             <w:r>
               <w:rPr>
-                <w:rFonts w:cs="Times New Roman"/>
                 <w:color w:val="000000"/>
                 <w:sz w:val="21"/>
                 <w:szCs w:val="21"/>
@@ -2158,7 +2041,6 @@
           <w:p>
             <w:pPr>
               <w:pStyle w:val="Pargraf"/>
-              <w:jc w:val="left"/>
               <w:rPr>
                 <w:rFonts w:ascii="Courier New" w:hAnsi="Courier New" w:cs="Courier New"/>
                 <w:sz w:val="21"/>
@@ -2214,7 +2096,6 @@
             <w:pPr>
               <w:pStyle w:val="Pargraf"/>
               <w:rPr>
-                <w:rFonts w:cs="Times New Roman"/>
                 <w:sz w:val="21"/>
                 <w:szCs w:val="21"/>
                 <w:lang w:val="es-ES"/>
@@ -2222,7 +2103,6 @@
             </w:pPr>
             <w:r>
               <w:rPr>
-                <w:rFonts w:cs="Times New Roman"/>
                 <w:color w:val="000000"/>
                 <w:sz w:val="21"/>
                 <w:szCs w:val="21"/>
@@ -2243,7 +2123,6 @@
             <w:pPr>
               <w:pStyle w:val="Pargraf"/>
               <w:rPr>
-                <w:rFonts w:cs="Times New Roman"/>
                 <w:sz w:val="21"/>
                 <w:szCs w:val="21"/>
                 <w:lang w:val="es-ES"/>
@@ -2251,7 +2130,6 @@
             </w:pPr>
             <w:r>
               <w:rPr>
-                <w:rFonts w:cs="Times New Roman"/>
                 <w:color w:val="000000"/>
                 <w:sz w:val="21"/>
                 <w:szCs w:val="21"/>
@@ -2269,7 +2147,6 @@
           <w:p>
             <w:pPr>
               <w:pStyle w:val="Pargraf"/>
-              <w:jc w:val="left"/>
               <w:rPr>
                 <w:rFonts w:ascii="Courier New" w:hAnsi="Courier New" w:cs="Courier New"/>
                 <w:sz w:val="21"/>
@@ -2325,7 +2202,6 @@
             <w:pPr>
               <w:pStyle w:val="Pargraf"/>
               <w:rPr>
-                <w:rFonts w:cs="Times New Roman"/>
                 <w:sz w:val="21"/>
                 <w:szCs w:val="21"/>
                 <w:lang w:val="es-ES"/>
@@ -2333,7 +2209,6 @@
             </w:pPr>
             <w:r>
               <w:rPr>
-                <w:rFonts w:cs="Times New Roman"/>
                 <w:color w:val="000000"/>
                 <w:sz w:val="21"/>
                 <w:szCs w:val="21"/>
@@ -2354,7 +2229,6 @@
             <w:pPr>
               <w:pStyle w:val="Pargraf"/>
               <w:rPr>
-                <w:rFonts w:cs="Times New Roman"/>
                 <w:sz w:val="21"/>
                 <w:szCs w:val="21"/>
                 <w:lang w:val="es-ES"/>
@@ -2362,7 +2236,6 @@
             </w:pPr>
             <w:r>
               <w:rPr>
-                <w:rFonts w:cs="Times New Roman"/>
                 <w:color w:val="000000"/>
                 <w:sz w:val="21"/>
                 <w:szCs w:val="21"/>
@@ -2380,7 +2253,6 @@
           <w:p>
             <w:pPr>
               <w:pStyle w:val="Pargraf"/>
-              <w:jc w:val="left"/>
               <w:rPr>
                 <w:rFonts w:ascii="Courier New" w:hAnsi="Courier New" w:cs="Courier New"/>
                 <w:sz w:val="21"/>
@@ -2436,7 +2308,6 @@
             <w:pPr>
               <w:pStyle w:val="Pargraf"/>
               <w:rPr>
-                <w:rFonts w:cs="Times New Roman"/>
                 <w:sz w:val="21"/>
                 <w:szCs w:val="21"/>
                 <w:lang w:val="es-ES"/>
@@ -2444,7 +2315,6 @@
             </w:pPr>
             <w:r>
               <w:rPr>
-                <w:rFonts w:cs="Times New Roman"/>
                 <w:color w:val="000000"/>
                 <w:sz w:val="21"/>
                 <w:szCs w:val="21"/>
@@ -2465,7 +2335,6 @@
             <w:pPr>
               <w:pStyle w:val="Pargraf"/>
               <w:rPr>
-                <w:rFonts w:cs="Times New Roman"/>
                 <w:color w:val="000000"/>
                 <w:sz w:val="21"/>
                 <w:szCs w:val="21"/>
@@ -2474,7 +2343,6 @@
             </w:pPr>
             <w:r>
               <w:rPr>
-                <w:rFonts w:cs="Times New Roman"/>
                 <w:color w:val="000000"/>
                 <w:sz w:val="21"/>
                 <w:szCs w:val="21"/>
@@ -2492,7 +2360,6 @@
           <w:p>
             <w:pPr>
               <w:pStyle w:val="Pargraf"/>
-              <w:jc w:val="left"/>
               <w:rPr>
                 <w:rFonts w:ascii="Courier New" w:hAnsi="Courier New" w:cs="Courier New"/>
                 <w:color w:val="000000"/>
@@ -2550,7 +2417,6 @@
             <w:pPr>
               <w:pStyle w:val="Pargraf"/>
               <w:rPr>
-                <w:rFonts w:cs="Times New Roman"/>
                 <w:color w:val="000000"/>
                 <w:sz w:val="21"/>
                 <w:szCs w:val="21"/>
@@ -2559,7 +2425,6 @@
             </w:pPr>
             <w:r>
               <w:rPr>
-                <w:rFonts w:cs="Times New Roman"/>
                 <w:color w:val="000000"/>
                 <w:sz w:val="21"/>
                 <w:szCs w:val="21"/>
@@ -2960,7 +2825,6 @@
         </w:numPr>
       </w:pPr>
       <w:r>
-        <w:lastRenderedPageBreak/>
         <w:t>La pseudoinstrucció</w:t>
       </w:r>
       <w:r>
@@ -2977,7 +2841,7 @@
           <w:b w:val="0"/>
           <w:bCs/>
         </w:rPr>
-        <w:t>mv</w:t>
+        <w:t xml:space="preserve">mv </w:t>
       </w:r>
       <w:commentRangeEnd w:id="0"/>
       <w:r>
@@ -2998,7 +2862,7 @@
           <w:b w:val="0"/>
           <w:bCs/>
         </w:rPr>
-        <w:t xml:space="preserve"> r</w:t>
+        <w:t>r</w:t>
       </w:r>
       <w:r>
         <w:rPr>
@@ -3067,7 +2931,7 @@
           <w:i w:val="0"/>
           <w:iCs/>
         </w:rPr>
-        <w:t> </w:t>
+        <w:t>=r</w:t>
       </w:r>
       <w:r>
         <w:rPr>
@@ -3076,33 +2940,6 @@
           <w:i w:val="0"/>
           <w:iCs/>
         </w:rPr>
-        <w:t>=</w:t>
-      </w:r>
-      <w:r>
-        <w:rPr>
-          <w:rStyle w:val="pseudocodiinline"/>
-          <w:rFonts w:ascii="Courier New" w:hAnsi="Courier New" w:cs="Courier New"/>
-          <w:i w:val="0"/>
-          <w:iCs/>
-        </w:rPr>
-        <w:t> </w:t>
-      </w:r>
-      <w:r>
-        <w:rPr>
-          <w:rStyle w:val="pseudocodiinline"/>
-          <w:rFonts w:ascii="Courier New" w:hAnsi="Courier New" w:cs="Courier New"/>
-          <w:i w:val="0"/>
-          <w:iCs/>
-        </w:rPr>
-        <w:t>r</w:t>
-      </w:r>
-      <w:r>
-        <w:rPr>
-          <w:rStyle w:val="pseudocodiinline"/>
-          <w:rFonts w:ascii="Courier New" w:hAnsi="Courier New" w:cs="Courier New"/>
-          <w:i w:val="0"/>
-          <w:iCs/>
-        </w:rPr>
         <w:t>s1</w:t>
       </w:r>
       <w:r>
@@ -3277,18 +3114,8 @@
       <w:r>
         <w:t xml:space="preserve">los ensambladores de </w:t>
       </w:r>
-      <w:commentRangeStart w:id="1"/>
       <w:r>
         <w:t>RISC-V siempre se utiliza</w:t>
-      </w:r>
-      <w:commentRangeEnd w:id="1"/>
-      <w:r>
-        <w:rPr>
-          <w:rStyle w:val="Refdecomentario"/>
-          <w:sz w:val="24"/>
-          <w:szCs w:val="24"/>
-        </w:rPr>
-        <w:commentReference w:id="1"/>
       </w:r>
       <w:r>
         <w:t>n</w:t>
@@ -3317,6 +3144,7 @@
         </w:numPr>
       </w:pPr>
       <w:r>
+        <w:lastRenderedPageBreak/>
         <w:t>La pseudoinstrucció</w:t>
       </w:r>
       <w:r>
@@ -3545,56 +3373,41 @@
       <w:r>
         <w:t xml:space="preserve"> representa </w:t>
       </w:r>
-      <w:commentRangeStart w:id="2"/>
-      <w:r>
+      <w:r>
+        <w:t>su</w:t>
+      </w:r>
+      <w:r>
+        <w:t xml:space="preserve">s </w:t>
+      </w:r>
+      <w:r>
+        <w:t>20</w:t>
+      </w:r>
+      <w:r>
+        <w:t xml:space="preserve"> bits más significativo</w:t>
+      </w:r>
+      <w:r>
+        <w:t xml:space="preserve">s </w:t>
+      </w:r>
+      <w:r>
+        <w:t xml:space="preserve">y </w:t>
+      </w:r>
+      <w:r>
+        <w:rPr>
+          <w:rStyle w:val="codiinline"/>
+          <w:b w:val="0"/>
+          <w:bCs/>
+        </w:rPr>
+        <w:t>K</w:t>
+      </w:r>
+      <w:r>
+        <w:rPr>
+          <w:rStyle w:val="codiinline"/>
+          <w:b w:val="0"/>
+          <w:bCs/>
+        </w:rPr>
         <w:t>l</w:t>
       </w:r>
       <w:r>
-        <w:t xml:space="preserve">os </w:t>
-      </w:r>
-      <w:r>
-        <w:t>20</w:t>
-      </w:r>
-      <w:r>
-        <w:t xml:space="preserve"> bits más significativo</w:t>
-      </w:r>
-      <w:r>
-        <w:t xml:space="preserve">s de </w:t>
-      </w:r>
-      <w:r>
-        <w:rPr>
-          <w:rStyle w:val="codiinline"/>
-          <w:b w:val="0"/>
-          <w:bCs/>
-        </w:rPr>
-        <w:t>K</w:t>
-      </w:r>
-      <w:r>
-        <w:rPr>
-          <w:rStyle w:val="codiinline"/>
-        </w:rPr>
-        <w:t>, 00</w:t>
-      </w:r>
-      <w:r>
-        <w:t xml:space="preserve">y </w:t>
-      </w:r>
-      <w:r>
-        <w:rPr>
-          <w:rStyle w:val="codiinline"/>
-          <w:b w:val="0"/>
-          <w:bCs/>
-        </w:rPr>
-        <w:t>K</w:t>
-      </w:r>
-      <w:r>
-        <w:rPr>
-          <w:rStyle w:val="codiinline"/>
-          <w:b w:val="0"/>
-          <w:bCs/>
-        </w:rPr>
-        <w:t>l</w:t>
-      </w:r>
-      <w:r>
         <w:t xml:space="preserve"> </w:t>
       </w:r>
       <w:r>
@@ -3604,22 +3417,50 @@
         <w:t>2</w:t>
       </w:r>
       <w:r>
-        <w:t xml:space="preserve"> </w:t>
-      </w:r>
-      <w:commentRangeEnd w:id="2"/>
+        <w:t xml:space="preserve"> bits menos significativo</w:t>
+      </w:r>
+      <w:r>
+        <w:t>s</w:t>
+      </w:r>
+      <w:r>
+        <w:t xml:space="preserve">. </w:t>
+      </w:r>
+      <w:commentRangeStart w:id="1"/>
+      <w:r>
+        <w:t xml:space="preserve">Debe relacionarse este funcionamiento la longitud máxima de los operandos inmediatos en RISC-V: 12 bits para instrucciones como </w:t>
+      </w:r>
+      <w:r>
+        <w:rPr>
+          <w:rFonts w:ascii="Courier New" w:hAnsi="Courier New" w:cs="Courier New"/>
+        </w:rPr>
+        <w:t>addi</w:t>
+      </w:r>
+      <w:r>
+        <w:t xml:space="preserve"> (y otras de formato I) y 20 bits para la instrucción </w:t>
+      </w:r>
+      <w:r>
+        <w:rPr>
+          <w:rFonts w:ascii="Courier New" w:hAnsi="Courier New" w:cs="Courier New"/>
+        </w:rPr>
+        <w:t>lu</w:t>
+      </w:r>
+      <w:r>
+        <w:rPr>
+          <w:rFonts w:ascii="Courier New" w:hAnsi="Courier New" w:cs="Courier New"/>
+        </w:rPr>
+        <w:t xml:space="preserve">i </w:t>
+      </w:r>
+      <w:r>
+        <w:t>(formato U).</w:t>
+      </w:r>
+      <w:commentRangeEnd w:id="1"/>
       <w:r>
         <w:rPr>
           <w:rStyle w:val="Refdecomentario"/>
           <w:sz w:val="24"/>
           <w:szCs w:val="24"/>
         </w:rPr>
-        <w:commentReference w:id="2"/>
-      </w:r>
-      <w:r>
-        <w:t>bits menos significativo</w:t>
-      </w:r>
-      <w:r>
-        <w:t>s:</w:t>
+        <w:commentReference w:id="1"/>
       </w:r>
     </w:p>
     <w:p>
@@ -3651,7 +3492,6 @@
             <w:pPr>
               <w:jc w:val="center"/>
               <w:rPr>
-                <w:rFonts w:cs="Times New Roman"/>
                 <w:b/>
                 <w:bCs/>
                 <w:sz w:val="21"/>
@@ -3660,7 +3500,6 @@
             </w:pPr>
             <w:r>
               <w:rPr>
-                <w:rFonts w:cs="Times New Roman"/>
                 <w:b/>
                 <w:bCs/>
                 <w:sz w:val="21"/>
@@ -3670,7 +3509,6 @@
             </w:r>
             <w:r>
               <w:rPr>
-                <w:rFonts w:cs="Times New Roman"/>
                 <w:b/>
                 <w:bCs/>
                 <w:sz w:val="21"/>
@@ -3688,7 +3526,6 @@
             <w:pPr>
               <w:jc w:val="center"/>
               <w:rPr>
-                <w:rFonts w:cs="Times New Roman"/>
                 <w:b/>
                 <w:bCs/>
                 <w:sz w:val="21"/>
@@ -3697,7 +3534,6 @@
             </w:pPr>
             <w:r>
               <w:rPr>
-                <w:rFonts w:cs="Times New Roman"/>
                 <w:b/>
                 <w:bCs/>
                 <w:sz w:val="21"/>
@@ -3707,7 +3543,6 @@
             </w:r>
             <w:r>
               <w:rPr>
-                <w:rFonts w:cs="Times New Roman"/>
                 <w:b/>
                 <w:bCs/>
                 <w:sz w:val="21"/>
@@ -3717,7 +3552,6 @@
             </w:r>
             <w:r>
               <w:rPr>
-                <w:rFonts w:cs="Times New Roman"/>
                 <w:b/>
                 <w:bCs/>
                 <w:sz w:val="21"/>
@@ -3735,7 +3569,6 @@
             <w:pPr>
               <w:jc w:val="center"/>
               <w:rPr>
-                <w:rFonts w:cs="Times New Roman"/>
                 <w:b/>
                 <w:bCs/>
                 <w:sz w:val="21"/>
@@ -3744,7 +3577,6 @@
             </w:pPr>
             <w:r>
               <w:rPr>
-                <w:rFonts w:cs="Times New Roman"/>
                 <w:b/>
                 <w:bCs/>
                 <w:sz w:val="21"/>
@@ -3754,7 +3586,6 @@
             </w:r>
             <w:r>
               <w:rPr>
-                <w:rFonts w:cs="Times New Roman"/>
                 <w:b/>
                 <w:bCs/>
                 <w:sz w:val="21"/>
@@ -3810,7 +3641,6 @@
           <w:p>
             <w:pPr>
               <w:pStyle w:val="Pargraf"/>
-              <w:jc w:val="left"/>
               <w:rPr>
                 <w:rStyle w:val="codiinline"/>
                 <w:b w:val="0"/>
@@ -3825,13 +3655,32 @@
                 <w:bCs/>
                 <w:lang w:val="es-ES"/>
               </w:rPr>
-              <w:t>K = 0x00000100</w:t>
+              <w:t>K = 0x</w:t>
+            </w:r>
+            <w:r>
+              <w:rPr>
+                <w:rStyle w:val="codiinline"/>
+                <w:b w:val="0"/>
+                <w:bCs/>
+                <w:color w:val="EE0000"/>
+                <w:lang w:val="es-ES"/>
+              </w:rPr>
+              <w:t>00000</w:t>
+            </w:r>
+            <w:r>
+              <w:rPr>
+                <w:rStyle w:val="codiinline"/>
+                <w:b w:val="0"/>
+                <w:bCs/>
+                <w:color w:val="0070C0"/>
+                <w:lang w:val="es-ES"/>
+              </w:rPr>
+              <w:t>100</w:t>
             </w:r>
           </w:p>
           <w:p>
             <w:pPr>
               <w:pStyle w:val="Pargraf"/>
-              <w:jc w:val="left"/>
               <w:rPr>
                 <w:rStyle w:val="codiinline"/>
                 <w:b w:val="0"/>
@@ -3931,7 +3780,6 @@
           <w:p>
             <w:pPr>
               <w:pStyle w:val="Pargraf"/>
-              <w:jc w:val="left"/>
               <w:rPr>
                 <w:rStyle w:val="codiinline"/>
                 <w:b w:val="0"/>
@@ -3961,6 +3809,7 @@
                 <w:rStyle w:val="codiinline"/>
                 <w:b w:val="0"/>
                 <w:bCs/>
+                <w:color w:val="EE0000"/>
                 <w:lang w:val="es-ES"/>
               </w:rPr>
               <w:t>000</w:t>
@@ -3970,9 +3819,20 @@
                 <w:rStyle w:val="codiinline"/>
                 <w:b w:val="0"/>
                 <w:bCs/>
+                <w:color w:val="EE0000"/>
                 <w:lang w:val="es-ES"/>
               </w:rPr>
-              <w:t>40000</w:t>
+              <w:t>40</w:t>
+            </w:r>
+            <w:r>
+              <w:rPr>
+                <w:rStyle w:val="codiinline"/>
+                <w:b w:val="0"/>
+                <w:bCs/>
+                <w:color w:val="0070C0"/>
+                <w:lang w:val="es-ES"/>
+              </w:rPr>
+              <w:t>000</w:t>
             </w:r>
             <w:r>
               <w:rPr>
@@ -4105,7 +3965,43 @@
                 <w:bCs/>
                 <w:lang w:val="es-ES"/>
               </w:rPr>
-              <w:t>h~=0, kl~=0</w:t>
+              <w:t>h</w:t>
+            </w:r>
+            <w:r>
+              <w:rPr>
+                <w:rStyle w:val="codiinline"/>
+                <w:b w:val="0"/>
+                <w:bCs/>
+                <w:lang w:val="es-ES"/>
+              </w:rPr>
+              <w:t>!</w:t>
+            </w:r>
+            <w:r>
+              <w:rPr>
+                <w:rStyle w:val="codiinline"/>
+                <w:b w:val="0"/>
+                <w:bCs/>
+                <w:lang w:val="es-ES"/>
+              </w:rPr>
+              <w:t>=0, kl</w:t>
+            </w:r>
+            <w:r>
+              <w:rPr>
+                <w:rStyle w:val="codiinline"/>
+                <w:b w:val="0"/>
+                <w:bCs/>
+                <w:lang w:val="es-ES"/>
+              </w:rPr>
+              <w:t>!</w:t>
+            </w:r>
+            <w:r>
+              <w:rPr>
+                <w:rStyle w:val="codiinline"/>
+                <w:b w:val="0"/>
+                <w:bCs/>
+                <w:lang w:val="es-ES"/>
+              </w:rPr>
+              <w:t>=0</w:t>
             </w:r>
           </w:p>
         </w:tc>
@@ -4117,7 +4013,6 @@
           <w:p>
             <w:pPr>
               <w:pStyle w:val="Pargraf"/>
-              <w:jc w:val="left"/>
               <w:rPr>
                 <w:rStyle w:val="codiinline"/>
                 <w:b w:val="0"/>
@@ -4147,6 +4042,7 @@
                 <w:rStyle w:val="codiinline"/>
                 <w:b w:val="0"/>
                 <w:bCs/>
+                <w:color w:val="EE0000"/>
                 <w:lang w:val="es-ES"/>
               </w:rPr>
               <w:t>000</w:t>
@@ -4156,9 +4052,20 @@
                 <w:rStyle w:val="codiinline"/>
                 <w:b w:val="0"/>
                 <w:bCs/>
+                <w:color w:val="EE0000"/>
                 <w:lang w:val="es-ES"/>
               </w:rPr>
-              <w:t>40010</w:t>
+              <w:t>40</w:t>
+            </w:r>
+            <w:r>
+              <w:rPr>
+                <w:rStyle w:val="codiinline"/>
+                <w:b w:val="0"/>
+                <w:bCs/>
+                <w:color w:val="0070C0"/>
+                <w:lang w:val="es-ES"/>
+              </w:rPr>
+              <w:t>010</w:t>
             </w:r>
             <w:r>
               <w:rPr>
@@ -4590,7 +4497,6 @@
           <w:lang w:val="es-ES_tradnl"/>
         </w:rPr>
       </w:pPr>
-      <w:commentRangeStart w:id="3"/>
       <w:r>
         <w:rPr>
           <w:lang w:val="es-ES"/>
@@ -4622,16 +4528,6 @@
       </w:r>
       <w:r>
         <w:t xml:space="preserve">) </w:t>
-      </w:r>
-      <w:commentRangeEnd w:id="3"/>
-      <w:r>
-        <w:rPr>
-          <w:rStyle w:val="Refdecomentario"/>
-          <w:sz w:val="24"/>
-          <w:szCs w:val="24"/>
-          <w:lang w:val="es-ES"/>
-        </w:rPr>
-        <w:commentReference w:id="3"/>
       </w:r>
       <w:r>
         <w:rPr>
@@ -4749,7 +4645,29 @@
           <w:bCs/>
           <w:lang w:val="ca-ES"/>
         </w:rPr>
-        <w:t xml:space="preserve">cadena: .asciz </w:t>
+        <w:t xml:space="preserve">cadena: </w:t>
+      </w:r>
+      <w:commentRangeStart w:id="2"/>
+      <w:r>
+        <w:rPr>
+          <w:rStyle w:val="codiinline"/>
+          <w:bCs/>
+          <w:lang w:val="ca-ES"/>
+        </w:rPr>
+        <w:t xml:space="preserve">.asciz </w:t>
+      </w:r>
+      <w:commentRangeEnd w:id="2"/>
+      <w:r>
+        <w:rPr>
+          <w:rStyle w:val="Refdecomentario"/>
+          <w:b w:val="0"/>
+          <w:bCs/>
+          <w:w w:val="80"/>
+          <w:sz w:val="24"/>
+          <w:szCs w:val="24"/>
+          <w:lang w:val="ca-ES"/>
+        </w:rPr>
+        <w:commentReference w:id="2"/>
       </w:r>
       <w:r>
         <w:rPr>
@@ -4788,7 +4706,39 @@
           <w:b w:val="0"/>
           <w:bCs/>
         </w:rPr>
-        <w:t>0x2000B000</w:t>
+        <w:t>0x</w:t>
+      </w:r>
+      <w:r>
+        <w:rPr>
+          <w:rStyle w:val="codiinline"/>
+          <w:b w:val="0"/>
+          <w:bCs/>
+        </w:rPr>
+        <w:t>1</w:t>
+      </w:r>
+      <w:r>
+        <w:rPr>
+          <w:rStyle w:val="codiinline"/>
+          <w:b w:val="0"/>
+          <w:bCs/>
+        </w:rPr>
+        <w:t>000</w:t>
+      </w:r>
+      <w:r>
+        <w:rPr>
+          <w:rStyle w:val="codiinline"/>
+          <w:b w:val="0"/>
+          <w:bCs/>
+        </w:rPr>
+        <w:t>0</w:t>
+      </w:r>
+      <w:r>
+        <w:rPr>
+          <w:rStyle w:val="codiinline"/>
+          <w:b w:val="0"/>
+          <w:bCs/>
+        </w:rPr>
+        <w:t>000</w:t>
       </w:r>
       <w:r>
         <w:rPr>
@@ -4818,7 +4768,16 @@
           <w:bCs/>
           <w:lang w:val="es-ES"/>
         </w:rPr>
-        <w:t>x0</w:t>
+        <w:t>t</w:t>
+      </w:r>
+      <w:r>
+        <w:rPr>
+          <w:rStyle w:val="codiinline"/>
+          <w:b w:val="0"/>
+          <w:bCs/>
+          <w:lang w:val="es-ES"/>
+        </w:rPr>
+        <w:t>0</w:t>
       </w:r>
       <w:r>
         <w:rPr>
@@ -4865,7 +4824,39 @@
           <w:b w:val="0"/>
           <w:bCs/>
         </w:rPr>
-        <w:t>0x2000B000</w:t>
+        <w:t>0x</w:t>
+      </w:r>
+      <w:r>
+        <w:rPr>
+          <w:rStyle w:val="codiinline"/>
+          <w:b w:val="0"/>
+          <w:bCs/>
+        </w:rPr>
+        <w:t>1</w:t>
+      </w:r>
+      <w:r>
+        <w:rPr>
+          <w:rStyle w:val="codiinline"/>
+          <w:b w:val="0"/>
+          <w:bCs/>
+        </w:rPr>
+        <w:t>000</w:t>
+      </w:r>
+      <w:r>
+        <w:rPr>
+          <w:rStyle w:val="codiinline"/>
+          <w:b w:val="0"/>
+          <w:bCs/>
+        </w:rPr>
+        <w:t>0</w:t>
+      </w:r>
+      <w:r>
+        <w:rPr>
+          <w:rStyle w:val="codiinline"/>
+          <w:b w:val="0"/>
+          <w:bCs/>
+        </w:rPr>
+        <w:t>000</w:t>
       </w:r>
       <w:r>
         <w:rPr>
@@ -4964,801 +4955,996 @@
           <w:bCs/>
           <w:lang w:val="es-ES"/>
         </w:rPr>
+        <w:t>x1</w:t>
+      </w:r>
+      <w:r>
+        <w:rPr>
+          <w:rStyle w:val="codiinline"/>
+          <w:b w:val="0"/>
+          <w:bCs/>
+          <w:lang w:val="es-ES"/>
+        </w:rPr>
+        <w:t>,cadena</w:t>
+      </w:r>
+      <w:r>
+        <w:rPr>
+          <w:lang w:val="es-ES"/>
+        </w:rPr>
+        <w:t xml:space="preserve"> copiará en </w:t>
+      </w:r>
+      <w:r>
+        <w:rPr>
+          <w:rStyle w:val="codiinline"/>
+          <w:b w:val="0"/>
+          <w:bCs/>
+          <w:lang w:val="es-ES"/>
+        </w:rPr>
+        <w:t>t1</w:t>
+      </w:r>
+      <w:r>
+        <w:rPr>
+          <w:lang w:val="es-ES"/>
+        </w:rPr>
+        <w:t xml:space="preserve"> el valor </w:t>
+      </w:r>
+      <w:r>
+        <w:rPr>
+          <w:rStyle w:val="codiinline"/>
+          <w:b w:val="0"/>
+          <w:bCs/>
+        </w:rPr>
+        <w:t>0x</w:t>
+      </w:r>
+      <w:r>
+        <w:rPr>
+          <w:rStyle w:val="codiinline"/>
+          <w:b w:val="0"/>
+          <w:bCs/>
+        </w:rPr>
+        <w:t>1</w:t>
+      </w:r>
+      <w:r>
+        <w:rPr>
+          <w:rStyle w:val="codiinline"/>
+          <w:b w:val="0"/>
+          <w:bCs/>
+        </w:rPr>
+        <w:t>000</w:t>
+      </w:r>
+      <w:r>
+        <w:rPr>
+          <w:rStyle w:val="codiinline"/>
+          <w:b w:val="0"/>
+          <w:bCs/>
+        </w:rPr>
+        <w:t>0</w:t>
+      </w:r>
+      <w:r>
+        <w:rPr>
+          <w:rStyle w:val="codiinline"/>
+          <w:b w:val="0"/>
+          <w:bCs/>
+        </w:rPr>
+        <w:t>00</w:t>
+      </w:r>
+      <w:r>
+        <w:rPr>
+          <w:rStyle w:val="codiinline"/>
+          <w:b w:val="0"/>
+          <w:bCs/>
+        </w:rPr>
+        <w:t>4</w:t>
+      </w:r>
+      <w:r>
+        <w:rPr>
+          <w:lang w:val="es-ES"/>
+        </w:rPr>
+        <w:t xml:space="preserve">, que corresponde a la dirección donde se almacena el código ASCII del carácter </w:t>
+      </w:r>
+      <w:r>
+        <w:rPr>
+          <w:rStyle w:val="codiinline"/>
+          <w:bCs/>
+        </w:rPr>
+        <w:t>“</w:t>
+      </w:r>
+      <w:r>
+        <w:rPr>
+          <w:rStyle w:val="codiinline"/>
+          <w:b w:val="0"/>
+          <w:bCs/>
+        </w:rPr>
+        <w:t>H</w:t>
+      </w:r>
+      <w:r>
+        <w:rPr>
+          <w:rStyle w:val="codiinline"/>
+          <w:bCs/>
+        </w:rPr>
+        <w:t>”</w:t>
+      </w:r>
+      <w:r>
+        <w:rPr>
+          <w:lang w:val="es-ES"/>
+        </w:rPr>
+        <w:t xml:space="preserve"> de la cadena </w:t>
+      </w:r>
+      <w:r>
+        <w:rPr>
+          <w:rStyle w:val="codiinline"/>
+          <w:b w:val="0"/>
+        </w:rPr>
+        <w:t>“Hola mundo”</w:t>
+      </w:r>
+      <w:r>
+        <w:rPr>
+          <w:lang w:val="es-ES"/>
+        </w:rPr>
+        <w:t xml:space="preserve">. </w:t>
+      </w:r>
+    </w:p>
+    <w:p>
+      <w:pPr>
+        <w:pStyle w:val="Pargraf"/>
+        <w:rPr>
+          <w:lang w:val="es-ES"/>
+        </w:rPr>
+      </w:pPr>
+      <w:r>
+        <w:rPr>
+          <w:lang w:val="es-ES"/>
+        </w:rPr>
+        <w:t xml:space="preserve">En </w:t>
+      </w:r>
+      <w:r>
+        <w:rPr>
+          <w:lang w:val="es-ES"/>
+        </w:rPr>
+        <w:t xml:space="preserve">RISC-V, el segmento de datos no reside en una dirección de memoria prefijada por el programador. Esa dirección, tal y como ocurre, en el mundo real, se fija cuando el sistema </w:t>
+      </w:r>
+      <w:r>
+        <w:rPr>
+          <w:lang w:val="es-ES"/>
+        </w:rPr>
         <w:lastRenderedPageBreak/>
-        <w:t>x1</w:t>
-      </w:r>
-      <w:r>
-        <w:rPr>
-          <w:rStyle w:val="codiinline"/>
-          <w:b w:val="0"/>
-          <w:bCs/>
-          <w:lang w:val="es-ES"/>
-        </w:rPr>
-        <w:t>,cadena</w:t>
-      </w:r>
-      <w:r>
-        <w:rPr>
-          <w:lang w:val="es-ES"/>
-        </w:rPr>
-        <w:t xml:space="preserve"> copiará en </w:t>
-      </w:r>
-      <w:r>
-        <w:rPr>
-          <w:rStyle w:val="codiinline"/>
-          <w:b w:val="0"/>
-          <w:bCs/>
-          <w:lang w:val="es-ES"/>
-        </w:rPr>
-        <w:t>t1</w:t>
-      </w:r>
-      <w:r>
-        <w:rPr>
-          <w:lang w:val="es-ES"/>
-        </w:rPr>
-        <w:t xml:space="preserve"> el valor </w:t>
-      </w:r>
-      <w:r>
-        <w:rPr>
-          <w:rStyle w:val="codiinline"/>
-          <w:b w:val="0"/>
-          <w:bCs/>
-        </w:rPr>
-        <w:t>0x2000B004</w:t>
-      </w:r>
-      <w:r>
-        <w:rPr>
-          <w:lang w:val="es-ES"/>
-        </w:rPr>
-        <w:t xml:space="preserve">, que corresponde a la dirección donde se almacena el código ASCII del carácter </w:t>
-      </w:r>
-      <w:r>
-        <w:rPr>
-          <w:rStyle w:val="codiinline"/>
-          <w:bCs/>
+        <w:t xml:space="preserve">operativo (SO) carga el programa en memoria para su ejecución. Como consecuencia, la pseudoinstrucción </w:t>
+      </w:r>
+      <w:r>
+        <w:rPr>
+          <w:rFonts w:ascii="Courier New" w:hAnsi="Courier New" w:cs="Courier New"/>
+          <w:lang w:val="es-ES"/>
+        </w:rPr>
+        <w:t>la</w:t>
+      </w:r>
+      <w:r>
+        <w:rPr>
+          <w:lang w:val="es-ES"/>
+        </w:rPr>
+        <w:t xml:space="preserve"> se traduce</w:t>
+      </w:r>
+      <w:r>
+        <w:rPr>
+          <w:lang w:val="es-ES"/>
+        </w:rPr>
+        <w:t xml:space="preserve"> la instrucci</w:t>
+      </w:r>
+      <w:r>
+        <w:rPr>
+          <w:lang w:val="es-ES"/>
+        </w:rPr>
+        <w:t>ón</w:t>
+      </w:r>
+      <w:r>
+        <w:rPr>
+          <w:lang w:val="es-ES"/>
+        </w:rPr>
+        <w:t xml:space="preserve"> </w:t>
+      </w:r>
+      <w:r>
+        <w:rPr>
+          <w:rFonts w:ascii="Courier New" w:hAnsi="Courier New" w:cs="Courier New"/>
+          <w:lang w:val="es-ES"/>
+        </w:rPr>
+        <w:t>auipc</w:t>
+      </w:r>
+      <w:r>
+        <w:rPr>
+          <w:lang w:val="es-ES"/>
+        </w:rPr>
+        <w:t xml:space="preserve"> (</w:t>
+      </w:r>
+      <w:r>
+        <w:rPr>
+          <w:i/>
+          <w:iCs/>
+          <w:lang w:val="es-ES"/>
+        </w:rPr>
+        <w:t>a</w:t>
+      </w:r>
+      <w:r>
+        <w:rPr>
+          <w:i/>
+          <w:iCs/>
+          <w:lang w:val="es-ES"/>
+        </w:rPr>
+        <w:t xml:space="preserve">dd </w:t>
+      </w:r>
+      <w:r>
+        <w:rPr>
+          <w:i/>
+          <w:iCs/>
+          <w:lang w:val="es-ES"/>
+        </w:rPr>
+        <w:t>u</w:t>
+      </w:r>
+      <w:r>
+        <w:rPr>
+          <w:i/>
+          <w:iCs/>
+          <w:lang w:val="es-ES"/>
+        </w:rPr>
+        <w:t xml:space="preserve">pper </w:t>
+      </w:r>
+      <w:r>
+        <w:rPr>
+          <w:i/>
+          <w:iCs/>
+          <w:lang w:val="es-ES"/>
+        </w:rPr>
+        <w:t>i</w:t>
+      </w:r>
+      <w:r>
+        <w:rPr>
+          <w:i/>
+          <w:iCs/>
+          <w:lang w:val="es-ES"/>
+        </w:rPr>
+        <w:t>nmediate to PC</w:t>
+      </w:r>
+      <w:r>
+        <w:rPr>
+          <w:lang w:val="es-ES"/>
+        </w:rPr>
+        <w:t>), que utiliza un modo de direccionamiento relativo al PC. Esta</w:t>
+      </w:r>
+      <w:r>
+        <w:rPr>
+          <w:lang w:val="es-ES"/>
+        </w:rPr>
+        <w:t xml:space="preserve"> </w:t>
+      </w:r>
+      <w:r>
+        <w:rPr>
+          <w:lang w:val="es-ES"/>
+        </w:rPr>
+        <w:t>instrucción asigna al registro de destino el resultado de sumar al PC el contenido de su operando inmediato (de 12 bits) extendido a 20 bits.</w:t>
+      </w:r>
+      <w:r>
+        <w:rPr>
+          <w:lang w:val="es-ES"/>
+        </w:rPr>
+        <w:t xml:space="preserve"> Consideremos este ejemplo:</w:t>
+      </w:r>
+    </w:p>
+    <w:p>
+      <w:pPr>
+        <w:pStyle w:val="Codi"/>
+        <w:spacing w:line="240" w:lineRule="atLeast"/>
+        <w:ind w:left="2832" w:right="2262"/>
+        <w:jc w:val="left"/>
+        <w:rPr>
+          <w:rStyle w:val="codiinline"/>
+          <w:bCs/>
+          <w:lang w:val="ca-ES"/>
+        </w:rPr>
+      </w:pPr>
+      <w:r>
+        <w:rPr>
+          <w:rStyle w:val="codiinline"/>
+          <w:b/>
+          <w:sz w:val="18"/>
+          <w:lang w:val="ca-ES"/>
+        </w:rPr>
+        <w:t xml:space="preserve">        </w:t>
+      </w:r>
+      <w:r>
+        <w:rPr>
+          <w:rStyle w:val="codiinline"/>
+          <w:b/>
+          <w:sz w:val="18"/>
+          <w:lang w:val="ca-ES"/>
+        </w:rPr>
+        <w:t xml:space="preserve">   </w:t>
+      </w:r>
+      <w:r>
+        <w:rPr>
+          <w:rStyle w:val="codiinline"/>
+          <w:bCs/>
+          <w:lang w:val="ca-ES"/>
+        </w:rPr>
+        <w:t>.data</w:t>
+      </w:r>
+    </w:p>
+    <w:p>
+      <w:pPr>
+        <w:pStyle w:val="Codi"/>
+        <w:spacing w:line="240" w:lineRule="atLeast"/>
+        <w:ind w:left="2832" w:right="2262"/>
+        <w:jc w:val="left"/>
+        <w:rPr>
+          <w:rStyle w:val="codiinline"/>
+          <w:bCs/>
+        </w:rPr>
+      </w:pPr>
+      <w:r>
+        <w:rPr>
+          <w:rStyle w:val="codiinline"/>
+          <w:bCs/>
+          <w:lang w:val="ca-ES"/>
+        </w:rPr>
+        <w:t>aux:    .word -1</w:t>
+      </w:r>
+    </w:p>
+    <w:p>
+      <w:pPr>
+        <w:pStyle w:val="Codi"/>
+        <w:spacing w:line="240" w:lineRule="atLeast"/>
+        <w:ind w:left="2832" w:right="2262"/>
+        <w:jc w:val="left"/>
+        <w:rPr>
+          <w:rStyle w:val="codiinline"/>
+          <w:bCs/>
+          <w:lang w:val="ca-ES"/>
+        </w:rPr>
+      </w:pPr>
+      <w:r>
+        <w:rPr>
+          <w:rStyle w:val="codiinline"/>
+          <w:bCs/>
+          <w:lang w:val="ca-ES"/>
+        </w:rPr>
+        <w:t xml:space="preserve">cadena: .asciz </w:t>
+      </w:r>
+      <w:r>
+        <w:rPr>
+          <w:rStyle w:val="codiinline"/>
+          <w:bCs/>
+          <w:lang w:val="ca-ES"/>
         </w:rPr>
         <w:t>“</w:t>
       </w:r>
       <w:r>
         <w:rPr>
           <w:rStyle w:val="codiinline"/>
-          <w:b w:val="0"/>
-          <w:bCs/>
-        </w:rPr>
-        <w:t>H</w:t>
-      </w:r>
-      <w:r>
-        <w:rPr>
-          <w:rStyle w:val="codiinline"/>
-          <w:bCs/>
-        </w:rPr>
-        <w:t>”</w:t>
-      </w:r>
-      <w:r>
-        <w:rPr>
-          <w:lang w:val="es-ES"/>
-        </w:rPr>
-        <w:t xml:space="preserve"> de la cadena </w:t>
-      </w:r>
-      <w:r>
-        <w:rPr>
-          <w:rStyle w:val="codiinline"/>
-          <w:b w:val="0"/>
-        </w:rPr>
-        <w:t>“Hola mundo”</w:t>
-      </w:r>
-      <w:r>
-        <w:rPr>
-          <w:lang w:val="es-ES"/>
+          <w:bCs/>
+          <w:lang w:val="ca-ES"/>
+        </w:rPr>
+        <w:t>Hola mundo”</w:t>
+      </w:r>
+    </w:p>
+    <w:p>
+      <w:pPr>
+        <w:pStyle w:val="Codi"/>
+        <w:spacing w:line="240" w:lineRule="atLeast"/>
+        <w:ind w:left="2832" w:right="2262"/>
+        <w:jc w:val="left"/>
+        <w:rPr>
+          <w:rStyle w:val="codiinline"/>
+          <w:bCs/>
+          <w:lang w:val="ca-ES"/>
+        </w:rPr>
+      </w:pPr>
+    </w:p>
+    <w:p>
+      <w:pPr>
+        <w:pStyle w:val="Codi"/>
+        <w:spacing w:line="240" w:lineRule="atLeast"/>
+        <w:ind w:left="2832" w:right="2262"/>
+        <w:jc w:val="left"/>
+        <w:rPr>
+          <w:rStyle w:val="codiinline"/>
+          <w:bCs/>
+          <w:lang w:val="ca-ES"/>
+        </w:rPr>
+      </w:pPr>
+      <w:r>
+        <w:rPr>
+          <w:rStyle w:val="codiinline"/>
+          <w:bCs/>
+          <w:lang w:val="ca-ES"/>
+        </w:rPr>
+        <w:t xml:space="preserve">        .text</w:t>
+      </w:r>
+    </w:p>
+    <w:p>
+      <w:pPr>
+        <w:pStyle w:val="Codi"/>
+        <w:spacing w:line="240" w:lineRule="atLeast"/>
+        <w:ind w:left="2832" w:right="2262"/>
+        <w:jc w:val="left"/>
+        <w:rPr>
+          <w:rStyle w:val="codiinline"/>
+          <w:bCs/>
+          <w:lang w:val="ca-ES"/>
+        </w:rPr>
+      </w:pPr>
+      <w:r>
+        <w:rPr>
+          <w:rStyle w:val="codiinline"/>
+          <w:bCs/>
+          <w:lang w:val="ca-ES"/>
+        </w:rPr>
+        <w:t>la      t1,aux</w:t>
+      </w:r>
+    </w:p>
+    <w:p>
+      <w:pPr>
+        <w:pStyle w:val="Codi"/>
+        <w:spacing w:line="240" w:lineRule="atLeast"/>
+        <w:ind w:left="2832" w:right="2262"/>
+        <w:jc w:val="left"/>
+        <w:rPr>
+          <w:rStyle w:val="codiinline"/>
+          <w:bCs/>
+        </w:rPr>
+      </w:pPr>
+      <w:r>
+        <w:rPr>
+          <w:rStyle w:val="codiinline"/>
+          <w:bCs/>
+          <w:lang w:val="ca-ES"/>
+        </w:rPr>
+        <w:t>la      t2,cadena</w:t>
+      </w:r>
+    </w:p>
+    <w:p>
+      <w:pPr>
+        <w:pStyle w:val="Pargraf"/>
+        <w:rPr>
+          <w:lang w:val="es-ES"/>
+        </w:rPr>
+      </w:pPr>
+    </w:p>
+    <w:p>
+      <w:pPr>
+        <w:pStyle w:val="Pargraf"/>
+        <w:rPr>
+          <w:lang w:val="es-ES"/>
+        </w:rPr>
+      </w:pPr>
+      <w:r>
+        <w:rPr>
+          <w:lang w:val="es-ES"/>
+        </w:rPr>
+        <w:t xml:space="preserve">donde vamos a asumir que el SO </w:t>
+      </w:r>
+      <w:r>
+        <w:rPr>
+          <w:lang w:val="es-ES"/>
+        </w:rPr>
+        <w:t xml:space="preserve">carga el segmento de datos a partir de la dirección </w:t>
+      </w:r>
+      <w:r>
+        <w:rPr>
+          <w:rStyle w:val="codiinline"/>
+          <w:b w:val="0"/>
+          <w:bCs/>
+        </w:rPr>
+        <w:t>0x</w:t>
+      </w:r>
+      <w:r>
+        <w:rPr>
+          <w:rStyle w:val="codiinline"/>
+          <w:b w:val="0"/>
+          <w:bCs/>
+        </w:rPr>
+        <w:t>1</w:t>
+      </w:r>
+      <w:r>
+        <w:rPr>
+          <w:rStyle w:val="codiinline"/>
+          <w:b w:val="0"/>
+          <w:bCs/>
+        </w:rPr>
+        <w:t>000</w:t>
+      </w:r>
+      <w:r>
+        <w:rPr>
+          <w:rStyle w:val="codiinline"/>
+          <w:b w:val="0"/>
+          <w:bCs/>
+        </w:rPr>
+        <w:t>0</w:t>
+      </w:r>
+      <w:r>
+        <w:rPr>
+          <w:rStyle w:val="codiinline"/>
+          <w:b w:val="0"/>
+          <w:bCs/>
+        </w:rPr>
+        <w:t>000</w:t>
+      </w:r>
+      <w:r>
+        <w:rPr>
+          <w:rStyle w:val="codiinline"/>
+          <w:b w:val="0"/>
+          <w:bCs/>
+        </w:rPr>
+        <w:t xml:space="preserve"> </w:t>
+      </w:r>
+      <w:r>
+        <w:rPr>
+          <w:lang w:val="es-ES"/>
+        </w:rPr>
+        <w:t xml:space="preserve">y el segmento de instrucciones a partir de la dirección </w:t>
+      </w:r>
+      <w:r>
+        <w:rPr>
+          <w:rStyle w:val="codiinline"/>
+          <w:b w:val="0"/>
+          <w:bCs/>
+        </w:rPr>
+        <w:t>0x</w:t>
+      </w:r>
+      <w:r>
+        <w:rPr>
+          <w:rStyle w:val="codiinline"/>
+          <w:b w:val="0"/>
+          <w:bCs/>
+        </w:rPr>
+        <w:t>0</w:t>
+      </w:r>
+      <w:r>
+        <w:rPr>
+          <w:rStyle w:val="codiinline"/>
+          <w:b w:val="0"/>
+          <w:bCs/>
+        </w:rPr>
+        <w:t>000</w:t>
+      </w:r>
+      <w:r>
+        <w:rPr>
+          <w:rStyle w:val="codiinline"/>
+          <w:b w:val="0"/>
+          <w:bCs/>
+        </w:rPr>
+        <w:t>0</w:t>
+      </w:r>
+      <w:r>
+        <w:rPr>
+          <w:rStyle w:val="codiinline"/>
+          <w:b w:val="0"/>
+          <w:bCs/>
+        </w:rPr>
+        <w:t>000</w:t>
+      </w:r>
+      <w:r>
+        <w:rPr>
+          <w:rStyle w:val="codiinline"/>
+          <w:b w:val="0"/>
+          <w:bCs/>
         </w:rPr>
         <w:t xml:space="preserve">. </w:t>
       </w:r>
+      <w:r>
+        <w:rPr>
+          <w:lang w:val="es-ES"/>
+        </w:rPr>
+        <w:t xml:space="preserve">El ensamblador de RISC-V traduce las dos pseudoinstrucciones </w:t>
+      </w:r>
+      <w:r>
+        <w:rPr>
+          <w:lang w:val="es-ES"/>
+        </w:rPr>
+        <w:t xml:space="preserve">anteriores de tipo </w:t>
+      </w:r>
+      <w:r>
+        <w:rPr>
+          <w:rFonts w:ascii="Courier New" w:hAnsi="Courier New" w:cs="Courier New"/>
+          <w:lang w:val="es-ES"/>
+        </w:rPr>
+        <w:t>la</w:t>
+      </w:r>
+      <w:r>
+        <w:rPr>
+          <w:lang w:val="es-ES"/>
+        </w:rPr>
+        <w:t xml:space="preserve"> de la siguiente forma:</w:t>
+      </w:r>
+    </w:p>
+    <w:p>
+      <w:pPr>
+        <w:pStyle w:val="Codi"/>
+        <w:spacing w:line="240" w:lineRule="atLeast"/>
+        <w:ind w:left="2832" w:right="275"/>
+        <w:jc w:val="left"/>
+        <w:rPr>
+          <w:rStyle w:val="codiinline"/>
+          <w:bCs/>
+          <w:lang w:val="ca-ES"/>
+        </w:rPr>
+      </w:pPr>
+      <w:r>
+        <w:rPr>
+          <w:rStyle w:val="codiinline"/>
+          <w:bCs/>
+          <w:lang w:val="ca-ES"/>
+        </w:rPr>
+        <w:t>auipc</w:t>
+      </w:r>
+      <w:r>
+        <w:rPr>
+          <w:rStyle w:val="codiinline"/>
+          <w:bCs/>
+          <w:lang w:val="ca-ES"/>
+        </w:rPr>
+        <w:t xml:space="preserve">   </w:t>
+      </w:r>
+      <w:r>
+        <w:rPr>
+          <w:rStyle w:val="codiinline"/>
+          <w:bCs/>
+          <w:lang w:val="ca-ES"/>
+        </w:rPr>
+        <w:t>x5,0x10000    # la t1,aux (t1 es x5)</w:t>
+      </w:r>
+    </w:p>
+    <w:p>
+      <w:pPr>
+        <w:pStyle w:val="Codi"/>
+        <w:spacing w:line="240" w:lineRule="atLeast"/>
+        <w:ind w:left="2832" w:right="275"/>
+        <w:jc w:val="left"/>
+        <w:rPr>
+          <w:rStyle w:val="codiinline"/>
+          <w:bCs/>
+          <w:lang w:val="ca-ES"/>
+        </w:rPr>
+      </w:pPr>
+      <w:r>
+        <w:rPr>
+          <w:rStyle w:val="codiinline"/>
+          <w:bCs/>
+          <w:lang w:val="ca-ES"/>
+        </w:rPr>
+        <w:t>addi</w:t>
+      </w:r>
+      <w:r>
+        <w:rPr>
+          <w:rStyle w:val="codiinline"/>
+          <w:bCs/>
+          <w:lang w:val="ca-ES"/>
+        </w:rPr>
+        <w:t xml:space="preserve">    </w:t>
+      </w:r>
+      <w:r>
+        <w:rPr>
+          <w:rStyle w:val="codiinline"/>
+          <w:bCs/>
+          <w:lang w:val="ca-ES"/>
+        </w:rPr>
+        <w:t>x5</w:t>
+      </w:r>
+      <w:r>
+        <w:rPr>
+          <w:rStyle w:val="codiinline"/>
+          <w:bCs/>
+          <w:lang w:val="ca-ES"/>
+        </w:rPr>
+        <w:t>,</w:t>
+      </w:r>
+      <w:r>
+        <w:rPr>
+          <w:rStyle w:val="codiinline"/>
+          <w:bCs/>
+          <w:lang w:val="ca-ES"/>
+        </w:rPr>
+        <w:t>x5,0</w:t>
+      </w:r>
+    </w:p>
+    <w:p>
+      <w:pPr>
+        <w:pStyle w:val="Codi"/>
+        <w:spacing w:line="240" w:lineRule="atLeast"/>
+        <w:ind w:left="2832" w:right="275"/>
+        <w:jc w:val="left"/>
+        <w:rPr>
+          <w:rStyle w:val="codiinline"/>
+          <w:bCs/>
+          <w:lang w:val="ca-ES"/>
+        </w:rPr>
+      </w:pPr>
+      <w:r>
+        <w:rPr>
+          <w:rStyle w:val="codiinline"/>
+          <w:bCs/>
+          <w:lang w:val="ca-ES"/>
+        </w:rPr>
+        <w:t>auipc   x6,0x10000   # la t2,cadena (t2 es x6)</w:t>
+      </w:r>
+    </w:p>
+    <w:p>
+      <w:pPr>
+        <w:pStyle w:val="Codi"/>
+        <w:spacing w:line="240" w:lineRule="atLeast"/>
+        <w:ind w:left="2832" w:right="275"/>
+        <w:jc w:val="left"/>
+        <w:rPr>
+          <w:rStyle w:val="codiinline"/>
+          <w:bCs/>
+        </w:rPr>
+      </w:pPr>
+      <w:r>
+        <w:rPr>
+          <w:rStyle w:val="codiinline"/>
+          <w:bCs/>
+          <w:lang w:val="ca-ES"/>
+        </w:rPr>
+        <w:t>addi    x6,x6,-4</w:t>
+      </w:r>
+      <w:r>
+        <w:rPr>
+          <w:rStyle w:val="codiinline"/>
+          <w:bCs/>
+          <w:lang w:val="ca-ES"/>
+        </w:rPr>
+        <w:t xml:space="preserve">     # -4 en hex es 0xFFFFFFFC</w:t>
+      </w:r>
     </w:p>
     <w:p>
       <w:pPr>
         <w:pStyle w:val="Pargraf"/>
-        <w:ind w:left="708"/>
-        <w:rPr>
-          <w:lang w:val="es-ES"/>
-        </w:rPr>
-      </w:pPr>
-      <w:r>
-        <w:rPr>
-          <w:lang w:val="es-ES"/>
-        </w:rPr>
-        <w:t>En definitiva, si nos fijamos, estamos en un caso similar al de la pseudoi</w:t>
-      </w:r>
-      <w:r>
-        <w:rPr>
-          <w:lang w:val="es-ES"/>
-        </w:rPr>
-        <w:t>nstrucció</w:t>
-      </w:r>
-      <w:r>
-        <w:rPr>
-          <w:lang w:val="es-ES"/>
-        </w:rPr>
-        <w:t>n</w:t>
-      </w:r>
-      <w:r>
-        <w:rPr>
+        <w:rPr>
+          <w:lang w:val="es-ES"/>
+        </w:rPr>
+      </w:pPr>
+    </w:p>
+    <w:p>
+      <w:pPr>
+        <w:pStyle w:val="Pargraf"/>
+        <w:rPr>
+          <w:lang w:val="es-ES"/>
+        </w:rPr>
+      </w:pPr>
+      <w:r>
+        <w:rPr>
+          <w:lang w:val="es-ES"/>
+        </w:rPr>
+        <w:t>Para entenderlo, hay que recordar que</w:t>
+      </w:r>
+      <w:r>
+        <w:rPr>
+          <w:lang w:val="es-ES"/>
+        </w:rPr>
+        <w:t>, por la disposición del segmento de datos,</w:t>
+      </w:r>
+      <w:r>
+        <w:rPr>
+          <w:lang w:val="es-ES"/>
+        </w:rPr>
+        <w:t xml:space="preserve"> la primera instrucción </w:t>
+      </w:r>
+      <w:r>
+        <w:rPr>
+          <w:rFonts w:ascii="Courier New" w:hAnsi="Courier New" w:cs="Courier New"/>
+          <w:lang w:val="es-ES"/>
+        </w:rPr>
+        <w:t>auipc</w:t>
+      </w:r>
+      <w:r>
+        <w:rPr>
+          <w:lang w:val="es-ES"/>
+        </w:rPr>
+        <w:t xml:space="preserve"> está en la dirección de memoria </w:t>
+      </w:r>
+      <w:r>
+        <w:rPr>
+          <w:rFonts w:ascii="Courier New" w:hAnsi="Courier New" w:cs="Courier New"/>
+          <w:lang w:val="es-ES"/>
+        </w:rPr>
+        <w:t>0x00000000</w:t>
+      </w:r>
+      <w:r>
+        <w:rPr>
+          <w:lang w:val="es-ES"/>
+        </w:rPr>
+        <w:t xml:space="preserve">. Así, tras ejecutarla </w:t>
+      </w:r>
+      <w:r>
+        <w:rPr>
+          <w:rFonts w:ascii="Courier New" w:hAnsi="Courier New" w:cs="Courier New"/>
+          <w:lang w:val="es-ES"/>
+        </w:rPr>
+        <w:t>x5 = PC</w:t>
+      </w:r>
+      <w:r>
+        <w:rPr>
+          <w:rFonts w:ascii="Courier New" w:hAnsi="Courier New" w:cs="Courier New"/>
           <w:lang w:val="es-ES"/>
         </w:rPr>
         <w:t xml:space="preserve"> </w:t>
       </w:r>
       <w:r>
         <w:rPr>
-          <w:rStyle w:val="codiinline"/>
-          <w:b w:val="0"/>
-          <w:bCs/>
-        </w:rPr>
-        <w:t>li</w:t>
-      </w:r>
-      <w:r>
-        <w:rPr>
-          <w:lang w:val="es-ES"/>
-        </w:rPr>
-        <w:t xml:space="preserve">, pero en este caso el valor a escribir es un dato de 32 bits que ahora corresponde a una información interpretada como una dirección de memoria. Por consiguiente, la traducción en instrucciones máquina también se hará por medio de </w:t>
-      </w:r>
-      <w:r>
-        <w:rPr>
-          <w:rStyle w:val="codiinline"/>
-          <w:b w:val="0"/>
-          <w:bCs/>
-        </w:rPr>
-        <w:t>lui</w:t>
-      </w:r>
-      <w:r>
-        <w:rPr>
-          <w:lang w:val="es-ES"/>
-        </w:rPr>
-        <w:t xml:space="preserve"> y </w:t>
-      </w:r>
-      <w:r>
-        <w:rPr>
-          <w:rStyle w:val="codiinline"/>
-          <w:b w:val="0"/>
-          <w:bCs/>
-        </w:rPr>
-        <w:t>addi</w:t>
-      </w:r>
-      <w:r>
-        <w:rPr>
-          <w:lang w:val="es-ES"/>
-        </w:rPr>
-        <w:t xml:space="preserve">. </w:t>
-      </w:r>
-      <w:r>
-        <w:rPr>
-          <w:lang w:val="es-ES"/>
-        </w:rPr>
-        <w:t>Así, la traducción de las dos pseudoinstruccion</w:t>
-      </w:r>
-      <w:r>
-        <w:rPr>
-          <w:lang w:val="es-ES"/>
-        </w:rPr>
-        <w:t>e</w:t>
-      </w:r>
-      <w:r>
-        <w:rPr>
-          <w:lang w:val="es-ES"/>
-        </w:rPr>
-        <w:t xml:space="preserve">s </w:t>
-      </w:r>
-      <w:r>
-        <w:rPr>
-          <w:rStyle w:val="codiinline"/>
-          <w:b w:val="0"/>
-          <w:bCs/>
-        </w:rPr>
-        <w:t>la</w:t>
-      </w:r>
-      <w:r>
-        <w:rPr>
-          <w:lang w:val="es-ES"/>
-        </w:rPr>
-        <w:t xml:space="preserve"> anteriores en instrucciones máquina se puede hacer así:</w:t>
-      </w:r>
-    </w:p>
-    <w:p>
-      <w:pPr>
-        <w:pStyle w:val="Codi"/>
-        <w:spacing w:line="240" w:lineRule="auto"/>
-        <w:ind w:left="1416" w:right="1126"/>
-        <w:jc w:val="left"/>
-        <w:rPr>
-          <w:rStyle w:val="codiinline"/>
-          <w:lang w:val="fr-FR"/>
-        </w:rPr>
-      </w:pPr>
-      <w:r>
-        <w:rPr>
-          <w:rStyle w:val="codiinline"/>
-          <w:lang w:val="fr-FR"/>
-        </w:rPr>
-        <w:t xml:space="preserve">lui </w:t>
-      </w:r>
-      <w:r>
-        <w:rPr>
-          <w:rStyle w:val="codiinline"/>
-          <w:lang w:val="fr-FR"/>
-        </w:rPr>
-        <w:t>x1</w:t>
-      </w:r>
-      <w:r>
-        <w:rPr>
-          <w:rStyle w:val="codiinline"/>
-          <w:lang w:val="fr-FR"/>
-        </w:rPr>
-        <w:t xml:space="preserve">, 0x10000       # </w:t>
-      </w:r>
-      <w:r>
-        <w:rPr>
-          <w:rStyle w:val="codiinline"/>
-          <w:lang w:val="fr-FR"/>
-        </w:rPr>
-        <w:t>x</w:t>
-      </w:r>
-      <w:r>
-        <w:rPr>
-          <w:rStyle w:val="codiinline"/>
-          <w:lang w:val="fr-FR"/>
-        </w:rPr>
-        <w:t>0 = 0x10000 &lt;&lt; 12 = 0x10000000</w:t>
-      </w:r>
-    </w:p>
-    <w:p>
-      <w:pPr>
-        <w:pStyle w:val="Codi"/>
-        <w:spacing w:line="240" w:lineRule="auto"/>
-        <w:ind w:left="1416" w:right="1126"/>
-        <w:jc w:val="left"/>
-        <w:rPr>
-          <w:rStyle w:val="codiinline"/>
-          <w:lang w:val="fr-FR"/>
-        </w:rPr>
-      </w:pPr>
-      <w:r>
-        <w:rPr>
-          <w:rStyle w:val="codiinline"/>
-          <w:lang w:val="fr-FR"/>
-        </w:rPr>
-        <w:t xml:space="preserve">lui </w:t>
-      </w:r>
-      <w:r>
-        <w:rPr>
-          <w:rStyle w:val="codiinline"/>
-          <w:lang w:val="fr-FR"/>
-        </w:rPr>
-        <w:t>x2</w:t>
-      </w:r>
-      <w:r>
-        <w:rPr>
-          <w:rStyle w:val="codiinline"/>
-          <w:lang w:val="fr-FR"/>
-        </w:rPr>
-        <w:t xml:space="preserve">, 0x10000       # </w:t>
-      </w:r>
-      <w:r>
-        <w:rPr>
-          <w:rStyle w:val="codiinline"/>
-          <w:lang w:val="fr-FR"/>
-        </w:rPr>
-        <w:t>x</w:t>
-      </w:r>
-      <w:r>
-        <w:rPr>
-          <w:rStyle w:val="codiinline"/>
-          <w:lang w:val="fr-FR"/>
-        </w:rPr>
-        <w:t>1 = 0x10000000</w:t>
-      </w:r>
-    </w:p>
-    <w:p>
-      <w:pPr>
-        <w:pStyle w:val="Codi"/>
-        <w:spacing w:line="240" w:lineRule="auto"/>
-        <w:ind w:left="1416" w:right="1126"/>
-        <w:jc w:val="left"/>
-        <w:rPr>
-          <w:rStyle w:val="codiinline"/>
-          <w:lang w:val="fr-FR"/>
-        </w:rPr>
-      </w:pPr>
-      <w:r>
-        <w:rPr>
-          <w:rStyle w:val="codiinline"/>
-          <w:lang w:val="fr-FR"/>
-        </w:rPr>
-        <w:t xml:space="preserve">addi </w:t>
-      </w:r>
-      <w:r>
-        <w:rPr>
-          <w:rStyle w:val="codiinline"/>
-          <w:lang w:val="fr-FR"/>
-        </w:rPr>
-        <w:t>x2</w:t>
-      </w:r>
-      <w:r>
-        <w:rPr>
-          <w:rStyle w:val="codiinline"/>
-          <w:lang w:val="fr-FR"/>
-        </w:rPr>
-        <w:t xml:space="preserve">, </w:t>
-      </w:r>
-      <w:r>
-        <w:rPr>
-          <w:rStyle w:val="codiinline"/>
-          <w:lang w:val="fr-FR"/>
-        </w:rPr>
-        <w:t>x2</w:t>
-      </w:r>
-      <w:r>
-        <w:rPr>
-          <w:rStyle w:val="codiinline"/>
-          <w:lang w:val="fr-FR"/>
-        </w:rPr>
-        <w:t xml:space="preserve">, 0x004    # </w:t>
-      </w:r>
-      <w:r>
-        <w:rPr>
-          <w:rStyle w:val="codiinline"/>
-          <w:lang w:val="fr-FR"/>
-        </w:rPr>
-        <w:t>x2</w:t>
-      </w:r>
-      <w:r>
-        <w:rPr>
-          <w:rStyle w:val="codiinline"/>
-          <w:lang w:val="fr-FR"/>
-        </w:rPr>
-        <w:t xml:space="preserve"> = </w:t>
-      </w:r>
-      <w:r>
-        <w:rPr>
-          <w:rStyle w:val="codiinline"/>
-          <w:lang w:val="fr-FR"/>
-        </w:rPr>
-        <w:t>x2</w:t>
-      </w:r>
-      <w:r>
-        <w:rPr>
-          <w:rStyle w:val="codiinline"/>
-          <w:lang w:val="fr-FR"/>
-        </w:rPr>
-        <w:t xml:space="preserve"> + 0x4 = 0x10000004</w:t>
+          <w:rFonts w:ascii="Courier New" w:hAnsi="Courier New" w:cs="Courier New"/>
+          <w:lang w:val="es-ES"/>
+        </w:rPr>
+        <w:t>+</w:t>
+      </w:r>
+      <w:r>
+        <w:rPr>
+          <w:rFonts w:ascii="Courier New" w:hAnsi="Courier New" w:cs="Courier New"/>
+          <w:lang w:val="es-ES"/>
+        </w:rPr>
+        <w:t xml:space="preserve"> </w:t>
+      </w:r>
+      <w:r>
+        <w:rPr>
+          <w:rFonts w:ascii="Courier New" w:hAnsi="Courier New" w:cs="Courier New"/>
+          <w:lang w:val="es-ES"/>
+        </w:rPr>
+        <w:t>(inm20&lt;&lt;12) = 0x00000000 + 0x10000000 = 0x10000000</w:t>
+      </w:r>
+      <w:r>
+        <w:rPr>
+          <w:lang w:val="es-ES"/>
+        </w:rPr>
+        <w:t xml:space="preserve">, que es la dirección de </w:t>
+      </w:r>
+      <w:r>
+        <w:rPr>
+          <w:rFonts w:ascii="Courier New" w:hAnsi="Courier New" w:cs="Courier New"/>
+          <w:lang w:val="es-ES"/>
+        </w:rPr>
+        <w:t>aux</w:t>
+      </w:r>
+      <w:r>
+        <w:rPr>
+          <w:lang w:val="es-ES"/>
+        </w:rPr>
+        <w:t>.</w:t>
       </w:r>
     </w:p>
     <w:p>
       <w:pPr>
         <w:pStyle w:val="Pargraf"/>
         <w:rPr>
-          <w:lang w:val="fr-FR"/>
-        </w:rPr>
-      </w:pPr>
-    </w:p>
-    <w:p>
-      <w:pPr>
-        <w:pStyle w:val="Pargraf"/>
-        <w:rPr>
-          <w:lang w:val="es-ES"/>
-        </w:rPr>
-      </w:pPr>
-      <w:r>
-        <w:rPr>
-          <w:lang w:val="es-ES"/>
-        </w:rPr>
-        <w:t xml:space="preserve">Obsérvese que las </w:t>
-      </w:r>
-      <w:r>
-        <w:rPr>
-          <w:lang w:val="es-ES"/>
-        </w:rPr>
-        <w:t xml:space="preserve">pseudoinstrucciones e instrucciones anteriores utilizan los registros </w:t>
-      </w:r>
-      <w:r>
-        <w:rPr>
-          <w:rStyle w:val="codiinline"/>
-          <w:b w:val="0"/>
-          <w:bCs/>
-          <w:lang w:val="es-ES"/>
-        </w:rPr>
-        <w:t>x</w:t>
-      </w:r>
-      <w:r>
-        <w:rPr>
-          <w:rStyle w:val="codiinline"/>
-          <w:b w:val="0"/>
-          <w:bCs/>
-          <w:lang w:val="es-ES"/>
-        </w:rPr>
-        <w:t>1</w:t>
-      </w:r>
-      <w:r>
-        <w:rPr>
-          <w:rStyle w:val="codiinline"/>
-          <w:rFonts w:ascii="Times New Roman" w:hAnsi="Times New Roman" w:cs="Times New Roman"/>
-          <w:b w:val="0"/>
-          <w:bCs/>
-          <w:lang w:val="es-ES"/>
-        </w:rPr>
-        <w:t xml:space="preserve"> y </w:t>
-      </w:r>
-      <w:r>
-        <w:rPr>
-          <w:rStyle w:val="codiinline"/>
-          <w:b w:val="0"/>
-          <w:bCs/>
-          <w:lang w:val="es-ES"/>
-        </w:rPr>
-        <w:t>x2</w:t>
-      </w:r>
-      <w:r>
-        <w:rPr>
-          <w:rStyle w:val="codiinline"/>
-          <w:lang w:val="es-ES"/>
-        </w:rPr>
-        <w:t xml:space="preserve">. </w:t>
-      </w:r>
-      <w:r>
-        <w:rPr>
-          <w:lang w:val="es-ES"/>
-        </w:rPr>
-        <w:t>En condicion</w:t>
-      </w:r>
-      <w:r>
-        <w:rPr>
-          <w:lang w:val="es-ES"/>
-        </w:rPr>
-        <w:t>e</w:t>
-      </w:r>
-      <w:r>
-        <w:rPr>
-          <w:lang w:val="es-ES"/>
-        </w:rPr>
-        <w:t>s normal</w:t>
-      </w:r>
-      <w:r>
-        <w:rPr>
-          <w:lang w:val="es-ES"/>
-        </w:rPr>
-        <w:t xml:space="preserve">es de trabajo, </w:t>
-      </w:r>
-      <w:r>
-        <w:rPr>
-          <w:lang w:val="es-ES"/>
-        </w:rPr>
-        <w:t>l</w:t>
-      </w:r>
-      <w:r>
-        <w:rPr>
-          <w:lang w:val="es-ES"/>
-        </w:rPr>
-        <w:t>os programas no pueden usar explícitamente est</w:t>
-      </w:r>
-      <w:r>
-        <w:rPr>
-          <w:lang w:val="es-ES"/>
-        </w:rPr>
-        <w:t>os</w:t>
-      </w:r>
-      <w:r>
-        <w:rPr>
-          <w:lang w:val="es-ES"/>
-        </w:rPr>
-        <w:t xml:space="preserve"> registro</w:t>
-      </w:r>
-      <w:r>
-        <w:rPr>
-          <w:lang w:val="es-ES"/>
-        </w:rPr>
-        <w:t>s, pues están reservados por convenio</w:t>
-      </w:r>
-      <w:r>
-        <w:rPr>
-          <w:lang w:val="es-ES"/>
-        </w:rPr>
-        <w:t xml:space="preserve"> (ver Tabla 1)</w:t>
-      </w:r>
-      <w:r>
-        <w:rPr>
-          <w:lang w:val="es-ES"/>
-        </w:rPr>
-        <w:t>.</w:t>
-      </w:r>
-    </w:p>
-    <w:p>
-      <w:pPr>
-        <w:pStyle w:val="Pargraf"/>
-        <w:rPr>
-          <w:lang w:val="es-ES"/>
-        </w:rPr>
-      </w:pPr>
-      <w:r>
-        <w:rPr>
-          <w:lang w:val="es-ES"/>
-        </w:rPr>
-        <w:t xml:space="preserve">Las pseudoinstrucciones </w:t>
+          <w:lang w:val="es-ES"/>
+        </w:rPr>
+      </w:pPr>
+      <w:r>
+        <w:rPr>
+          <w:lang w:val="es-ES"/>
+        </w:rPr>
+        <w:t xml:space="preserve">Pensemos ahora en la segunda instrucción </w:t>
       </w:r>
       <w:r>
         <w:rPr>
           <w:rFonts w:ascii="Courier New" w:hAnsi="Courier New" w:cs="Courier New"/>
           <w:lang w:val="es-ES"/>
         </w:rPr>
-        <w:t>li</w:t>
-      </w:r>
-      <w:r>
-        <w:rPr>
-          <w:lang w:val="es-ES"/>
-        </w:rPr>
-        <w:t xml:space="preserve"> y </w:t>
+        <w:t>auipc</w:t>
+      </w:r>
+      <w:r>
+        <w:rPr>
+          <w:lang w:val="es-ES"/>
+        </w:rPr>
+        <w:t xml:space="preserve">, que </w:t>
+      </w:r>
+      <w:r>
+        <w:rPr>
+          <w:lang w:val="es-ES"/>
+        </w:rPr>
+        <w:t xml:space="preserve">está en la dirección de memoria </w:t>
       </w:r>
       <w:r>
         <w:rPr>
           <w:rFonts w:ascii="Courier New" w:hAnsi="Courier New" w:cs="Courier New"/>
           <w:lang w:val="es-ES"/>
         </w:rPr>
-        <w:t>la</w:t>
-      </w:r>
-      <w:r>
-        <w:rPr>
-          <w:lang w:val="es-ES"/>
-        </w:rPr>
-        <w:t xml:space="preserve"> utilizan </w:t>
+        <w:t>0x0000000</w:t>
       </w:r>
       <w:r>
         <w:rPr>
           <w:rFonts w:ascii="Courier New" w:hAnsi="Courier New" w:cs="Courier New"/>
           <w:lang w:val="es-ES"/>
         </w:rPr>
-        <w:t>lui</w:t>
+        <w:t>8.</w:t>
+      </w:r>
+      <w:r>
+        <w:rPr>
+          <w:lang w:val="es-ES"/>
+        </w:rPr>
+        <w:t xml:space="preserve"> </w:t>
+      </w:r>
+      <w:r>
+        <w:rPr>
+          <w:lang w:val="es-ES"/>
+        </w:rPr>
+        <w:t xml:space="preserve">Tras ejecutarla, </w:t>
       </w:r>
       <w:r>
         <w:rPr>
           <w:rFonts w:ascii="Courier New" w:hAnsi="Courier New" w:cs="Courier New"/>
           <w:lang w:val="es-ES"/>
         </w:rPr>
-        <w:t>,</w:t>
-      </w:r>
-      <w:r>
-        <w:rPr>
-          <w:lang w:val="es-ES"/>
-        </w:rPr>
-        <w:t xml:space="preserve"> allí donde es posible</w:t>
-      </w:r>
-      <w:r>
-        <w:rPr>
-          <w:lang w:val="es-ES"/>
-        </w:rPr>
-        <w:t>,</w:t>
-      </w:r>
-      <w:r>
-        <w:rPr>
-          <w:lang w:val="es-ES"/>
-        </w:rPr>
-        <w:t xml:space="preserve"> direcciones absolutas. En la práctica este no es el caso, por lo que en su lugar se utiliza la instrucci</w:t>
-      </w:r>
-      <w:r>
-        <w:rPr>
-          <w:lang w:val="es-ES"/>
-        </w:rPr>
-        <w:t>ón</w:t>
-      </w:r>
-      <w:r>
-        <w:rPr>
+        <w:t>x5 = PC</w:t>
+      </w:r>
+      <w:r>
+        <w:rPr>
+          <w:rFonts w:ascii="Courier New" w:hAnsi="Courier New" w:cs="Courier New"/>
           <w:lang w:val="es-ES"/>
         </w:rPr>
         <w:t xml:space="preserve"> </w:t>
       </w:r>
-      <w:commentRangeStart w:id="4"/>
       <w:r>
         <w:rPr>
           <w:rFonts w:ascii="Courier New" w:hAnsi="Courier New" w:cs="Courier New"/>
           <w:lang w:val="es-ES"/>
         </w:rPr>
-        <w:t>auipc</w:t>
-      </w:r>
-      <w:r>
-        <w:rPr>
-          <w:lang w:val="es-ES"/>
-        </w:rPr>
-        <w:t xml:space="preserve"> (Add Upper Inmediate to PC)</w:t>
-      </w:r>
-      <w:commentRangeEnd w:id="4"/>
-      <w:r>
-        <w:rPr>
-          <w:rStyle w:val="Refdecomentario"/>
-          <w:sz w:val="24"/>
-          <w:szCs w:val="24"/>
-          <w:lang w:val="es-ES"/>
-        </w:rPr>
-        <w:commentReference w:id="4"/>
-      </w:r>
-      <w:r>
-        <w:rPr>
-          <w:lang w:val="es-ES"/>
-        </w:rPr>
-        <w:t>, que utiliza un modo de direccionamiento relativo al PC. Esta</w:t>
-      </w:r>
-      <w:r>
-        <w:rPr>
+        <w:t>+</w:t>
+      </w:r>
+      <w:r>
+        <w:rPr>
+          <w:rFonts w:ascii="Courier New" w:hAnsi="Courier New" w:cs="Courier New"/>
           <w:lang w:val="es-ES"/>
         </w:rPr>
         <w:t xml:space="preserve"> </w:t>
       </w:r>
       <w:r>
         <w:rPr>
-          <w:lang w:val="es-ES"/>
-        </w:rPr>
-        <w:t>instrucción asigna al registro de destino el resultado de sumar al PC el contenido de su operando inmediato (de 12 bits) extendido a 20 bits.</w:t>
-      </w:r>
-    </w:p>
-    <w:p>
-      <w:pPr>
-        <w:pStyle w:val="Pargraf"/>
-        <w:rPr>
-          <w:lang w:val="es-ES"/>
-        </w:rPr>
-      </w:pPr>
-      <w:r>
-        <w:rPr>
-          <w:lang w:val="es-ES"/>
-        </w:rPr>
-        <w:t>En los ensambladores de RISC-V,</w:t>
-      </w:r>
-      <w:r>
-        <w:rPr>
-          <w:lang w:val="es-ES"/>
-        </w:rPr>
-        <w:t xml:space="preserve"> cuando el operando inmediato ocupa más de 12 bits</w:t>
-      </w:r>
-      <w:r>
-        <w:rPr>
-          <w:lang w:val="es-ES"/>
-        </w:rPr>
-        <w:t xml:space="preserve"> </w:t>
-      </w:r>
-      <w:r>
-        <w:rPr>
           <w:rFonts w:ascii="Courier New" w:hAnsi="Courier New" w:cs="Courier New"/>
           <w:lang w:val="es-ES"/>
         </w:rPr>
-        <w:t>li</w:t>
-      </w:r>
-      <w:r>
-        <w:rPr>
-          <w:lang w:val="es-ES"/>
-        </w:rPr>
-        <w:t xml:space="preserve"> y </w:t>
+        <w:t>(inm20&lt;&lt;12) = 0x0000000</w:t>
       </w:r>
       <w:r>
         <w:rPr>
           <w:rFonts w:ascii="Courier New" w:hAnsi="Courier New" w:cs="Courier New"/>
           <w:lang w:val="es-ES"/>
         </w:rPr>
-        <w:t>la</w:t>
-      </w:r>
-      <w:r>
-        <w:rPr>
-          <w:lang w:val="es-ES"/>
-        </w:rPr>
-        <w:t xml:space="preserve"> </w:t>
-      </w:r>
-      <w:r>
-        <w:rPr>
-          <w:lang w:val="es-ES"/>
-        </w:rPr>
-        <w:t xml:space="preserve">siempre se traducen en dos instrucciones: </w:t>
+        <w:t>8</w:t>
       </w:r>
       <w:r>
         <w:rPr>
           <w:rFonts w:ascii="Courier New" w:hAnsi="Courier New" w:cs="Courier New"/>
           <w:lang w:val="es-ES"/>
         </w:rPr>
-        <w:t>l</w:t>
+        <w:t xml:space="preserve"> + 0x</w:t>
       </w:r>
       <w:r>
         <w:rPr>
           <w:rFonts w:ascii="Courier New" w:hAnsi="Courier New" w:cs="Courier New"/>
           <w:lang w:val="es-ES"/>
         </w:rPr>
-        <w:t>ui+addi</w:t>
-      </w:r>
-      <w:r>
-        <w:rPr>
-          <w:lang w:val="es-ES"/>
-        </w:rPr>
-        <w:t xml:space="preserve"> </w:t>
-      </w:r>
-      <w:r>
-        <w:rPr>
-          <w:lang w:val="es-ES"/>
-        </w:rPr>
-        <w:t>o</w:t>
-      </w:r>
-      <w:r>
-        <w:rPr>
-          <w:lang w:val="es-ES"/>
-        </w:rPr>
-        <w:t xml:space="preserve"> (</w:t>
+        <w:t>FFFFFFFC</w:t>
       </w:r>
       <w:r>
         <w:rPr>
           <w:rFonts w:ascii="Courier New" w:hAnsi="Courier New" w:cs="Courier New"/>
           <w:lang w:val="es-ES"/>
         </w:rPr>
-        <w:t>l</w:t>
+        <w:t xml:space="preserve"> = 0x1000000</w:t>
       </w:r>
       <w:r>
         <w:rPr>
           <w:rFonts w:ascii="Courier New" w:hAnsi="Courier New" w:cs="Courier New"/>
           <w:lang w:val="es-ES"/>
         </w:rPr>
-        <w:t>ui+addi</w:t>
-      </w:r>
-      <w:r>
-        <w:rPr>
-          <w:lang w:val="es-ES"/>
-        </w:rPr>
-        <w:t>),</w:t>
-      </w:r>
-      <w:r>
-        <w:rPr>
-          <w:lang w:val="es-ES"/>
-        </w:rPr>
-        <w:t xml:space="preserve"> incluso aunque el valor a sumar por </w:t>
+        <w:t>4</w:t>
+      </w:r>
+      <w:r>
+        <w:rPr>
+          <w:lang w:val="es-ES"/>
+        </w:rPr>
+        <w:t xml:space="preserve">, que es la dirección de </w:t>
       </w:r>
       <w:r>
         <w:rPr>
           <w:rFonts w:ascii="Courier New" w:hAnsi="Courier New" w:cs="Courier New"/>
           <w:lang w:val="es-ES"/>
         </w:rPr>
-        <w:t>addi</w:t>
-      </w:r>
-      <w:r>
-        <w:rPr>
-          <w:lang w:val="es-ES"/>
-        </w:rPr>
-        <w:t xml:space="preserve"> </w:t>
-      </w:r>
-      <w:r>
-        <w:rPr>
-          <w:lang w:val="es-ES"/>
-        </w:rPr>
-        <w:t xml:space="preserve">sea 0. Así, por ejemplo, </w:t>
-      </w:r>
-      <w:r>
-        <w:rPr>
-          <w:rFonts w:ascii="Courier New" w:hAnsi="Courier New" w:cs="Courier New"/>
-          <w:lang w:val="es-ES"/>
-        </w:rPr>
-        <w:t>li t0,0x10000000</w:t>
-      </w:r>
-      <w:r>
-        <w:rPr>
-          <w:lang w:val="es-ES"/>
-        </w:rPr>
-        <w:t xml:space="preserve"> se traduce como </w:t>
-      </w:r>
-      <w:r>
-        <w:rPr>
-          <w:rFonts w:ascii="Courier New" w:hAnsi="Courier New" w:cs="Courier New"/>
-          <w:lang w:val="es-ES"/>
-        </w:rPr>
-        <w:t>lui t0,0x10000</w:t>
-      </w:r>
-      <w:r>
-        <w:rPr>
-          <w:lang w:val="es-ES"/>
-        </w:rPr>
-        <w:t xml:space="preserve"> + </w:t>
-      </w:r>
-      <w:r>
-        <w:rPr>
-          <w:rFonts w:ascii="Courier New" w:hAnsi="Courier New" w:cs="Courier New"/>
-          <w:lang w:val="es-ES"/>
-        </w:rPr>
-        <w:t>addi t0,t0,0</w:t>
+        <w:t>cadena</w:t>
       </w:r>
       <w:r>
         <w:rPr>
@@ -5896,7 +6082,7 @@
       <w:r>
         <w:t xml:space="preserve"> </w:t>
       </w:r>
-      <w:commentRangeStart w:id="5"/>
+      <w:commentRangeStart w:id="3"/>
       <w:r>
         <w:rPr>
           <w:rStyle w:val="codiinline"/>
@@ -5909,14 +6095,14 @@
       <w:r>
         <w:t xml:space="preserve"> </w:t>
       </w:r>
-      <w:commentRangeEnd w:id="5"/>
+      <w:commentRangeEnd w:id="3"/>
       <w:r>
         <w:rPr>
           <w:rStyle w:val="Refdecomentario"/>
           <w:sz w:val="24"/>
           <w:szCs w:val="24"/>
         </w:rPr>
-        <w:commentReference w:id="5"/>
+        <w:commentReference w:id="3"/>
       </w:r>
       <w:r>
         <w:t>especifica el inicio de un segmento de datos</w:t>
@@ -5979,6 +6165,7 @@
         </w:numPr>
       </w:pPr>
       <w:r>
+        <w:lastRenderedPageBreak/>
         <w:t xml:space="preserve">La directiva </w:t>
       </w:r>
       <w:r>
@@ -6128,11 +6315,7 @@
         <w:t xml:space="preserve">, </w:t>
       </w:r>
       <w:r>
-        <w:t xml:space="preserve">pues deriva en una </w:t>
-      </w:r>
-      <w:r>
-        <w:lastRenderedPageBreak/>
-        <w:t>mayor complejidad para el proceso de ensamblado</w:t>
+        <w:t>pues deriva en una mayor complejidad para el proceso de ensamblado</w:t>
       </w:r>
       <w:r>
         <w:t xml:space="preserve"> que se desea evitar para una herramienta de carácter docente</w:t>
@@ -6398,14 +6581,14 @@
               <w:pStyle w:val="Taulacomprimit"/>
               <w:keepNext/>
               <w:rPr>
-                <w:rFonts w:ascii="Times New Roman" w:hAnsi="Times New Roman" w:cs="Times New Roman"/>
+                <w:rFonts w:ascii="Times New Roman" w:hAnsi="Times New Roman"/>
                 <w:sz w:val="22"/>
                 <w:lang w:val="ca-ES"/>
               </w:rPr>
             </w:pPr>
             <w:r>
               <w:rPr>
-                <w:rFonts w:ascii="Times New Roman" w:hAnsi="Times New Roman" w:cs="Times New Roman"/>
+                <w:rFonts w:ascii="Times New Roman" w:hAnsi="Times New Roman"/>
                 <w:b/>
                 <w:sz w:val="22"/>
                 <w:lang w:val="ca-ES"/>
@@ -6414,7 +6597,7 @@
             </w:r>
             <w:r>
               <w:rPr>
-                <w:rFonts w:ascii="Times New Roman" w:hAnsi="Times New Roman" w:cs="Times New Roman"/>
+                <w:rFonts w:ascii="Times New Roman" w:hAnsi="Times New Roman"/>
                 <w:b/>
                 <w:sz w:val="22"/>
                 <w:lang w:val="ca-ES"/>
@@ -6434,7 +6617,7 @@
               <w:keepNext/>
               <w:jc w:val="center"/>
               <w:rPr>
-                <w:rFonts w:ascii="Times New Roman" w:hAnsi="Times New Roman" w:cs="Times New Roman"/>
+                <w:rFonts w:ascii="Times New Roman" w:hAnsi="Times New Roman"/>
                 <w:b/>
                 <w:sz w:val="22"/>
                 <w:lang w:val="ca-ES"/>
@@ -6442,7 +6625,7 @@
             </w:pPr>
             <w:r>
               <w:rPr>
-                <w:rFonts w:ascii="Times New Roman" w:hAnsi="Times New Roman" w:cs="Times New Roman"/>
+                <w:rFonts w:ascii="Times New Roman" w:hAnsi="Times New Roman"/>
                 <w:b/>
                 <w:sz w:val="22"/>
               </w:rPr>
@@ -6450,7 +6633,7 @@
             </w:r>
             <w:r>
               <w:rPr>
-                <w:rFonts w:ascii="Times New Roman" w:hAnsi="Times New Roman" w:cs="Times New Roman"/>
+                <w:rFonts w:ascii="Times New Roman" w:hAnsi="Times New Roman"/>
                 <w:b/>
                 <w:sz w:val="22"/>
               </w:rPr>
@@ -6468,14 +6651,14 @@
               <w:keepNext/>
               <w:jc w:val="center"/>
               <w:rPr>
-                <w:rFonts w:ascii="Times New Roman" w:hAnsi="Times New Roman" w:cs="Times New Roman"/>
+                <w:rFonts w:ascii="Times New Roman" w:hAnsi="Times New Roman"/>
                 <w:b/>
                 <w:sz w:val="22"/>
               </w:rPr>
             </w:pPr>
             <w:r>
               <w:rPr>
-                <w:rFonts w:ascii="Times New Roman" w:hAnsi="Times New Roman" w:cs="Times New Roman"/>
+                <w:rFonts w:ascii="Times New Roman" w:hAnsi="Times New Roman"/>
                 <w:b/>
                 <w:sz w:val="22"/>
               </w:rPr>
@@ -6483,7 +6666,7 @@
             </w:r>
             <w:r>
               <w:rPr>
-                <w:rFonts w:ascii="Times New Roman" w:hAnsi="Times New Roman" w:cs="Times New Roman"/>
+                <w:rFonts w:ascii="Times New Roman" w:hAnsi="Times New Roman"/>
                 <w:b/>
                 <w:sz w:val="22"/>
               </w:rPr>
@@ -6501,14 +6684,14 @@
               <w:keepNext/>
               <w:jc w:val="center"/>
               <w:rPr>
-                <w:rFonts w:ascii="Times New Roman" w:hAnsi="Times New Roman" w:cs="Times New Roman"/>
+                <w:rFonts w:ascii="Times New Roman" w:hAnsi="Times New Roman"/>
                 <w:b/>
                 <w:sz w:val="22"/>
               </w:rPr>
             </w:pPr>
             <w:r>
               <w:rPr>
-                <w:rFonts w:ascii="Times New Roman" w:hAnsi="Times New Roman" w:cs="Times New Roman"/>
+                <w:rFonts w:ascii="Times New Roman" w:hAnsi="Times New Roman"/>
                 <w:b/>
                 <w:sz w:val="22"/>
               </w:rPr>
@@ -6516,7 +6699,7 @@
             </w:r>
             <w:r>
               <w:rPr>
-                <w:rFonts w:ascii="Times New Roman" w:hAnsi="Times New Roman" w:cs="Times New Roman"/>
+                <w:rFonts w:ascii="Times New Roman" w:hAnsi="Times New Roman"/>
                 <w:b/>
                 <w:sz w:val="22"/>
               </w:rPr>
@@ -6535,7 +6718,7 @@
               <w:keepNext/>
               <w:jc w:val="center"/>
               <w:rPr>
-                <w:rFonts w:ascii="Times New Roman" w:hAnsi="Times New Roman" w:cs="Times New Roman"/>
+                <w:rFonts w:ascii="Times New Roman" w:hAnsi="Times New Roman"/>
                 <w:b/>
                 <w:sz w:val="22"/>
                 <w:lang w:val="ca-ES"/>
@@ -6543,7 +6726,7 @@
             </w:pPr>
             <w:r>
               <w:rPr>
-                <w:rFonts w:ascii="Times New Roman" w:hAnsi="Times New Roman" w:cs="Times New Roman"/>
+                <w:rFonts w:ascii="Times New Roman" w:hAnsi="Times New Roman"/>
                 <w:b/>
                 <w:sz w:val="22"/>
                 <w:lang w:val="ca-ES"/>
@@ -6565,14 +6748,14 @@
             <w:pPr>
               <w:pStyle w:val="Taulacomprimit"/>
               <w:rPr>
-                <w:rFonts w:ascii="Times New Roman" w:hAnsi="Times New Roman" w:cs="Times New Roman"/>
+                <w:rFonts w:ascii="Times New Roman" w:hAnsi="Times New Roman"/>
                 <w:sz w:val="22"/>
                 <w:lang w:val="ca-ES"/>
               </w:rPr>
             </w:pPr>
             <w:r>
               <w:rPr>
-                <w:rFonts w:ascii="Times New Roman" w:hAnsi="Times New Roman" w:cs="Times New Roman"/>
+                <w:rFonts w:ascii="Times New Roman" w:hAnsi="Times New Roman"/>
                 <w:sz w:val="22"/>
                 <w:lang w:val="ca-ES"/>
               </w:rPr>
@@ -6589,14 +6772,14 @@
               <w:pStyle w:val="Taulacomprimit"/>
               <w:jc w:val="center"/>
               <w:rPr>
-                <w:rFonts w:ascii="Times New Roman" w:hAnsi="Times New Roman" w:cs="Times New Roman"/>
+                <w:rFonts w:ascii="Times New Roman" w:hAnsi="Times New Roman"/>
                 <w:sz w:val="22"/>
                 <w:lang w:val="ca-ES"/>
               </w:rPr>
             </w:pPr>
             <w:r>
               <w:rPr>
-                <w:rFonts w:ascii="Times New Roman" w:hAnsi="Times New Roman" w:cs="Times New Roman"/>
+                <w:rFonts w:ascii="Times New Roman" w:hAnsi="Times New Roman"/>
                 <w:sz w:val="22"/>
                 <w:lang w:val="ca-ES"/>
               </w:rPr>
@@ -6695,14 +6878,14 @@
             <w:pPr>
               <w:pStyle w:val="Taulacomprimit"/>
               <w:rPr>
-                <w:rFonts w:ascii="Times New Roman" w:hAnsi="Times New Roman" w:cs="Times New Roman"/>
+                <w:rFonts w:ascii="Times New Roman" w:hAnsi="Times New Roman"/>
                 <w:sz w:val="22"/>
                 <w:lang w:val="ca-ES"/>
               </w:rPr>
             </w:pPr>
             <w:r>
               <w:rPr>
-                <w:rFonts w:ascii="Times New Roman" w:hAnsi="Times New Roman" w:cs="Times New Roman"/>
+                <w:rFonts w:ascii="Times New Roman" w:hAnsi="Times New Roman"/>
                 <w:sz w:val="22"/>
                 <w:lang w:val="ca-ES"/>
               </w:rPr>
@@ -6719,14 +6902,14 @@
               <w:pStyle w:val="Taulacomprimit"/>
               <w:jc w:val="center"/>
               <w:rPr>
-                <w:rFonts w:ascii="Times New Roman" w:hAnsi="Times New Roman" w:cs="Times New Roman"/>
+                <w:rFonts w:ascii="Times New Roman" w:hAnsi="Times New Roman"/>
                 <w:sz w:val="22"/>
                 <w:lang w:val="ca-ES"/>
               </w:rPr>
             </w:pPr>
             <w:r>
               <w:rPr>
-                <w:rFonts w:ascii="Times New Roman" w:hAnsi="Times New Roman" w:cs="Times New Roman"/>
+                <w:rFonts w:ascii="Times New Roman" w:hAnsi="Times New Roman"/>
                 <w:sz w:val="22"/>
                 <w:lang w:val="ca-ES"/>
               </w:rPr>
@@ -6825,14 +7008,14 @@
             <w:pPr>
               <w:pStyle w:val="Taulacomprimit"/>
               <w:rPr>
-                <w:rFonts w:ascii="Times New Roman" w:hAnsi="Times New Roman" w:cs="Times New Roman"/>
+                <w:rFonts w:ascii="Times New Roman" w:hAnsi="Times New Roman"/>
                 <w:sz w:val="22"/>
                 <w:lang w:val="ca-ES"/>
               </w:rPr>
             </w:pPr>
             <w:r>
               <w:rPr>
-                <w:rFonts w:ascii="Times New Roman" w:hAnsi="Times New Roman" w:cs="Times New Roman"/>
+                <w:rFonts w:ascii="Times New Roman" w:hAnsi="Times New Roman"/>
                 <w:sz w:val="22"/>
                 <w:lang w:val="ca-ES"/>
               </w:rPr>
@@ -6849,14 +7032,14 @@
               <w:pStyle w:val="Taulacomprimit"/>
               <w:jc w:val="center"/>
               <w:rPr>
-                <w:rFonts w:ascii="Times New Roman" w:hAnsi="Times New Roman" w:cs="Times New Roman"/>
+                <w:rFonts w:ascii="Times New Roman" w:hAnsi="Times New Roman"/>
                 <w:sz w:val="22"/>
                 <w:lang w:val="ca-ES"/>
               </w:rPr>
             </w:pPr>
             <w:r>
               <w:rPr>
-                <w:rFonts w:ascii="Times New Roman" w:hAnsi="Times New Roman" w:cs="Times New Roman"/>
+                <w:rFonts w:ascii="Times New Roman" w:hAnsi="Times New Roman"/>
                 <w:sz w:val="22"/>
                 <w:lang w:val="ca-ES"/>
               </w:rPr>
@@ -6993,7 +7176,31 @@
         <w:rPr>
           <w:lang w:val="es-ES"/>
         </w:rPr>
-        <w:t xml:space="preserve"> (para cargas) o S (para almacenamientos)</w:t>
+        <w:t xml:space="preserve"> (para </w:t>
+      </w:r>
+      <w:r>
+        <w:rPr>
+          <w:lang w:val="es-ES"/>
+        </w:rPr>
+        <w:t xml:space="preserve">las </w:t>
+      </w:r>
+      <w:r>
+        <w:rPr>
+          <w:lang w:val="es-ES"/>
+        </w:rPr>
+        <w:t xml:space="preserve">cargas) o S (para </w:t>
+      </w:r>
+      <w:r>
+        <w:rPr>
+          <w:lang w:val="es-ES"/>
+        </w:rPr>
+        <w:t xml:space="preserve">los </w:t>
+      </w:r>
+      <w:r>
+        <w:rPr>
+          <w:lang w:val="es-ES"/>
+        </w:rPr>
+        <w:t>almacenamientos)</w:t>
       </w:r>
       <w:r>
         <w:rPr>
@@ -7695,7 +7902,7 @@
         </w:rPr>
         <w:t xml:space="preserve"> </w:t>
       </w:r>
-      <w:commentRangeStart w:id="6"/>
+      <w:commentRangeStart w:id="4"/>
       <w:r>
         <w:rPr>
           <w:lang w:val="es-ES"/>
@@ -7729,7 +7936,7 @@
         </w:rPr>
         <w:t xml:space="preserve"> </w:t>
       </w:r>
-      <w:commentRangeEnd w:id="6"/>
+      <w:commentRangeEnd w:id="4"/>
       <w:r>
         <w:rPr>
           <w:rStyle w:val="Refdecomentario"/>
@@ -7737,7 +7944,7 @@
           <w:szCs w:val="24"/>
           <w:lang w:val="es-ES"/>
         </w:rPr>
-        <w:commentReference w:id="6"/>
+        <w:commentReference w:id="4"/>
       </w:r>
       <w:r>
         <w:rPr>
@@ -7859,6 +8066,13 @@
       </w:pPr>
       <w:r>
         <w:rPr>
+          <w:bCs/>
+          <w:lang w:val="es-ES"/>
+        </w:rPr>
+        <w:t xml:space="preserve">El </w:t>
+      </w:r>
+      <w:r>
+        <w:rPr>
           <w:b/>
           <w:lang w:val="es-ES"/>
         </w:rPr>
@@ -7882,7 +8096,16 @@
         <w:rPr>
           <w:lang w:val="es-ES"/>
         </w:rPr>
-        <w:t xml:space="preserve">, </w:t>
+        <w:t xml:space="preserve"> </w:t>
+      </w:r>
+      <w:r>
+        <w:t>se utiliza</w:t>
+      </w:r>
+      <w:r>
+        <w:rPr>
+          <w:lang w:val="es-ES"/>
+        </w:rPr>
+        <w:t xml:space="preserve"> </w:t>
       </w:r>
       <w:r>
         <w:rPr>
@@ -8032,6 +8255,12 @@
     <w:p>
       <w:r>
         <w:rPr>
+          <w:bCs/>
+        </w:rPr>
+        <w:t xml:space="preserve">El </w:t>
+      </w:r>
+      <w:r>
+        <w:rPr>
           <w:b/>
         </w:rPr>
         <w:t>Direccionamiento</w:t>
@@ -8055,7 +8284,10 @@
         <w:t>o</w:t>
       </w:r>
       <w:r>
-        <w:t xml:space="preserve">, </w:t>
+        <w:t xml:space="preserve"> se utiliza</w:t>
+      </w:r>
+      <w:r>
+        <w:t xml:space="preserve"> </w:t>
       </w:r>
       <w:r>
         <w:t>cuando un registro contiene</w:t>
@@ -8133,7 +8365,11 @@
         <w:t>ara acceder a variables estructuradas: el registro</w:t>
       </w:r>
       <w:r>
-        <w:t xml:space="preserve"> cont</w:t>
+        <w:t xml:space="preserve"> </w:t>
+      </w:r>
+      <w:r>
+        <w:lastRenderedPageBreak/>
+        <w:t>cont</w:t>
       </w:r>
       <w:r>
         <w:t>iene</w:t>
@@ -8195,7 +8431,6 @@
         <w:rPr>
           <w:lang w:val="es-ES"/>
         </w:rPr>
-        <w:lastRenderedPageBreak/>
         <w:t>Ej</w:t>
       </w:r>
       <w:r>
@@ -8242,19 +8477,20 @@
       </w:r>
     </w:p>
     <w:p>
-      <w:r>
-        <w:t xml:space="preserve">Entra en la versión Web del simulador Ripes en </w:t>
-      </w:r>
-      <w:hyperlink r:id="rId12" w:history="1">
-        <w:r>
-          <w:rPr>
-            <w:rStyle w:val="Hipervnculo"/>
-          </w:rPr>
-          <w:t>https://ripes.me</w:t>
-        </w:r>
-      </w:hyperlink>
-      <w:r>
-        <w:t xml:space="preserve"> o inicia la versión ejecutable del mismo en el ordenador. Haz click sobre la pestaña “</w:t>
+      <w:pPr>
+        <w:jc w:val="both"/>
+      </w:pPr>
+      <w:r>
+        <w:t>I</w:t>
+      </w:r>
+      <w:r>
+        <w:t>nicia la versión ejecutable de</w:t>
+      </w:r>
+      <w:r>
+        <w:t xml:space="preserve"> simulador</w:t>
+      </w:r>
+      <w:r>
+        <w:t xml:space="preserve"> en el ordenador. Haz click sobre la pestaña “</w:t>
       </w:r>
       <w:r>
         <w:rPr>
@@ -8293,7 +8529,24 @@
         <w:t>Memory</w:t>
       </w:r>
       <w:r>
-        <w:t>” en la parte izquierda a mitad del simulador (flecha azul). Ten en cuenta que la parte inferior del simulador ofrece herramientas para moverte a diferentes posiciones de memoria (segmentos de datos o texto) mediante el menú desplegable “</w:t>
+        <w:t xml:space="preserve">” en la parte izquierda a mitad del simulador (flecha azul). </w:t>
+      </w:r>
+      <w:r>
+        <w:t xml:space="preserve">Si no aparece esa pestaña, puedes acceder a la misma información a través de la pestaña del mismo nombre a la izquierda del simulador (debajo de Editor y Processor). </w:t>
+      </w:r>
+      <w:r>
+        <w:t>Ten en cuenta que</w:t>
+      </w:r>
+      <w:r>
+        <w:t>, en la parte del simulador que muestra el contenido de la memoria,</w:t>
+      </w:r>
+    </w:p>
+    <w:p>
+      <w:pPr>
+        <w:jc w:val="both"/>
+      </w:pPr>
+      <w:r>
+        <w:t xml:space="preserve"> la parte inferior del simulador ofrece herramientas para moverte a diferentes posiciones de memoria (segmentos de datos o texto) mediante el menú desplegable “</w:t>
       </w:r>
       <w:r>
         <w:rPr>
@@ -8379,7 +8632,7 @@
                     <pic:cNvPicPr/>
                   </pic:nvPicPr>
                   <pic:blipFill>
-                    <a:blip r:embed="rId13" cstate="print">
+                    <a:blip r:embed="rId12" cstate="print">
                       <a:extLst>
                         <a:ext uri="{28A0092B-C50C-407E-A947-70E740481C1C}">
                           <a14:useLocalDpi xmlns:a14="http://schemas.microsoft.com/office/drawing/2010/main" val="0"/>
@@ -8413,7 +8666,7 @@
           <w:rFonts w:ascii="Times New Roman" w:hAnsi="Times New Roman" w:cs="Times New Roman"/>
         </w:rPr>
       </w:pPr>
-      <w:bookmarkStart w:id="7" w:name="_Ref399916573"/>
+      <w:bookmarkStart w:id="5" w:name="_Ref399916573"/>
       <w:r>
         <w:rPr>
           <w:rFonts w:ascii="Times New Roman" w:hAnsi="Times New Roman" w:cs="Times New Roman"/>
@@ -8422,7 +8675,7 @@
         </w:rPr>
         <w:t xml:space="preserve">Figura </w:t>
       </w:r>
-      <w:bookmarkEnd w:id="7"/>
+      <w:bookmarkEnd w:id="5"/>
       <w:r>
         <w:rPr>
           <w:rFonts w:ascii="Times New Roman" w:hAnsi="Times New Roman" w:cs="Times New Roman"/>
@@ -8620,7 +8873,6 @@
           <w:lang w:val="en-US"/>
         </w:rPr>
         <w:br/>
-        <w:t xml:space="preserve">         add s0,t1,t0</w:t>
       </w:r>
       <w:r>
         <w:rPr>
@@ -8630,6 +8882,17 @@
           <w:szCs w:val="28"/>
           <w:lang w:val="en-US"/>
         </w:rPr>
+        <w:lastRenderedPageBreak/>
+        <w:t xml:space="preserve">         add s0,t1,t0</w:t>
+      </w:r>
+      <w:r>
+        <w:rPr>
+          <w:b w:val="0"/>
+          <w:bCs/>
+          <w:sz w:val="20"/>
+          <w:szCs w:val="28"/>
+          <w:lang w:val="en-US"/>
+        </w:rPr>
         <w:br/>
         <w:t xml:space="preserve">         add s0,s0,s0</w:t>
       </w:r>
@@ -8642,6 +8905,9 @@
       </w:pPr>
     </w:p>
     <w:p>
+      <w:pPr>
+        <w:jc w:val="both"/>
+      </w:pPr>
       <w:r>
         <w:t>I</w:t>
       </w:r>
@@ -8701,7 +8967,7 @@
       <w:r>
         <w:rPr>
           <w:rStyle w:val="codiinline"/>
-          <w:rFonts w:ascii="Times New Roman" w:hAnsi="Times New Roman" w:cs="Times New Roman"/>
+          <w:rFonts w:ascii="Times New Roman" w:hAnsi="Times New Roman"/>
           <w:b w:val="0"/>
           <w:bCs/>
         </w:rPr>
@@ -8718,7 +8984,7 @@
       <w:r>
         <w:rPr>
           <w:rStyle w:val="codiinline"/>
-          <w:rFonts w:ascii="Times New Roman" w:hAnsi="Times New Roman" w:cs="Times New Roman"/>
+          <w:rFonts w:ascii="Times New Roman" w:hAnsi="Times New Roman"/>
           <w:b w:val="0"/>
           <w:bCs/>
         </w:rPr>
@@ -8812,7 +9078,11 @@
         <w:t xml:space="preserve"> del código que conforma nuestro programa en instrucciones máquina. </w:t>
       </w:r>
     </w:p>
-    <w:p/>
+    <w:p>
+      <w:pPr>
+        <w:jc w:val="both"/>
+      </w:pPr>
+    </w:p>
     <w:p>
       <w:pPr>
         <w:pStyle w:val="Prrafodelista"/>
@@ -8960,6 +9230,7 @@
     <w:p>
       <w:pPr>
         <w:pStyle w:val="Ttulo3"/>
+        <w:jc w:val="both"/>
         <w:rPr>
           <w:lang w:val="es-ES"/>
         </w:rPr>
@@ -9002,6 +9273,9 @@
       </w:r>
     </w:p>
     <w:p>
+      <w:pPr>
+        <w:jc w:val="both"/>
+      </w:pPr>
       <w:r>
         <w:t>A continuación</w:t>
       </w:r>
@@ -9218,6 +9492,9 @@
       </w:r>
     </w:p>
     <w:p>
+      <w:pPr>
+        <w:jc w:val="both"/>
+      </w:pPr>
       <w:r>
         <w:t>En este caso</w:t>
       </w:r>
@@ -9231,9 +9508,6 @@
         <w:t>A</w:t>
       </w:r>
       <w:r>
-        <w:rPr>
-          <w:rFonts w:cs="Times New Roman"/>
-        </w:rPr>
         <w:t xml:space="preserve">, </w:t>
       </w:r>
       <w:r>
@@ -9243,9 +9517,6 @@
         <w:t>B</w:t>
       </w:r>
       <w:r>
-        <w:rPr>
-          <w:rFonts w:cs="Times New Roman"/>
-        </w:rPr>
         <w:t xml:space="preserve">, </w:t>
       </w:r>
       <w:r>
@@ -9303,7 +9574,11 @@
         <w:t xml:space="preserve">a la etiqueta. </w:t>
       </w:r>
     </w:p>
-    <w:p/>
+    <w:p>
+      <w:pPr>
+        <w:jc w:val="both"/>
+      </w:pPr>
+    </w:p>
     <w:p>
       <w:pPr>
         <w:pStyle w:val="Prrafodelista"/>
@@ -9337,7 +9612,6 @@
         </w:numPr>
       </w:pPr>
       <w:r>
-        <w:lastRenderedPageBreak/>
         <w:t xml:space="preserve">¿En qué dirección se escribe el valor del perímetro? </w:t>
       </w:r>
     </w:p>
@@ -9350,6 +9624,7 @@
         </w:numPr>
       </w:pPr>
       <w:r>
+        <w:lastRenderedPageBreak/>
         <w:t xml:space="preserve">Teniendo en cuenta que el simulador Ripes ubica el segmento de datos a partir de la dirección </w:t>
       </w:r>
       <w:r>
@@ -9368,11 +9643,7 @@
         <w:t>en cuántas instrucciones debería transformarse</w:t>
       </w:r>
       <w:r>
-        <w:t xml:space="preserve"> la </w:t>
-      </w:r>
-      <w:commentRangeStart w:id="8"/>
-      <w:r>
-        <w:t>pseudoinstrucció</w:t>
+        <w:t xml:space="preserve"> la pseudoinstrucció</w:t>
       </w:r>
       <w:r>
         <w:t>n</w:t>
@@ -9393,15 +9664,6 @@
       </w:r>
       <w:r>
         <w:t xml:space="preserve"> </w:t>
-      </w:r>
-      <w:commentRangeEnd w:id="8"/>
-      <w:r>
-        <w:rPr>
-          <w:rStyle w:val="Refdecomentario"/>
-          <w:sz w:val="24"/>
-          <w:szCs w:val="24"/>
-        </w:rPr>
-        <w:commentReference w:id="8"/>
       </w:r>
       <w:r>
         <w:t xml:space="preserve">¿y la instrucción máquina </w:t>
@@ -9504,6 +9766,7 @@
     <w:p>
       <w:pPr>
         <w:pStyle w:val="Ttulo3"/>
+        <w:jc w:val="both"/>
         <w:rPr>
           <w:lang w:val="es-ES"/>
         </w:rPr>
@@ -9552,6 +9815,9 @@
       </w:r>
     </w:p>
     <w:p>
+      <w:pPr>
+        <w:jc w:val="both"/>
+      </w:pPr>
       <w:r>
         <w:t xml:space="preserve">La interacción con el usuario (lectura de datos desde el teclado e impresión de valores en pantalla) se hace utilizando las </w:t>
       </w:r>
@@ -9590,8 +9856,15 @@
         <w:t xml:space="preserve"> y de un conjunto de registros. </w:t>
       </w:r>
     </w:p>
-    <w:p/>
-    <w:p>
+    <w:p>
+      <w:pPr>
+        <w:jc w:val="both"/>
+      </w:pPr>
+    </w:p>
+    <w:p>
+      <w:pPr>
+        <w:jc w:val="both"/>
+      </w:pPr>
       <w:r>
         <w:t xml:space="preserve">En este ejercicio vamos a mostrar el mecanismo para imprimir el valor del perímetro del rectángulo </w:t>
       </w:r>
@@ -9620,8 +9893,15 @@
         <w:t xml:space="preserve">lo es importante darse cuenta del mecanismo general de llamada al sistema. </w:t>
       </w:r>
     </w:p>
-    <w:p/>
-    <w:p>
+    <w:p>
+      <w:pPr>
+        <w:jc w:val="both"/>
+      </w:pPr>
+    </w:p>
+    <w:p>
+      <w:pPr>
+        <w:jc w:val="both"/>
+      </w:pPr>
       <w:r>
         <w:t>Agreg</w:t>
       </w:r>
@@ -9762,7 +10042,7 @@
           <w:sz w:val="20"/>
           <w:szCs w:val="28"/>
         </w:rPr>
-        <w:t>write integer</w:t>
+        <w:t>print_</w:t>
       </w:r>
       <w:r>
         <w:rPr>
@@ -9771,6 +10051,15 @@
           <w:sz w:val="20"/>
           <w:szCs w:val="28"/>
         </w:rPr>
+        <w:t>int</w:t>
+      </w:r>
+      <w:r>
+        <w:rPr>
+          <w:b w:val="0"/>
+          <w:bCs/>
+          <w:sz w:val="20"/>
+          <w:szCs w:val="28"/>
+        </w:rPr>
         <w:br/>
         <w:t xml:space="preserve">         </w:t>
       </w:r>
@@ -9813,6 +10102,9 @@
     </w:p>
     <w:p/>
     <w:p>
+      <w:pPr>
+        <w:jc w:val="both"/>
+      </w:pPr>
       <w:r>
         <w:t xml:space="preserve">Este código está formado por tres instrucciones. La primera </w:t>
       </w:r>
@@ -9859,8 +10151,15 @@
         <w:t xml:space="preserve"> como un entero con signo codificado en complemento a dos). Finalmente, la tercera instrucción es la que lleva a cabo la petición al sistema operativo y desencadena todas las operaciones adecuadas para que el usuario encuentre en la pantalla el valor que quiere. </w:t>
       </w:r>
     </w:p>
-    <w:p/>
-    <w:p>
+    <w:p>
+      <w:pPr>
+        <w:jc w:val="both"/>
+      </w:pPr>
+    </w:p>
+    <w:p>
+      <w:pPr>
+        <w:jc w:val="both"/>
+      </w:pPr>
       <w:r>
         <w:t xml:space="preserve">En definitiva, una llamada al sistema suele combinar tres elementos: un conjunto de parámetros </w:t>
       </w:r>
@@ -9914,16 +10213,7 @@
         <w:t>7</w:t>
       </w:r>
       <w:r>
-        <w:t xml:space="preserve"> (imprimir un entero, detener la ejecución del programa, leer una cadena de caracteres, leer un </w:t>
-      </w:r>
-      <w:r>
-        <w:rPr>
-          <w:i/>
-        </w:rPr>
-        <w:t>float</w:t>
-      </w:r>
-      <w:r>
-        <w:t>, etc</w:t>
+        <w:t xml:space="preserve"> (imprimir un entero, detener la ejecución del programa, etc</w:t>
       </w:r>
       <w:r>
         <w:t>.</w:t>
@@ -9951,7 +10241,11 @@
         <w:t xml:space="preserve"> que desencadena la llamada al sistema.</w:t>
       </w:r>
     </w:p>
-    <w:p/>
+    <w:p>
+      <w:pPr>
+        <w:jc w:val="both"/>
+      </w:pPr>
+    </w:p>
     <w:p>
       <w:pPr>
         <w:pStyle w:val="Prrafodelista"/>
@@ -9961,7 +10255,6 @@
         </w:numPr>
       </w:pPr>
       <w:r>
-        <w:lastRenderedPageBreak/>
         <w:t>¿</w:t>
       </w:r>
       <w:r>
@@ -10082,6 +10375,9 @@
           <w:ilvl w:val="0"/>
           <w:numId w:val="16"/>
         </w:numPr>
+        <w:rPr>
+          <w:lang w:val="es-ES_tradnl"/>
+        </w:rPr>
       </w:pPr>
       <w:r>
         <w:t>Substituy</w:t>
@@ -10183,19 +10479,63 @@
       </w:r>
       <w:r>
         <w:rPr>
-          <w:b/>
-          <w:bCs/>
-        </w:rPr>
-        <w:t>Nota:</w:t>
-      </w:r>
-      <w:r>
-        <w:t xml:space="preserve"> RISC-V fuerza el alineamiento de datos en mem</w:t>
-      </w:r>
-      <w:r>
-        <w:t>o</w:t>
-      </w:r>
-      <w:r>
-        <w:t>ria según su tamaño. El simulador Ripes, al ten</w:t>
+          <w:lang w:val="es-ES_tradnl"/>
+        </w:rPr>
+        <w:t>La especificación de RISC-V permite cierta flexibilidad frente a accessos no alineados</w:t>
+      </w:r>
+      <w:r>
+        <w:rPr>
+          <w:lang w:val="es-ES_tradnl"/>
+        </w:rPr>
+        <w:t xml:space="preserve">. </w:t>
+      </w:r>
+      <w:r>
+        <w:t>Dependiendo de la implementación y del entorno, un acceso no alineado puede:</w:t>
+      </w:r>
+    </w:p>
+    <w:p>
+      <w:pPr>
+        <w:pStyle w:val="Prrafodelista"/>
+        <w:numPr>
+          <w:ilvl w:val="0"/>
+          <w:numId w:val="39"/>
+        </w:numPr>
+      </w:pPr>
+      <w:r>
+        <w:t xml:space="preserve">ejecutarse correctamente, aunque potencialmente con mayor coste; </w:t>
+      </w:r>
+    </w:p>
+    <w:p>
+      <w:pPr>
+        <w:pStyle w:val="Prrafodelista"/>
+        <w:numPr>
+          <w:ilvl w:val="0"/>
+          <w:numId w:val="39"/>
+        </w:numPr>
+      </w:pPr>
+      <w:r>
+        <w:lastRenderedPageBreak/>
+        <w:t xml:space="preserve">provocar una excepción/trap de acceso no alineado; </w:t>
+      </w:r>
+    </w:p>
+    <w:p>
+      <w:pPr>
+        <w:pStyle w:val="Prrafodelista"/>
+        <w:numPr>
+          <w:ilvl w:val="0"/>
+          <w:numId w:val="39"/>
+        </w:numPr>
+      </w:pPr>
+      <w:r>
+        <w:t>ser manejado por software.</w:t>
+      </w:r>
+    </w:p>
+    <w:p>
+      <w:pPr>
+        <w:pStyle w:val="Prrafodelista"/>
+      </w:pPr>
+      <w:r>
+        <w:t>El simulador Ripes, al ten</w:t>
       </w:r>
       <w:r>
         <w:t>e</w:t>
@@ -10207,10 +10547,20 @@
         <w:t>á</w:t>
       </w:r>
       <w:r>
-        <w:t>cter docente, no lo hace y de ahí el resultado que podemos observar.</w:t>
-      </w:r>
-    </w:p>
-    <w:p/>
+        <w:t xml:space="preserve">cter docente, no </w:t>
+      </w:r>
+      <w:r>
+        <w:t>fuerza el alineamiento,</w:t>
+      </w:r>
+      <w:r>
+        <w:t xml:space="preserve"> y de ahí el resultado que podemos observar.</w:t>
+      </w:r>
+    </w:p>
+    <w:p>
+      <w:pPr>
+        <w:jc w:val="both"/>
+      </w:pPr>
+    </w:p>
     <w:p>
       <w:pPr>
         <w:pStyle w:val="Ttulo3"/>
@@ -10242,14 +10592,14 @@
         </w:rPr>
         <w:t xml:space="preserve">4: </w:t>
       </w:r>
-      <w:commentRangeStart w:id="9"/>
+      <w:commentRangeStart w:id="6"/>
       <w:r>
         <w:rPr>
           <w:lang w:val="es-ES"/>
         </w:rPr>
         <w:t>cuestiones a resolver</w:t>
       </w:r>
-      <w:commentRangeEnd w:id="9"/>
+      <w:commentRangeEnd w:id="6"/>
       <w:r>
         <w:rPr>
           <w:rStyle w:val="Refdecomentario"/>
@@ -10257,7 +10607,7 @@
           <w:szCs w:val="24"/>
           <w:lang w:val="es-ES"/>
         </w:rPr>
-        <w:commentReference w:id="9"/>
+        <w:commentReference w:id="6"/>
       </w:r>
     </w:p>
     <w:p>
@@ -10358,7 +10708,7 @@
           <w:rStyle w:val="codiinline"/>
         </w:rPr>
         <w:sectPr>
-          <w:footerReference w:type="default" r:id="rId14"/>
+          <w:footerReference w:type="default" r:id="rId13"/>
           <w:pgSz w:w="11900" w:h="16840"/>
           <w:pgMar w:top="1418" w:right="1418" w:bottom="1418" w:left="1418" w:header="709" w:footer="709" w:gutter="0"/>
           <w:cols w:space="708"/>
@@ -11069,7 +11419,6 @@
           <w:bCs/>
           <w:lang w:val="ca-ES"/>
         </w:rPr>
-        <w:lastRenderedPageBreak/>
         <w:t>N = 0</w:t>
       </w:r>
     </w:p>
@@ -11218,6 +11567,7 @@
         </w:numPr>
       </w:pPr>
       <w:r>
+        <w:lastRenderedPageBreak/>
         <w:t xml:space="preserve">Como traducirías </w:t>
       </w:r>
       <w:r>
@@ -11330,7 +11680,6 @@
           <w:tab w:val="left" w:pos="1701"/>
         </w:tabs>
         <w:ind w:left="708"/>
-        <w:jc w:val="left"/>
         <w:rPr>
           <w:rStyle w:val="codiinline"/>
           <w:b w:val="0"/>
@@ -11385,7 +11734,6 @@
           <w:tab w:val="left" w:pos="1701"/>
         </w:tabs>
         <w:ind w:left="708"/>
-        <w:jc w:val="left"/>
         <w:rPr>
           <w:rStyle w:val="codiinline"/>
           <w:b w:val="0"/>
@@ -11425,7 +11773,6 @@
           <w:tab w:val="left" w:pos="1701"/>
         </w:tabs>
         <w:ind w:left="708"/>
-        <w:jc w:val="left"/>
         <w:rPr>
           <w:rStyle w:val="codiinline"/>
           <w:b w:val="0"/>
@@ -11470,7 +11817,6 @@
           <w:tab w:val="left" w:pos="1701"/>
         </w:tabs>
         <w:ind w:left="708"/>
-        <w:jc w:val="left"/>
         <w:rPr>
           <w:rStyle w:val="codiinline"/>
           <w:b w:val="0"/>
@@ -11510,7 +11856,6 @@
           <w:tab w:val="left" w:pos="1701"/>
         </w:tabs>
         <w:ind w:left="708"/>
-        <w:jc w:val="left"/>
         <w:rPr>
           <w:rStyle w:val="codiinline"/>
           <w:b w:val="0"/>
@@ -11540,7 +11885,6 @@
           <w:tab w:val="left" w:pos="1701"/>
         </w:tabs>
         <w:ind w:left="708"/>
-        <w:jc w:val="left"/>
         <w:rPr>
           <w:rStyle w:val="codiinline"/>
           <w:b w:val="0"/>
@@ -11570,7 +11914,6 @@
           <w:tab w:val="left" w:pos="1701"/>
         </w:tabs>
         <w:ind w:left="708"/>
-        <w:jc w:val="left"/>
         <w:rPr>
           <w:rStyle w:val="codiinline"/>
           <w:b w:val="0"/>
@@ -11707,7 +12050,6 @@
         <w:tabs>
           <w:tab w:val="left" w:pos="1701"/>
         </w:tabs>
-        <w:jc w:val="left"/>
         <w:rPr>
           <w:rStyle w:val="codiinline"/>
           <w:b w:val="0"/>
@@ -11728,7 +12070,6 @@
           <w:tab w:val="left" w:pos="1701"/>
         </w:tabs>
         <w:ind w:left="708"/>
-        <w:jc w:val="left"/>
         <w:rPr>
           <w:rStyle w:val="codiinline"/>
           <w:b w:val="0"/>
@@ -11813,7 +12154,6 @@
           <w:tab w:val="left" w:pos="1701"/>
         </w:tabs>
         <w:ind w:left="708"/>
-        <w:jc w:val="left"/>
         <w:rPr>
           <w:rStyle w:val="codiinline"/>
           <w:b w:val="0"/>
@@ -11866,7 +12206,6 @@
           <w:tab w:val="left" w:pos="1701"/>
         </w:tabs>
         <w:ind w:left="708"/>
-        <w:jc w:val="left"/>
         <w:rPr>
           <w:rStyle w:val="codiinline"/>
           <w:b w:val="0"/>
@@ -11887,7 +12226,6 @@
           <w:tab w:val="left" w:pos="1701"/>
         </w:tabs>
         <w:ind w:left="708"/>
-        <w:jc w:val="left"/>
         <w:rPr>
           <w:rStyle w:val="codiinline"/>
           <w:b w:val="0"/>
@@ -11917,7 +12255,6 @@
           <w:tab w:val="left" w:pos="1701"/>
         </w:tabs>
         <w:ind w:left="708"/>
-        <w:jc w:val="left"/>
         <w:rPr>
           <w:rStyle w:val="codiinline"/>
           <w:b w:val="0"/>
@@ -11932,7 +12269,6 @@
           <w:bCs/>
           <w:lang w:val="fr-FR"/>
         </w:rPr>
-        <w:lastRenderedPageBreak/>
         <w:t>lw t1,0(t0)</w:t>
       </w:r>
     </w:p>
@@ -11948,7 +12284,6 @@
           <w:tab w:val="left" w:pos="1701"/>
         </w:tabs>
         <w:ind w:left="708"/>
-        <w:jc w:val="left"/>
         <w:rPr>
           <w:rStyle w:val="codiinline"/>
           <w:b w:val="0"/>
@@ -11971,7 +12306,6 @@
         <w:tabs>
           <w:tab w:val="left" w:pos="1701"/>
         </w:tabs>
-        <w:jc w:val="left"/>
         <w:rPr>
           <w:rStyle w:val="codiinline"/>
           <w:b w:val="0"/>
@@ -11992,7 +12326,6 @@
           <w:tab w:val="left" w:pos="1701"/>
         </w:tabs>
         <w:ind w:left="708"/>
-        <w:jc w:val="left"/>
         <w:rPr>
           <w:rStyle w:val="codiinline"/>
           <w:b w:val="0"/>
@@ -12022,7 +12355,6 @@
           <w:tab w:val="left" w:pos="1701"/>
         </w:tabs>
         <w:ind w:left="708"/>
-        <w:jc w:val="left"/>
         <w:rPr>
           <w:rStyle w:val="codiinline"/>
           <w:b w:val="0"/>
@@ -12052,7 +12384,6 @@
           <w:tab w:val="left" w:pos="1701"/>
         </w:tabs>
         <w:ind w:left="708"/>
-        <w:jc w:val="left"/>
         <w:rPr>
           <w:rStyle w:val="codiinline"/>
           <w:b w:val="0"/>
@@ -12077,7 +12408,7 @@
       </w:pPr>
     </w:p>
     <w:sectPr>
-      <w:footerReference w:type="default" r:id="rId15"/>
+      <w:footerReference w:type="default" r:id="rId14"/>
       <w:type w:val="continuous"/>
       <w:pgSz w:w="11900" w:h="16840"/>
       <w:pgMar w:top="1418" w:right="1418" w:bottom="1418" w:left="1418" w:header="709" w:footer="709" w:gutter="0"/>
@@ -12090,12 +12421,9 @@
 </file>
 
 <file path=word/comments.xml><?xml version="1.0" encoding="utf-8"?>
-<w:comments xmlns:wpc="http://schemas.microsoft.com/office/word/2010/wordprocessingCanvas" xmlns:cx="http://schemas.microsoft.com/office/drawing/2014/chartex" xmlns:cx1="http://schemas.microsoft.com/office/drawing/2015/9/8/chartex" xmlns:cx2="http://schemas.microsoft.com/office/drawing/2015/10/21/chartex" xmlns:cx3="http://schemas.microsoft.com/office/drawing/2016/5/9/chartex" xmlns:cx4="http://schemas.microsoft.com/office/drawing/2016/5/10/chartex" xmlns:cx5="http://schemas.microsoft.com/office/drawing/2016/5/11/chartex" xmlns:cx6="http://schemas.microsoft.com/office/drawing/2016/5/12/chartex" xmlns:cx7="http://schemas.microsoft.com/office/drawing/2016/5/13/chartex" xmlns:cx8="http://schemas.microsoft.com/office/drawing/2016/5/14/chartex" xmlns:mc="http://schemas.openxmlformats.org/markup-compatibility/2006" xmlns:aink="http://schemas.microsoft.com/office/drawing/2016/ink" xmlns:am3d="http://schemas.microsoft.com/office/drawing/2017/model3d" xmlns:o="urn:schemas-microsoft-com:office:office" xmlns:oel="http://schemas.microsoft.com/office/2019/extlst" xmlns:r="http://schemas.openxmlformats.org/officeDocument/2006/relationships" xmlns:m="http://schemas.openxmlformats.org/officeDocument/2006/math" xmlns:v="urn:schemas-microsoft-com:vml" xmlns:wp14="http://schemas.microsoft.com/office/word/2010/wordprocessingDrawing" xmlns:wp="http://schemas.openxmlformats.org/drawingml/2006/wordprocessingDrawing" xmlns:w10="urn:schemas-microsoft-com:office:word" xmlns:w="http://schemas.openxmlformats.org/wordprocessingml/2006/main" xmlns:w14="http://schemas.microsoft.com/office/word/2010/wordml" xmlns:w15="http://schemas.microsoft.com/office/word/2012/wordml" xmlns:w16cex="http://schemas.microsoft.com/office/word/2018/wordml/cex" xmlns:w16cid="http://schemas.microsoft.com/office/word/2016/wordml/cid" xmlns:w16="http://schemas.microsoft.com/office/word/2018/wordml" xmlns:w16du="http://schemas.microsoft.com/office/word/2023/wordml/word16du" xmlns:w16sdtdh="http://schemas.microsoft.com/office/word/2020/wordml/sdtdatahash" xmlns:w16sdtfl="http://schemas.microsoft.com/office/word/2024/wordml/sdtformatlock" xmlns:w16se="http://schemas.microsoft.com/office/word/2015/wordml/symex" xmlns:wpg="http://schemas.microsoft.com/office/word/2010/wordprocessingGroup" xmlns:wpi="http://schemas.microsoft.com/office/word/2010/wordprocessingInk" xmlns:wne="http://schemas.microsoft.com/office/word/2006/wordml" xmlns:wps="http://schemas.microsoft.com/office/word/2010/wordprocessingShape" mc:Ignorable="w14 w15 w16se w16cid w16 w16cex w16sdtdh w16sdtfl w16du wp14">
-  <w:comment w:id="0" w:author="enrique s. quintana-orti" w:date="2026-01-22T18:26:00Z" w:initials="eq">
-    <w:p>
-      <w:pPr>
-        <w:jc w:val="left"/>
-      </w:pPr>
+<w:comments xmlns:wpc="http://schemas.microsoft.com/office/word/2010/wordprocessingCanvas" xmlns:cx="http://schemas.microsoft.com/office/drawing/2014/chartex" xmlns:cx1="http://schemas.microsoft.com/office/drawing/2015/9/8/chartex" xmlns:cx2="http://schemas.microsoft.com/office/drawing/2015/10/21/chartex" xmlns:cx3="http://schemas.microsoft.com/office/drawing/2016/5/9/chartex" xmlns:cx4="http://schemas.microsoft.com/office/drawing/2016/5/10/chartex" xmlns:cx5="http://schemas.microsoft.com/office/drawing/2016/5/11/chartex" xmlns:cx6="http://schemas.microsoft.com/office/drawing/2016/5/12/chartex" xmlns:cx7="http://schemas.microsoft.com/office/drawing/2016/5/13/chartex" xmlns:cx8="http://schemas.microsoft.com/office/drawing/2016/5/14/chartex" xmlns:mc="http://schemas.openxmlformats.org/markup-compatibility/2006" xmlns:m="http://schemas.openxmlformats.org/officeDocument/2006/math" xmlns:aink="http://schemas.microsoft.com/office/drawing/2016/ink" xmlns:am3d="http://schemas.microsoft.com/office/drawing/2017/model3d" xmlns:oel="http://schemas.microsoft.com/office/2019/extlst" xmlns:r="http://schemas.openxmlformats.org/officeDocument/2006/relationships" xmlns:wp14="http://schemas.microsoft.com/office/word/2010/wordprocessingDrawing" xmlns:wp="http://schemas.openxmlformats.org/drawingml/2006/wordprocessingDrawing" xmlns:wpg="http://schemas.microsoft.com/office/word/2010/wordprocessingGroup" xmlns:wpi="http://schemas.microsoft.com/office/word/2010/wordprocessingInk" xmlns:wps="http://schemas.microsoft.com/office/word/2010/wordprocessingShape" xmlns:o="urn:schemas-microsoft-com:office:office" xmlns:v="urn:schemas-microsoft-com:vml" xmlns:w10="urn:schemas-microsoft-com:office:word" xmlns:w="http://schemas.openxmlformats.org/wordprocessingml/2006/main" xmlns:w14="http://schemas.microsoft.com/office/word/2010/wordml" xmlns:w15="http://schemas.microsoft.com/office/word/2012/wordml" xmlns:w16cei="http://schemas.microsoft.com/office/word/2026/wordml/cei" xmlns:w16cex="http://schemas.microsoft.com/office/word/2018/wordml/cex" xmlns:w16cid="http://schemas.microsoft.com/office/word/2016/wordml/cid" xmlns:w16="http://schemas.microsoft.com/office/word/2018/wordml" xmlns:w16sdtdh="http://schemas.microsoft.com/office/word/2020/wordml/sdtdatahash" xmlns:w16sdtfl="http://schemas.microsoft.com/office/word/2024/wordml/sdtformatlock" xmlns:w16se="http://schemas.microsoft.com/office/word/2015/wordml/symex" xmlns:w16du="http://schemas.microsoft.com/office/word/2023/wordml/word16du" xmlns:wne="http://schemas.microsoft.com/office/word/2006/wordml" mc:Ignorable="w14 w15 w16se w16cid w16 w16cex w16sdtdh w16sdtfl w16du wp14">
+  <w:comment w:id="0" w:author="ENRIQUE SALVADOR QUINTANA ORTI" w:date="2026-08-08T08:42:00Z" w:initials="ESQO">
+    <w:p>
       <w:r>
         <w:rPr>
           <w:rStyle w:val="Refdecomentario"/>
@@ -12107,15 +12435,12 @@
           <w:sz w:val="20"/>
           <w:szCs w:val="20"/>
         </w:rPr>
-        <w:t>Aquí es mv en lugar de move</w:t>
+        <w:t>En RISC-V es mv en lugar de move</w:t>
       </w:r>
     </w:p>
   </w:comment>
-  <w:comment w:id="1" w:author="enrique s. quintana-orti" w:date="2026-01-22T18:26:00Z" w:initials="eq">
-    <w:p>
-      <w:pPr>
-        <w:jc w:val="left"/>
-      </w:pPr>
+  <w:comment w:id="1" w:author="ENRIQUE SALVADOR QUINTANA ORTI" w:date="2026-08-08T08:43:00Z" w:initials="ESQO">
+    <w:p>
       <w:r>
         <w:rPr>
           <w:rStyle w:val="Refdecomentario"/>
@@ -12124,18 +12449,17 @@
       </w:r>
       <w:r>
         <w:rPr>
+          <w:rFonts w:eastAsiaTheme="minorHAnsi" w:cstheme="minorBidi"/>
           <w:sz w:val="20"/>
           <w:szCs w:val="20"/>
-        </w:rPr>
-        <w:t>Atención a esto</w:t>
+          <w:lang w:eastAsia="en-US"/>
+        </w:rPr>
+        <w:t>Atención a este cambio. 20+12 bits en RISC-V en lugar de 16+16 debido a la longitud máxima de los inmediatos en instrucciones de formato I</w:t>
       </w:r>
     </w:p>
   </w:comment>
-  <w:comment w:id="2" w:author="enrique s. quintana-orti" w:date="2026-01-22T18:27:00Z" w:initials="eq">
-    <w:p>
-      <w:pPr>
-        <w:jc w:val="left"/>
-      </w:pPr>
+  <w:comment w:id="2" w:author="ENRIQUE SALVADOR QUINTANA ORTI" w:date="2026-08-08T08:46:00Z" w:initials="ESQO">
+    <w:p>
       <w:r>
         <w:rPr>
           <w:rStyle w:val="Refdecomentario"/>
@@ -12147,15 +12471,12 @@
           <w:sz w:val="20"/>
           <w:szCs w:val="20"/>
         </w:rPr>
-        <w:t>En RISC-V los inmediatos son operandos de 12 bits. De ahí la separación en 20+12</w:t>
+        <w:t>En RISC-V es .asciz en lugar de .asciiz</w:t>
       </w:r>
     </w:p>
   </w:comment>
-  <w:comment w:id="3" w:author="enrique s. quintana-orti" w:date="2026-02-25T19:05:00Z" w:initials="eq">
-    <w:p>
-      <w:pPr>
-        <w:jc w:val="left"/>
-      </w:pPr>
+  <w:comment w:id="3" w:author="enrique s. quintana-orti" w:date="2026-01-22T18:23:00Z" w:initials="eq">
+    <w:p>
       <w:r>
         <w:rPr>
           <w:rStyle w:val="Refdecomentario"/>
@@ -12164,164 +12485,91 @@
       </w:r>
       <w:r>
         <w:rPr>
+          <w:rFonts w:eastAsiaTheme="minorHAnsi" w:cstheme="minorBidi"/>
           <w:sz w:val="20"/>
           <w:szCs w:val="20"/>
-        </w:rPr>
-        <w:t>Hay que revisar esta parte de la prática. la siempre se traduce en auipc+addi. Cuando la cambié no tenía eso claro. auipc siempre es relativa al PC, así que hay que tener en cuenta dónde empieza el segmento de datos donde está esa dirección</w:t>
-      </w:r>
-    </w:p>
-  </w:comment>
-  <w:comment w:id="4" w:author="enrique s. quintana-orti" w:date="2026-01-22T18:32:00Z" w:initials="eq">
-    <w:p>
-      <w:pPr>
-        <w:jc w:val="left"/>
-      </w:pPr>
-      <w:r>
-        <w:rPr>
-          <w:rStyle w:val="Refdecomentario"/>
-        </w:rPr>
-        <w:annotationRef/>
-      </w:r>
-      <w:r>
-        <w:rPr>
+          <w:lang w:eastAsia="en-US"/>
+        </w:rPr>
+        <w:t>1) En RISC-V NO se especifica la dirección de memoria de los segmentos de datos y de código.</w:t>
+      </w:r>
+    </w:p>
+    <w:p>
+      <w:r>
+        <w:rPr>
+          <w:rFonts w:eastAsiaTheme="minorHAnsi" w:cstheme="minorBidi"/>
           <w:sz w:val="20"/>
           <w:szCs w:val="20"/>
-        </w:rPr>
-        <w:t>Atención a auipc. El simulador la utiliza en lugar de lui pero podemos obviarla y usar lui si hacemos la codificación "a mano"</w:t>
-      </w:r>
-    </w:p>
-  </w:comment>
-  <w:comment w:id="5" w:author="enrique s. quintana-orti" w:date="2026-01-22T18:23:00Z" w:initials="eq">
-    <w:p>
-      <w:pPr>
-        <w:jc w:val="left"/>
-      </w:pPr>
-      <w:r>
-        <w:rPr>
-          <w:rStyle w:val="Refdecomentario"/>
-        </w:rPr>
-        <w:annotationRef/>
-      </w:r>
-      <w:r>
-        <w:rPr>
+          <w:lang w:eastAsia="en-US"/>
+        </w:rPr>
+        <w:t>2) En Ripes puede hacerse a través de Edit-&gt;Settings-&gt;Compiler</w:t>
+      </w:r>
+    </w:p>
+    <w:p>
+      <w:r>
+        <w:rPr>
+          <w:rFonts w:eastAsiaTheme="minorHAnsi" w:cstheme="minorBidi"/>
           <w:sz w:val="20"/>
           <w:szCs w:val="20"/>
-        </w:rPr>
-        <w:t>1) En RISC-V NO se especifica la dirección de memoria de los segmentos de datos y de código.</w:t>
-      </w:r>
-    </w:p>
-    <w:p>
-      <w:pPr>
-        <w:jc w:val="left"/>
-      </w:pPr>
-      <w:r>
-        <w:rPr>
+          <w:lang w:eastAsia="en-US"/>
+        </w:rPr>
+        <w:t>2) No existe la directiva .end</w:t>
+      </w:r>
+    </w:p>
+    <w:p>
+      <w:r>
+        <w:rPr>
+          <w:rFonts w:eastAsiaTheme="minorHAnsi" w:cstheme="minorBidi"/>
           <w:sz w:val="20"/>
           <w:szCs w:val="20"/>
-        </w:rPr>
-        <w:t>2) No existe la directiva .end</w:t>
-      </w:r>
-    </w:p>
-    <w:p>
-      <w:pPr>
-        <w:jc w:val="left"/>
-      </w:pPr>
+          <w:lang w:eastAsia="en-US"/>
+        </w:rPr>
+        <w:t>3) En Ripes no puede usarse .space</w:t>
+      </w:r>
+    </w:p>
+  </w:comment>
+  <w:comment w:id="4" w:author="enrique s. quintana-orti" w:date="2026-01-22T18:34:00Z" w:initials="eq">
+    <w:p>
+      <w:r>
+        <w:rPr>
+          <w:rStyle w:val="Refdecomentario"/>
+        </w:rPr>
+        <w:annotationRef/>
+      </w:r>
       <w:r>
         <w:rPr>
           <w:sz w:val="20"/>
           <w:szCs w:val="20"/>
         </w:rPr>
-        <w:t>3) En Ripes no puede usarse .space</w:t>
-      </w:r>
-    </w:p>
-    <w:p>
-      <w:pPr>
-        <w:jc w:val="left"/>
-      </w:pPr>
+        <w:t>En RISC-V NO existe la pseudoinstrucción lw rd,A</w:t>
+      </w:r>
+    </w:p>
+  </w:comment>
+  <w:comment w:id="6" w:author="enrique s. quintana-orti" w:date="2026-01-22T18:16:00Z" w:initials="eq">
+    <w:p>
+      <w:r>
+        <w:rPr>
+          <w:rStyle w:val="Refdecomentario"/>
+        </w:rPr>
+        <w:annotationRef/>
+      </w:r>
       <w:r>
         <w:rPr>
           <w:sz w:val="20"/>
           <w:szCs w:val="20"/>
         </w:rPr>
-        <w:t>4) El .asciiz de MIPS aquí es .asciz</w:t>
-      </w:r>
-    </w:p>
-  </w:comment>
-  <w:comment w:id="6" w:author="enrique s. quintana-orti" w:date="2026-01-22T18:34:00Z" w:initials="eq">
-    <w:p>
-      <w:pPr>
-        <w:jc w:val="left"/>
-      </w:pPr>
-      <w:r>
-        <w:rPr>
-          <w:rStyle w:val="Refdecomentario"/>
-        </w:rPr>
-        <w:annotationRef/>
-      </w:r>
+        <w:t>No he revisado la siguiente lista de ejercicios en detalle. Me he limitado a hacer una traducción directa de MIPS a RISC-V. Hay que tener en cuenta dos cosas:</w:t>
+      </w:r>
+    </w:p>
+    <w:p>
       <w:r>
         <w:rPr>
           <w:sz w:val="20"/>
           <w:szCs w:val="20"/>
         </w:rPr>
-        <w:t>En RISC-V NO existe la pseudoinstrucción lw rd,A</w:t>
-      </w:r>
-    </w:p>
-  </w:comment>
-  <w:comment w:id="8" w:author="enrique s. quintana-orti" w:date="2026-01-22T18:38:00Z" w:initials="eq">
-    <w:p>
-      <w:pPr>
-        <w:jc w:val="left"/>
-      </w:pPr>
-      <w:r>
-        <w:rPr>
-          <w:rStyle w:val="Refdecomentario"/>
-        </w:rPr>
-        <w:annotationRef/>
-      </w:r>
-      <w:r>
-        <w:rPr>
-          <w:sz w:val="20"/>
-          <w:szCs w:val="20"/>
-        </w:rPr>
-        <w:t xml:space="preserve">Recordar que, cuando el inmediato ocupa más de 12 bits, RISC-V siempre traduce esta pseudoinstrucción en dos instrucciones máquina. Incluso cuando la segunda es un addi que simplemente suma 0 </w:t>
-      </w:r>
-    </w:p>
-  </w:comment>
-  <w:comment w:id="9" w:author="enrique s. quintana-orti" w:date="2026-01-22T18:16:00Z" w:initials="eq">
-    <w:p>
-      <w:pPr>
-        <w:jc w:val="left"/>
-      </w:pPr>
-      <w:r>
-        <w:rPr>
-          <w:rStyle w:val="Refdecomentario"/>
-        </w:rPr>
-        <w:annotationRef/>
-      </w:r>
-      <w:r>
-        <w:rPr>
-          <w:sz w:val="20"/>
-          <w:szCs w:val="20"/>
-        </w:rPr>
-        <w:t>No he revisado la siguiente lista de ejercicios en detalle. Me he limitado a hacer una traducción directa de MIPS a RISC-V. Hay que tener en cuenta dos cosas:</w:t>
-      </w:r>
-    </w:p>
-    <w:p>
-      <w:pPr>
-        <w:jc w:val="left"/>
-      </w:pPr>
-      <w:r>
-        <w:rPr>
-          <w:sz w:val="20"/>
-          <w:szCs w:val="20"/>
-        </w:rPr>
         <w:t>1) En RISC-V los inmediatos son de 12 bits.</w:t>
       </w:r>
     </w:p>
     <w:p>
-      <w:pPr>
-        <w:jc w:val="left"/>
-      </w:pPr>
       <w:r>
         <w:rPr>
           <w:sz w:val="20"/>
@@ -12335,54 +12583,42 @@
 </file>
 
 <file path=word/commentsExtended.xml><?xml version="1.0" encoding="utf-8"?>
-<w15:commentsEx xmlns:wpc="http://schemas.microsoft.com/office/word/2010/wordprocessingCanvas" xmlns:cx="http://schemas.microsoft.com/office/drawing/2014/chartex" xmlns:cx1="http://schemas.microsoft.com/office/drawing/2015/9/8/chartex" xmlns:cx2="http://schemas.microsoft.com/office/drawing/2015/10/21/chartex" xmlns:cx3="http://schemas.microsoft.com/office/drawing/2016/5/9/chartex" xmlns:cx4="http://schemas.microsoft.com/office/drawing/2016/5/10/chartex" xmlns:cx5="http://schemas.microsoft.com/office/drawing/2016/5/11/chartex" xmlns:cx6="http://schemas.microsoft.com/office/drawing/2016/5/12/chartex" xmlns:cx7="http://schemas.microsoft.com/office/drawing/2016/5/13/chartex" xmlns:cx8="http://schemas.microsoft.com/office/drawing/2016/5/14/chartex" xmlns:mc="http://schemas.openxmlformats.org/markup-compatibility/2006" xmlns:aink="http://schemas.microsoft.com/office/drawing/2016/ink" xmlns:am3d="http://schemas.microsoft.com/office/drawing/2017/model3d" xmlns:o="urn:schemas-microsoft-com:office:office" xmlns:oel="http://schemas.microsoft.com/office/2019/extlst" xmlns:r="http://schemas.openxmlformats.org/officeDocument/2006/relationships" xmlns:m="http://schemas.openxmlformats.org/officeDocument/2006/math" xmlns:v="urn:schemas-microsoft-com:vml" xmlns:wp14="http://schemas.microsoft.com/office/word/2010/wordprocessingDrawing" xmlns:wp="http://schemas.openxmlformats.org/drawingml/2006/wordprocessingDrawing" xmlns:w10="urn:schemas-microsoft-com:office:word" xmlns:w="http://schemas.openxmlformats.org/wordprocessingml/2006/main" xmlns:w14="http://schemas.microsoft.com/office/word/2010/wordml" xmlns:w15="http://schemas.microsoft.com/office/word/2012/wordml" xmlns:w16cex="http://schemas.microsoft.com/office/word/2018/wordml/cex" xmlns:w16cid="http://schemas.microsoft.com/office/word/2016/wordml/cid" xmlns:w16="http://schemas.microsoft.com/office/word/2018/wordml" xmlns:w16du="http://schemas.microsoft.com/office/word/2023/wordml/word16du" xmlns:w16sdtdh="http://schemas.microsoft.com/office/word/2020/wordml/sdtdatahash" xmlns:w16sdtfl="http://schemas.microsoft.com/office/word/2024/wordml/sdtformatlock" xmlns:w16se="http://schemas.microsoft.com/office/word/2015/wordml/symex" xmlns:wpg="http://schemas.microsoft.com/office/word/2010/wordprocessingGroup" xmlns:wpi="http://schemas.microsoft.com/office/word/2010/wordprocessingInk" xmlns:wne="http://schemas.microsoft.com/office/word/2006/wordml" xmlns:wps="http://schemas.microsoft.com/office/word/2010/wordprocessingShape" mc:Ignorable="w14 w15 w16se w16cid w16 w16cex w16sdtdh w16sdtfl w16du wp14">
-  <w15:commentEx w15:paraId="32BBB4CC" w15:done="0"/>
-  <w15:commentEx w15:paraId="0FA3C599" w15:done="0"/>
-  <w15:commentEx w15:paraId="3C1166F5" w15:done="0"/>
-  <w15:commentEx w15:paraId="3895218D" w15:done="0"/>
-  <w15:commentEx w15:paraId="52AAA151" w15:done="0"/>
+<w15:commentsEx xmlns:wpc="http://schemas.microsoft.com/office/word/2010/wordprocessingCanvas" xmlns:cx="http://schemas.microsoft.com/office/drawing/2014/chartex" xmlns:cx1="http://schemas.microsoft.com/office/drawing/2015/9/8/chartex" xmlns:cx2="http://schemas.microsoft.com/office/drawing/2015/10/21/chartex" xmlns:cx3="http://schemas.microsoft.com/office/drawing/2016/5/9/chartex" xmlns:cx4="http://schemas.microsoft.com/office/drawing/2016/5/10/chartex" xmlns:cx5="http://schemas.microsoft.com/office/drawing/2016/5/11/chartex" xmlns:cx6="http://schemas.microsoft.com/office/drawing/2016/5/12/chartex" xmlns:cx7="http://schemas.microsoft.com/office/drawing/2016/5/13/chartex" xmlns:cx8="http://schemas.microsoft.com/office/drawing/2016/5/14/chartex" xmlns:mc="http://schemas.openxmlformats.org/markup-compatibility/2006" xmlns:m="http://schemas.openxmlformats.org/officeDocument/2006/math" xmlns:aink="http://schemas.microsoft.com/office/drawing/2016/ink" xmlns:am3d="http://schemas.microsoft.com/office/drawing/2017/model3d" xmlns:oel="http://schemas.microsoft.com/office/2019/extlst" xmlns:r="http://schemas.openxmlformats.org/officeDocument/2006/relationships" xmlns:wp14="http://schemas.microsoft.com/office/word/2010/wordprocessingDrawing" xmlns:wp="http://schemas.openxmlformats.org/drawingml/2006/wordprocessingDrawing" xmlns:wpg="http://schemas.microsoft.com/office/word/2010/wordprocessingGroup" xmlns:wpi="http://schemas.microsoft.com/office/word/2010/wordprocessingInk" xmlns:wps="http://schemas.microsoft.com/office/word/2010/wordprocessingShape" xmlns:o="urn:schemas-microsoft-com:office:office" xmlns:v="urn:schemas-microsoft-com:vml" xmlns:w10="urn:schemas-microsoft-com:office:word" xmlns:w="http://schemas.openxmlformats.org/wordprocessingml/2006/main" xmlns:w14="http://schemas.microsoft.com/office/word/2010/wordml" xmlns:w15="http://schemas.microsoft.com/office/word/2012/wordml" xmlns:w16cei="http://schemas.microsoft.com/office/word/2026/wordml/cei" xmlns:w16cex="http://schemas.microsoft.com/office/word/2018/wordml/cex" xmlns:w16cid="http://schemas.microsoft.com/office/word/2016/wordml/cid" xmlns:w16="http://schemas.microsoft.com/office/word/2018/wordml" xmlns:w16sdtdh="http://schemas.microsoft.com/office/word/2020/wordml/sdtdatahash" xmlns:w16sdtfl="http://schemas.microsoft.com/office/word/2024/wordml/sdtformatlock" xmlns:w16se="http://schemas.microsoft.com/office/word/2015/wordml/symex" xmlns:w16du="http://schemas.microsoft.com/office/word/2023/wordml/word16du" xmlns:wne="http://schemas.microsoft.com/office/word/2006/wordml" mc:Ignorable="w14 w15 w16se w16cid w16 w16cex w16sdtdh w16sdtfl w16du wp14">
+  <w15:commentEx w15:paraId="58B8B821" w15:done="0"/>
+  <w15:commentEx w15:paraId="0525FDE0" w15:done="0"/>
+  <w15:commentEx w15:paraId="493D3523" w15:done="0"/>
   <w15:commentEx w15:paraId="5F67C86A" w15:done="0"/>
   <w15:commentEx w15:paraId="30413262" w15:done="0"/>
-  <w15:commentEx w15:paraId="41AEFCED" w15:done="0"/>
   <w15:commentEx w15:paraId="1F9E85FE" w15:done="0"/>
 </w15:commentsEx>
 </file>
 
 <file path=word/commentsExtensible.xml><?xml version="1.0" encoding="utf-8"?>
-<w16cex:commentsExtensible xmlns:wpc="http://schemas.microsoft.com/office/word/2010/wordprocessingCanvas" xmlns:cx="http://schemas.microsoft.com/office/drawing/2014/chartex" xmlns:cx1="http://schemas.microsoft.com/office/drawing/2015/9/8/chartex" xmlns:cx2="http://schemas.microsoft.com/office/drawing/2015/10/21/chartex" xmlns:cx3="http://schemas.microsoft.com/office/drawing/2016/5/9/chartex" xmlns:cx4="http://schemas.microsoft.com/office/drawing/2016/5/10/chartex" xmlns:cx5="http://schemas.microsoft.com/office/drawing/2016/5/11/chartex" xmlns:cx6="http://schemas.microsoft.com/office/drawing/2016/5/12/chartex" xmlns:cx7="http://schemas.microsoft.com/office/drawing/2016/5/13/chartex" xmlns:cx8="http://schemas.microsoft.com/office/drawing/2016/5/14/chartex" xmlns:cr="http://schemas.microsoft.com/office/comments/2020/reactions" xmlns:mc="http://schemas.openxmlformats.org/markup-compatibility/2006" xmlns:aink="http://schemas.microsoft.com/office/drawing/2016/ink" xmlns:am3d="http://schemas.microsoft.com/office/drawing/2017/model3d" xmlns:o="urn:schemas-microsoft-com:office:office" xmlns:oel="http://schemas.microsoft.com/office/2019/extlst" xmlns:r="http://schemas.openxmlformats.org/officeDocument/2006/relationships" xmlns:m="http://schemas.openxmlformats.org/officeDocument/2006/math" xmlns:v="urn:schemas-microsoft-com:vml" xmlns:wp14="http://schemas.microsoft.com/office/word/2010/wordprocessingDrawing" xmlns:wp="http://schemas.openxmlformats.org/drawingml/2006/wordprocessingDrawing" xmlns:w10="urn:schemas-microsoft-com:office:word" xmlns:w="http://schemas.openxmlformats.org/wordprocessingml/2006/main" xmlns:w14="http://schemas.microsoft.com/office/word/2010/wordml" xmlns:w15="http://schemas.microsoft.com/office/word/2012/wordml" xmlns:w16cex="http://schemas.microsoft.com/office/word/2018/wordml/cex" xmlns:w16cid="http://schemas.microsoft.com/office/word/2016/wordml/cid" xmlns:w16="http://schemas.microsoft.com/office/word/2018/wordml" xmlns:w16du="http://schemas.microsoft.com/office/word/2023/wordml/word16du" xmlns:w16sdtdh="http://schemas.microsoft.com/office/word/2020/wordml/sdtdatahash" xmlns:w16sdtfl="http://schemas.microsoft.com/office/word/2024/wordml/sdtformatlock" xmlns:w16se="http://schemas.microsoft.com/office/word/2015/wordml/symex" xmlns:wpg="http://schemas.microsoft.com/office/word/2010/wordprocessingGroup" xmlns:wpi="http://schemas.microsoft.com/office/word/2010/wordprocessingInk" xmlns:wne="http://schemas.microsoft.com/office/word/2006/wordml" xmlns:wps="http://schemas.microsoft.com/office/word/2010/wordprocessingShape" mc:Ignorable="w14 w15 w16se w16cid w16 w16cex w16sdtdh w16sdtfl cr w16du wp14">
-  <w16cex:commentExtensible w16cex:durableId="0F5AC27E" w16cex:dateUtc="2026-01-22T17:26:00Z"/>
-  <w16cex:commentExtensible w16cex:durableId="1C430682" w16cex:dateUtc="2026-01-22T17:26:00Z"/>
-  <w16cex:commentExtensible w16cex:durableId="058232D6" w16cex:dateUtc="2026-01-22T17:27:00Z"/>
-  <w16cex:commentExtensible w16cex:durableId="1FA8B431" w16cex:dateUtc="2026-02-25T18:05:00Z"/>
-  <w16cex:commentExtensible w16cex:durableId="02D32DEC" w16cex:dateUtc="2026-01-22T17:32:00Z"/>
+<w16cex:commentsExtensible xmlns:wpc="http://schemas.microsoft.com/office/word/2010/wordprocessingCanvas" xmlns:cx="http://schemas.microsoft.com/office/drawing/2014/chartex" xmlns:cx1="http://schemas.microsoft.com/office/drawing/2015/9/8/chartex" xmlns:cx2="http://schemas.microsoft.com/office/drawing/2015/10/21/chartex" xmlns:cx3="http://schemas.microsoft.com/office/drawing/2016/5/9/chartex" xmlns:cx4="http://schemas.microsoft.com/office/drawing/2016/5/10/chartex" xmlns:cx5="http://schemas.microsoft.com/office/drawing/2016/5/11/chartex" xmlns:cx6="http://schemas.microsoft.com/office/drawing/2016/5/12/chartex" xmlns:cx7="http://schemas.microsoft.com/office/drawing/2016/5/13/chartex" xmlns:cx8="http://schemas.microsoft.com/office/drawing/2016/5/14/chartex" xmlns:cr="http://schemas.microsoft.com/office/comments/2020/reactions" xmlns:mc="http://schemas.openxmlformats.org/markup-compatibility/2006" xmlns:m="http://schemas.openxmlformats.org/officeDocument/2006/math" xmlns:aink="http://schemas.microsoft.com/office/drawing/2016/ink" xmlns:am3d="http://schemas.microsoft.com/office/drawing/2017/model3d" xmlns:oel="http://schemas.microsoft.com/office/2019/extlst" xmlns:r="http://schemas.openxmlformats.org/officeDocument/2006/relationships" xmlns:wp14="http://schemas.microsoft.com/office/word/2010/wordprocessingDrawing" xmlns:wp="http://schemas.openxmlformats.org/drawingml/2006/wordprocessingDrawing" xmlns:wpg="http://schemas.microsoft.com/office/word/2010/wordprocessingGroup" xmlns:wpi="http://schemas.microsoft.com/office/word/2010/wordprocessingInk" xmlns:wps="http://schemas.microsoft.com/office/word/2010/wordprocessingShape" xmlns:o="urn:schemas-microsoft-com:office:office" xmlns:v="urn:schemas-microsoft-com:vml" xmlns:w10="urn:schemas-microsoft-com:office:word" xmlns:w="http://schemas.openxmlformats.org/wordprocessingml/2006/main" xmlns:w14="http://schemas.microsoft.com/office/word/2010/wordml" xmlns:w15="http://schemas.microsoft.com/office/word/2012/wordml" xmlns:w16cei="http://schemas.microsoft.com/office/word/2026/wordml/cei" xmlns:w16cex="http://schemas.microsoft.com/office/word/2018/wordml/cex" xmlns:w16cid="http://schemas.microsoft.com/office/word/2016/wordml/cid" xmlns:w16="http://schemas.microsoft.com/office/word/2018/wordml" xmlns:w16sdtdh="http://schemas.microsoft.com/office/word/2020/wordml/sdtdatahash" xmlns:w16sdtfl="http://schemas.microsoft.com/office/word/2024/wordml/sdtformatlock" xmlns:w16se="http://schemas.microsoft.com/office/word/2015/wordml/symex" xmlns:w16du="http://schemas.microsoft.com/office/word/2023/wordml/word16du" xmlns:wne="http://schemas.microsoft.com/office/word/2006/wordml" mc:Ignorable="w14 w15 w16se w16cid w16 w16cex w16sdtdh w16sdtfl cr w16du wp14">
+  <w16cex:commentExtensible w16cex:durableId="24C74D6D" w16cex:dateUtc="2026-08-08T06:42:00Z"/>
+  <w16cex:commentExtensible w16cex:durableId="5FCA6A01" w16cex:dateUtc="2026-08-08T06:43:00Z"/>
+  <w16cex:commentExtensible w16cex:durableId="3DBF6223" w16cex:dateUtc="2026-08-08T06:46:00Z"/>
   <w16cex:commentExtensible w16cex:durableId="76C3EFA8" w16cex:dateUtc="2026-01-22T17:23:00Z"/>
   <w16cex:commentExtensible w16cex:durableId="4869BAF0" w16cex:dateUtc="2026-01-22T17:34:00Z"/>
-  <w16cex:commentExtensible w16cex:durableId="5AB1A8C0" w16cex:dateUtc="2026-01-22T17:38:00Z"/>
   <w16cex:commentExtensible w16cex:durableId="72C9D296" w16cex:dateUtc="2026-01-22T17:16:00Z"/>
 </w16cex:commentsExtensible>
 </file>
 
 <file path=word/commentsIds.xml><?xml version="1.0" encoding="utf-8"?>
-<w16cid:commentsIds xmlns:wpc="http://schemas.microsoft.com/office/word/2010/wordprocessingCanvas" xmlns:cx="http://schemas.microsoft.com/office/drawing/2014/chartex" xmlns:cx1="http://schemas.microsoft.com/office/drawing/2015/9/8/chartex" xmlns:cx2="http://schemas.microsoft.com/office/drawing/2015/10/21/chartex" xmlns:cx3="http://schemas.microsoft.com/office/drawing/2016/5/9/chartex" xmlns:cx4="http://schemas.microsoft.com/office/drawing/2016/5/10/chartex" xmlns:cx5="http://schemas.microsoft.com/office/drawing/2016/5/11/chartex" xmlns:cx6="http://schemas.microsoft.com/office/drawing/2016/5/12/chartex" xmlns:cx7="http://schemas.microsoft.com/office/drawing/2016/5/13/chartex" xmlns:cx8="http://schemas.microsoft.com/office/drawing/2016/5/14/chartex" xmlns:mc="http://schemas.openxmlformats.org/markup-compatibility/2006" xmlns:aink="http://schemas.microsoft.com/office/drawing/2016/ink" xmlns:am3d="http://schemas.microsoft.com/office/drawing/2017/model3d" xmlns:o="urn:schemas-microsoft-com:office:office" xmlns:oel="http://schemas.microsoft.com/office/2019/extlst" xmlns:r="http://schemas.openxmlformats.org/officeDocument/2006/relationships" xmlns:m="http://schemas.openxmlformats.org/officeDocument/2006/math" xmlns:v="urn:schemas-microsoft-com:vml" xmlns:wp14="http://schemas.microsoft.com/office/word/2010/wordprocessingDrawing" xmlns:wp="http://schemas.openxmlformats.org/drawingml/2006/wordprocessingDrawing" xmlns:w10="urn:schemas-microsoft-com:office:word" xmlns:w="http://schemas.openxmlformats.org/wordprocessingml/2006/main" xmlns:w14="http://schemas.microsoft.com/office/word/2010/wordml" xmlns:w15="http://schemas.microsoft.com/office/word/2012/wordml" xmlns:w16cex="http://schemas.microsoft.com/office/word/2018/wordml/cex" xmlns:w16cid="http://schemas.microsoft.com/office/word/2016/wordml/cid" xmlns:w16="http://schemas.microsoft.com/office/word/2018/wordml" xmlns:w16du="http://schemas.microsoft.com/office/word/2023/wordml/word16du" xmlns:w16sdtdh="http://schemas.microsoft.com/office/word/2020/wordml/sdtdatahash" xmlns:w16sdtfl="http://schemas.microsoft.com/office/word/2024/wordml/sdtformatlock" xmlns:w16se="http://schemas.microsoft.com/office/word/2015/wordml/symex" xmlns:wpg="http://schemas.microsoft.com/office/word/2010/wordprocessingGroup" xmlns:wpi="http://schemas.microsoft.com/office/word/2010/wordprocessingInk" xmlns:wne="http://schemas.microsoft.com/office/word/2006/wordml" xmlns:wps="http://schemas.microsoft.com/office/word/2010/wordprocessingShape" mc:Ignorable="w14 w15 w16se w16cid w16 w16cex w16sdtdh w16sdtfl w16du wp14">
-  <w16cid:commentId w16cid:paraId="32BBB4CC" w16cid:durableId="0F5AC27E"/>
-  <w16cid:commentId w16cid:paraId="0FA3C599" w16cid:durableId="1C430682"/>
-  <w16cid:commentId w16cid:paraId="3C1166F5" w16cid:durableId="058232D6"/>
-  <w16cid:commentId w16cid:paraId="3895218D" w16cid:durableId="1FA8B431"/>
-  <w16cid:commentId w16cid:paraId="52AAA151" w16cid:durableId="02D32DEC"/>
+<w16cid:commentsIds xmlns:wpc="http://schemas.microsoft.com/office/word/2010/wordprocessingCanvas" xmlns:cx="http://schemas.microsoft.com/office/drawing/2014/chartex" xmlns:cx1="http://schemas.microsoft.com/office/drawing/2015/9/8/chartex" xmlns:cx2="http://schemas.microsoft.com/office/drawing/2015/10/21/chartex" xmlns:cx3="http://schemas.microsoft.com/office/drawing/2016/5/9/chartex" xmlns:cx4="http://schemas.microsoft.com/office/drawing/2016/5/10/chartex" xmlns:cx5="http://schemas.microsoft.com/office/drawing/2016/5/11/chartex" xmlns:cx6="http://schemas.microsoft.com/office/drawing/2016/5/12/chartex" xmlns:cx7="http://schemas.microsoft.com/office/drawing/2016/5/13/chartex" xmlns:cx8="http://schemas.microsoft.com/office/drawing/2016/5/14/chartex" xmlns:mc="http://schemas.openxmlformats.org/markup-compatibility/2006" xmlns:m="http://schemas.openxmlformats.org/officeDocument/2006/math" xmlns:aink="http://schemas.microsoft.com/office/drawing/2016/ink" xmlns:am3d="http://schemas.microsoft.com/office/drawing/2017/model3d" xmlns:oel="http://schemas.microsoft.com/office/2019/extlst" xmlns:r="http://schemas.openxmlformats.org/officeDocument/2006/relationships" xmlns:wp14="http://schemas.microsoft.com/office/word/2010/wordprocessingDrawing" xmlns:wp="http://schemas.openxmlformats.org/drawingml/2006/wordprocessingDrawing" xmlns:wpg="http://schemas.microsoft.com/office/word/2010/wordprocessingGroup" xmlns:wpi="http://schemas.microsoft.com/office/word/2010/wordprocessingInk" xmlns:wps="http://schemas.microsoft.com/office/word/2010/wordprocessingShape" xmlns:o="urn:schemas-microsoft-com:office:office" xmlns:v="urn:schemas-microsoft-com:vml" xmlns:w10="urn:schemas-microsoft-com:office:word" xmlns:w="http://schemas.openxmlformats.org/wordprocessingml/2006/main" xmlns:w14="http://schemas.microsoft.com/office/word/2010/wordml" xmlns:w15="http://schemas.microsoft.com/office/word/2012/wordml" xmlns:w16cei="http://schemas.microsoft.com/office/word/2026/wordml/cei" xmlns:w16cex="http://schemas.microsoft.com/office/word/2018/wordml/cex" xmlns:w16cid="http://schemas.microsoft.com/office/word/2016/wordml/cid" xmlns:w16="http://schemas.microsoft.com/office/word/2018/wordml" xmlns:w16sdtdh="http://schemas.microsoft.com/office/word/2020/wordml/sdtdatahash" xmlns:w16sdtfl="http://schemas.microsoft.com/office/word/2024/wordml/sdtformatlock" xmlns:w16se="http://schemas.microsoft.com/office/word/2015/wordml/symex" xmlns:w16du="http://schemas.microsoft.com/office/word/2023/wordml/word16du" xmlns:wne="http://schemas.microsoft.com/office/word/2006/wordml" mc:Ignorable="w14 w15 w16se w16cid w16 w16cex w16sdtdh w16sdtfl w16du wp14">
+  <w16cid:commentId w16cid:paraId="58B8B821" w16cid:durableId="24C74D6D"/>
+  <w16cid:commentId w16cid:paraId="0525FDE0" w16cid:durableId="5FCA6A01"/>
+  <w16cid:commentId w16cid:paraId="493D3523" w16cid:durableId="3DBF6223"/>
   <w16cid:commentId w16cid:paraId="5F67C86A" w16cid:durableId="76C3EFA8"/>
   <w16cid:commentId w16cid:paraId="30413262" w16cid:durableId="4869BAF0"/>
-  <w16cid:commentId w16cid:paraId="41AEFCED" w16cid:durableId="5AB1A8C0"/>
   <w16cid:commentId w16cid:paraId="1F9E85FE" w16cid:durableId="72C9D296"/>
 </w16cid:commentsIds>
 </file>
 
 <file path=word/endnotes.xml><?xml version="1.0" encoding="utf-8"?>
-<w:endnotes xmlns:wpc="http://schemas.microsoft.com/office/word/2010/wordprocessingCanvas" xmlns:cx="http://schemas.microsoft.com/office/drawing/2014/chartex" xmlns:cx1="http://schemas.microsoft.com/office/drawing/2015/9/8/chartex" xmlns:cx2="http://schemas.microsoft.com/office/drawing/2015/10/21/chartex" xmlns:cx3="http://schemas.microsoft.com/office/drawing/2016/5/9/chartex" xmlns:cx4="http://schemas.microsoft.com/office/drawing/2016/5/10/chartex" xmlns:cx5="http://schemas.microsoft.com/office/drawing/2016/5/11/chartex" xmlns:cx6="http://schemas.microsoft.com/office/drawing/2016/5/12/chartex" xmlns:cx7="http://schemas.microsoft.com/office/drawing/2016/5/13/chartex" xmlns:cx8="http://schemas.microsoft.com/office/drawing/2016/5/14/chartex" xmlns:mc="http://schemas.openxmlformats.org/markup-compatibility/2006" xmlns:aink="http://schemas.microsoft.com/office/drawing/2016/ink" xmlns:am3d="http://schemas.microsoft.com/office/drawing/2017/model3d" xmlns:o="urn:schemas-microsoft-com:office:office" xmlns:oel="http://schemas.microsoft.com/office/2019/extlst" xmlns:r="http://schemas.openxmlformats.org/officeDocument/2006/relationships" xmlns:m="http://schemas.openxmlformats.org/officeDocument/2006/math" xmlns:v="urn:schemas-microsoft-com:vml" xmlns:wp14="http://schemas.microsoft.com/office/word/2010/wordprocessingDrawing" xmlns:wp="http://schemas.openxmlformats.org/drawingml/2006/wordprocessingDrawing" xmlns:w10="urn:schemas-microsoft-com:office:word" xmlns:w="http://schemas.openxmlformats.org/wordprocessingml/2006/main" xmlns:w14="http://schemas.microsoft.com/office/word/2010/wordml" xmlns:w15="http://schemas.microsoft.com/office/word/2012/wordml" xmlns:w16cex="http://schemas.microsoft.com/office/word/2018/wordml/cex" xmlns:w16cid="http://schemas.microsoft.com/office/word/2016/wordml/cid" xmlns:w16="http://schemas.microsoft.com/office/word/2018/wordml" xmlns:w16du="http://schemas.microsoft.com/office/word/2023/wordml/word16du" xmlns:w16sdtdh="http://schemas.microsoft.com/office/word/2020/wordml/sdtdatahash" xmlns:w16sdtfl="http://schemas.microsoft.com/office/word/2024/wordml/sdtformatlock" xmlns:w16se="http://schemas.microsoft.com/office/word/2015/wordml/symex" xmlns:wpg="http://schemas.microsoft.com/office/word/2010/wordprocessingGroup" xmlns:wpi="http://schemas.microsoft.com/office/word/2010/wordprocessingInk" xmlns:wne="http://schemas.microsoft.com/office/word/2006/wordml" xmlns:wps="http://schemas.microsoft.com/office/word/2010/wordprocessingShape" mc:Ignorable="w14 w15 w16se w16cid w16 w16cex w16sdtdh w16sdtfl w16du wp14">
+<w:endnotes xmlns:wpc="http://schemas.microsoft.com/office/word/2010/wordprocessingCanvas" xmlns:cx="http://schemas.microsoft.com/office/drawing/2014/chartex" xmlns:cx1="http://schemas.microsoft.com/office/drawing/2015/9/8/chartex" xmlns:cx2="http://schemas.microsoft.com/office/drawing/2015/10/21/chartex" xmlns:cx3="http://schemas.microsoft.com/office/drawing/2016/5/9/chartex" xmlns:cx4="http://schemas.microsoft.com/office/drawing/2016/5/10/chartex" xmlns:cx5="http://schemas.microsoft.com/office/drawing/2016/5/11/chartex" xmlns:cx6="http://schemas.microsoft.com/office/drawing/2016/5/12/chartex" xmlns:cx7="http://schemas.microsoft.com/office/drawing/2016/5/13/chartex" xmlns:cx8="http://schemas.microsoft.com/office/drawing/2016/5/14/chartex" xmlns:mc="http://schemas.openxmlformats.org/markup-compatibility/2006" xmlns:m="http://schemas.openxmlformats.org/officeDocument/2006/math" xmlns:aink="http://schemas.microsoft.com/office/drawing/2016/ink" xmlns:am3d="http://schemas.microsoft.com/office/drawing/2017/model3d" xmlns:oel="http://schemas.microsoft.com/office/2019/extlst" xmlns:r="http://schemas.openxmlformats.org/officeDocument/2006/relationships" xmlns:wp14="http://schemas.microsoft.com/office/word/2010/wordprocessingDrawing" xmlns:wp="http://schemas.openxmlformats.org/drawingml/2006/wordprocessingDrawing" xmlns:wpg="http://schemas.microsoft.com/office/word/2010/wordprocessingGroup" xmlns:wpi="http://schemas.microsoft.com/office/word/2010/wordprocessingInk" xmlns:wps="http://schemas.microsoft.com/office/word/2010/wordprocessingShape" xmlns:o="urn:schemas-microsoft-com:office:office" xmlns:v="urn:schemas-microsoft-com:vml" xmlns:w10="urn:schemas-microsoft-com:office:word" xmlns:w="http://schemas.openxmlformats.org/wordprocessingml/2006/main" xmlns:w14="http://schemas.microsoft.com/office/word/2010/wordml" xmlns:w15="http://schemas.microsoft.com/office/word/2012/wordml" xmlns:w16cei="http://schemas.microsoft.com/office/word/2026/wordml/cei" xmlns:w16cex="http://schemas.microsoft.com/office/word/2018/wordml/cex" xmlns:w16cid="http://schemas.microsoft.com/office/word/2016/wordml/cid" xmlns:w16="http://schemas.microsoft.com/office/word/2018/wordml" xmlns:w16sdtdh="http://schemas.microsoft.com/office/word/2020/wordml/sdtdatahash" xmlns:w16sdtfl="http://schemas.microsoft.com/office/word/2024/wordml/sdtformatlock" xmlns:w16se="http://schemas.microsoft.com/office/word/2015/wordml/symex" xmlns:w16du="http://schemas.microsoft.com/office/word/2023/wordml/word16du" xmlns:wne="http://schemas.microsoft.com/office/word/2006/wordml" mc:Ignorable="w14 w15 w16se w16cid w16 w16cex w16sdtdh w16sdtfl w16du wp14">
   <w:endnote w:type="separator" w:id="-1">
     <w:p>
-      <w:pPr>
-        <w:spacing w:line="240" w:lineRule="auto"/>
-      </w:pPr>
       <w:r>
         <w:separator/>
       </w:r>
@@ -12390,9 +12626,6 @@
   </w:endnote>
   <w:endnote w:type="continuationSeparator" w:id="0">
     <w:p>
-      <w:pPr>
-        <w:spacing w:line="240" w:lineRule="auto"/>
-      </w:pPr>
       <w:r>
         <w:continuationSeparator/>
       </w:r>
@@ -12402,7 +12635,7 @@
 </file>
 
 <file path=word/footer1.xml><?xml version="1.0" encoding="utf-8"?>
-<w:ftr xmlns:wpc="http://schemas.microsoft.com/office/word/2010/wordprocessingCanvas" xmlns:cx="http://schemas.microsoft.com/office/drawing/2014/chartex" xmlns:cx1="http://schemas.microsoft.com/office/drawing/2015/9/8/chartex" xmlns:cx2="http://schemas.microsoft.com/office/drawing/2015/10/21/chartex" xmlns:cx3="http://schemas.microsoft.com/office/drawing/2016/5/9/chartex" xmlns:cx4="http://schemas.microsoft.com/office/drawing/2016/5/10/chartex" xmlns:cx5="http://schemas.microsoft.com/office/drawing/2016/5/11/chartex" xmlns:cx6="http://schemas.microsoft.com/office/drawing/2016/5/12/chartex" xmlns:cx7="http://schemas.microsoft.com/office/drawing/2016/5/13/chartex" xmlns:cx8="http://schemas.microsoft.com/office/drawing/2016/5/14/chartex" xmlns:mc="http://schemas.openxmlformats.org/markup-compatibility/2006" xmlns:aink="http://schemas.microsoft.com/office/drawing/2016/ink" xmlns:am3d="http://schemas.microsoft.com/office/drawing/2017/model3d" xmlns:o="urn:schemas-microsoft-com:office:office" xmlns:oel="http://schemas.microsoft.com/office/2019/extlst" xmlns:r="http://schemas.openxmlformats.org/officeDocument/2006/relationships" xmlns:m="http://schemas.openxmlformats.org/officeDocument/2006/math" xmlns:v="urn:schemas-microsoft-com:vml" xmlns:wp14="http://schemas.microsoft.com/office/word/2010/wordprocessingDrawing" xmlns:wp="http://schemas.openxmlformats.org/drawingml/2006/wordprocessingDrawing" xmlns:w10="urn:schemas-microsoft-com:office:word" xmlns:w="http://schemas.openxmlformats.org/wordprocessingml/2006/main" xmlns:w14="http://schemas.microsoft.com/office/word/2010/wordml" xmlns:w15="http://schemas.microsoft.com/office/word/2012/wordml" xmlns:w16cex="http://schemas.microsoft.com/office/word/2018/wordml/cex" xmlns:w16cid="http://schemas.microsoft.com/office/word/2016/wordml/cid" xmlns:w16="http://schemas.microsoft.com/office/word/2018/wordml" xmlns:w16du="http://schemas.microsoft.com/office/word/2023/wordml/word16du" xmlns:w16sdtdh="http://schemas.microsoft.com/office/word/2020/wordml/sdtdatahash" xmlns:w16sdtfl="http://schemas.microsoft.com/office/word/2024/wordml/sdtformatlock" xmlns:w16se="http://schemas.microsoft.com/office/word/2015/wordml/symex" xmlns:wpg="http://schemas.microsoft.com/office/word/2010/wordprocessingGroup" xmlns:wpi="http://schemas.microsoft.com/office/word/2010/wordprocessingInk" xmlns:wne="http://schemas.microsoft.com/office/word/2006/wordml" xmlns:wps="http://schemas.microsoft.com/office/word/2010/wordprocessingShape" mc:Ignorable="w14 w15 w16se w16cid w16 w16cex w16sdtdh w16sdtfl w16du wp14">
+<w:ftr xmlns:wpc="http://schemas.microsoft.com/office/word/2010/wordprocessingCanvas" xmlns:cx="http://schemas.microsoft.com/office/drawing/2014/chartex" xmlns:cx1="http://schemas.microsoft.com/office/drawing/2015/9/8/chartex" xmlns:cx2="http://schemas.microsoft.com/office/drawing/2015/10/21/chartex" xmlns:cx3="http://schemas.microsoft.com/office/drawing/2016/5/9/chartex" xmlns:cx4="http://schemas.microsoft.com/office/drawing/2016/5/10/chartex" xmlns:cx5="http://schemas.microsoft.com/office/drawing/2016/5/11/chartex" xmlns:cx6="http://schemas.microsoft.com/office/drawing/2016/5/12/chartex" xmlns:cx7="http://schemas.microsoft.com/office/drawing/2016/5/13/chartex" xmlns:cx8="http://schemas.microsoft.com/office/drawing/2016/5/14/chartex" xmlns:mc="http://schemas.openxmlformats.org/markup-compatibility/2006" xmlns:m="http://schemas.openxmlformats.org/officeDocument/2006/math" xmlns:aink="http://schemas.microsoft.com/office/drawing/2016/ink" xmlns:am3d="http://schemas.microsoft.com/office/drawing/2017/model3d" xmlns:oel="http://schemas.microsoft.com/office/2019/extlst" xmlns:r="http://schemas.openxmlformats.org/officeDocument/2006/relationships" xmlns:wp14="http://schemas.microsoft.com/office/word/2010/wordprocessingDrawing" xmlns:wp="http://schemas.openxmlformats.org/drawingml/2006/wordprocessingDrawing" xmlns:wpg="http://schemas.microsoft.com/office/word/2010/wordprocessingGroup" xmlns:wpi="http://schemas.microsoft.com/office/word/2010/wordprocessingInk" xmlns:wps="http://schemas.microsoft.com/office/word/2010/wordprocessingShape" xmlns:o="urn:schemas-microsoft-com:office:office" xmlns:v="urn:schemas-microsoft-com:vml" xmlns:w10="urn:schemas-microsoft-com:office:word" xmlns:w="http://schemas.openxmlformats.org/wordprocessingml/2006/main" xmlns:w14="http://schemas.microsoft.com/office/word/2010/wordml" xmlns:w15="http://schemas.microsoft.com/office/word/2012/wordml" xmlns:w16cei="http://schemas.microsoft.com/office/word/2026/wordml/cei" xmlns:w16cex="http://schemas.microsoft.com/office/word/2018/wordml/cex" xmlns:w16cid="http://schemas.microsoft.com/office/word/2016/wordml/cid" xmlns:w16="http://schemas.microsoft.com/office/word/2018/wordml" xmlns:w16sdtdh="http://schemas.microsoft.com/office/word/2020/wordml/sdtdatahash" xmlns:w16sdtfl="http://schemas.microsoft.com/office/word/2024/wordml/sdtformatlock" xmlns:w16se="http://schemas.microsoft.com/office/word/2015/wordml/symex" xmlns:w16du="http://schemas.microsoft.com/office/word/2023/wordml/word16du" xmlns:wne="http://schemas.microsoft.com/office/word/2006/wordml" mc:Ignorable="w14 w15 w16se w16cid w16 w16cex w16sdtdh w16sdtfl w16du wp14">
   <w:sdt>
     <w:sdtPr>
       <w:id w:val="1840808821"/>
@@ -12451,7 +12684,7 @@
 </file>
 
 <file path=word/footer2.xml><?xml version="1.0" encoding="utf-8"?>
-<w:ftr xmlns:wpc="http://schemas.microsoft.com/office/word/2010/wordprocessingCanvas" xmlns:cx="http://schemas.microsoft.com/office/drawing/2014/chartex" xmlns:cx1="http://schemas.microsoft.com/office/drawing/2015/9/8/chartex" xmlns:cx2="http://schemas.microsoft.com/office/drawing/2015/10/21/chartex" xmlns:cx3="http://schemas.microsoft.com/office/drawing/2016/5/9/chartex" xmlns:cx4="http://schemas.microsoft.com/office/drawing/2016/5/10/chartex" xmlns:cx5="http://schemas.microsoft.com/office/drawing/2016/5/11/chartex" xmlns:cx6="http://schemas.microsoft.com/office/drawing/2016/5/12/chartex" xmlns:cx7="http://schemas.microsoft.com/office/drawing/2016/5/13/chartex" xmlns:cx8="http://schemas.microsoft.com/office/drawing/2016/5/14/chartex" xmlns:mc="http://schemas.openxmlformats.org/markup-compatibility/2006" xmlns:aink="http://schemas.microsoft.com/office/drawing/2016/ink" xmlns:am3d="http://schemas.microsoft.com/office/drawing/2017/model3d" xmlns:o="urn:schemas-microsoft-com:office:office" xmlns:oel="http://schemas.microsoft.com/office/2019/extlst" xmlns:r="http://schemas.openxmlformats.org/officeDocument/2006/relationships" xmlns:m="http://schemas.openxmlformats.org/officeDocument/2006/math" xmlns:v="urn:schemas-microsoft-com:vml" xmlns:wp14="http://schemas.microsoft.com/office/word/2010/wordprocessingDrawing" xmlns:wp="http://schemas.openxmlformats.org/drawingml/2006/wordprocessingDrawing" xmlns:w10="urn:schemas-microsoft-com:office:word" xmlns:w="http://schemas.openxmlformats.org/wordprocessingml/2006/main" xmlns:w14="http://schemas.microsoft.com/office/word/2010/wordml" xmlns:w15="http://schemas.microsoft.com/office/word/2012/wordml" xmlns:w16cex="http://schemas.microsoft.com/office/word/2018/wordml/cex" xmlns:w16cid="http://schemas.microsoft.com/office/word/2016/wordml/cid" xmlns:w16="http://schemas.microsoft.com/office/word/2018/wordml" xmlns:w16du="http://schemas.microsoft.com/office/word/2023/wordml/word16du" xmlns:w16sdtdh="http://schemas.microsoft.com/office/word/2020/wordml/sdtdatahash" xmlns:w16sdtfl="http://schemas.microsoft.com/office/word/2024/wordml/sdtformatlock" xmlns:w16se="http://schemas.microsoft.com/office/word/2015/wordml/symex" xmlns:wpg="http://schemas.microsoft.com/office/word/2010/wordprocessingGroup" xmlns:wpi="http://schemas.microsoft.com/office/word/2010/wordprocessingInk" xmlns:wne="http://schemas.microsoft.com/office/word/2006/wordml" xmlns:wps="http://schemas.microsoft.com/office/word/2010/wordprocessingShape" mc:Ignorable="w14 w15 w16se w16cid w16 w16cex w16sdtdh w16sdtfl w16du wp14">
+<w:ftr xmlns:wpc="http://schemas.microsoft.com/office/word/2010/wordprocessingCanvas" xmlns:cx="http://schemas.microsoft.com/office/drawing/2014/chartex" xmlns:cx1="http://schemas.microsoft.com/office/drawing/2015/9/8/chartex" xmlns:cx2="http://schemas.microsoft.com/office/drawing/2015/10/21/chartex" xmlns:cx3="http://schemas.microsoft.com/office/drawing/2016/5/9/chartex" xmlns:cx4="http://schemas.microsoft.com/office/drawing/2016/5/10/chartex" xmlns:cx5="http://schemas.microsoft.com/office/drawing/2016/5/11/chartex" xmlns:cx6="http://schemas.microsoft.com/office/drawing/2016/5/12/chartex" xmlns:cx7="http://schemas.microsoft.com/office/drawing/2016/5/13/chartex" xmlns:cx8="http://schemas.microsoft.com/office/drawing/2016/5/14/chartex" xmlns:mc="http://schemas.openxmlformats.org/markup-compatibility/2006" xmlns:m="http://schemas.openxmlformats.org/officeDocument/2006/math" xmlns:aink="http://schemas.microsoft.com/office/drawing/2016/ink" xmlns:am3d="http://schemas.microsoft.com/office/drawing/2017/model3d" xmlns:oel="http://schemas.microsoft.com/office/2019/extlst" xmlns:r="http://schemas.openxmlformats.org/officeDocument/2006/relationships" xmlns:wp14="http://schemas.microsoft.com/office/word/2010/wordprocessingDrawing" xmlns:wp="http://schemas.openxmlformats.org/drawingml/2006/wordprocessingDrawing" xmlns:wpg="http://schemas.microsoft.com/office/word/2010/wordprocessingGroup" xmlns:wpi="http://schemas.microsoft.com/office/word/2010/wordprocessingInk" xmlns:wps="http://schemas.microsoft.com/office/word/2010/wordprocessingShape" xmlns:o="urn:schemas-microsoft-com:office:office" xmlns:v="urn:schemas-microsoft-com:vml" xmlns:w10="urn:schemas-microsoft-com:office:word" xmlns:w="http://schemas.openxmlformats.org/wordprocessingml/2006/main" xmlns:w14="http://schemas.microsoft.com/office/word/2010/wordml" xmlns:w15="http://schemas.microsoft.com/office/word/2012/wordml" xmlns:w16cei="http://schemas.microsoft.com/office/word/2026/wordml/cei" xmlns:w16cex="http://schemas.microsoft.com/office/word/2018/wordml/cex" xmlns:w16cid="http://schemas.microsoft.com/office/word/2016/wordml/cid" xmlns:w16="http://schemas.microsoft.com/office/word/2018/wordml" xmlns:w16sdtdh="http://schemas.microsoft.com/office/word/2020/wordml/sdtdatahash" xmlns:w16sdtfl="http://schemas.microsoft.com/office/word/2024/wordml/sdtformatlock" xmlns:w16se="http://schemas.microsoft.com/office/word/2015/wordml/symex" xmlns:w16du="http://schemas.microsoft.com/office/word/2023/wordml/word16du" xmlns:wne="http://schemas.microsoft.com/office/word/2006/wordml" mc:Ignorable="w14 w15 w16se w16cid w16 w16cex w16sdtdh w16sdtfl w16du wp14">
   <w:p>
     <w:pPr>
       <w:pStyle w:val="Piedepgina"/>
@@ -12493,12 +12726,9 @@
 </file>
 
 <file path=word/footnotes.xml><?xml version="1.0" encoding="utf-8"?>
-<w:footnotes xmlns:wpc="http://schemas.microsoft.com/office/word/2010/wordprocessingCanvas" xmlns:cx="http://schemas.microsoft.com/office/drawing/2014/chartex" xmlns:cx1="http://schemas.microsoft.com/office/drawing/2015/9/8/chartex" xmlns:cx2="http://schemas.microsoft.com/office/drawing/2015/10/21/chartex" xmlns:cx3="http://schemas.microsoft.com/office/drawing/2016/5/9/chartex" xmlns:cx4="http://schemas.microsoft.com/office/drawing/2016/5/10/chartex" xmlns:cx5="http://schemas.microsoft.com/office/drawing/2016/5/11/chartex" xmlns:cx6="http://schemas.microsoft.com/office/drawing/2016/5/12/chartex" xmlns:cx7="http://schemas.microsoft.com/office/drawing/2016/5/13/chartex" xmlns:cx8="http://schemas.microsoft.com/office/drawing/2016/5/14/chartex" xmlns:mc="http://schemas.openxmlformats.org/markup-compatibility/2006" xmlns:aink="http://schemas.microsoft.com/office/drawing/2016/ink" xmlns:am3d="http://schemas.microsoft.com/office/drawing/2017/model3d" xmlns:o="urn:schemas-microsoft-com:office:office" xmlns:oel="http://schemas.microsoft.com/office/2019/extlst" xmlns:r="http://schemas.openxmlformats.org/officeDocument/2006/relationships" xmlns:m="http://schemas.openxmlformats.org/officeDocument/2006/math" xmlns:v="urn:schemas-microsoft-com:vml" xmlns:wp14="http://schemas.microsoft.com/office/word/2010/wordprocessingDrawing" xmlns:wp="http://schemas.openxmlformats.org/drawingml/2006/wordprocessingDrawing" xmlns:w10="urn:schemas-microsoft-com:office:word" xmlns:w="http://schemas.openxmlformats.org/wordprocessingml/2006/main" xmlns:w14="http://schemas.microsoft.com/office/word/2010/wordml" xmlns:w15="http://schemas.microsoft.com/office/word/2012/wordml" xmlns:w16cex="http://schemas.microsoft.com/office/word/2018/wordml/cex" xmlns:w16cid="http://schemas.microsoft.com/office/word/2016/wordml/cid" xmlns:w16="http://schemas.microsoft.com/office/word/2018/wordml" xmlns:w16du="http://schemas.microsoft.com/office/word/2023/wordml/word16du" xmlns:w16sdtdh="http://schemas.microsoft.com/office/word/2020/wordml/sdtdatahash" xmlns:w16sdtfl="http://schemas.microsoft.com/office/word/2024/wordml/sdtformatlock" xmlns:w16se="http://schemas.microsoft.com/office/word/2015/wordml/symex" xmlns:wpg="http://schemas.microsoft.com/office/word/2010/wordprocessingGroup" xmlns:wpi="http://schemas.microsoft.com/office/word/2010/wordprocessingInk" xmlns:wne="http://schemas.microsoft.com/office/word/2006/wordml" xmlns:wps="http://schemas.microsoft.com/office/word/2010/wordprocessingShape" mc:Ignorable="w14 w15 w16se w16cid w16 w16cex w16sdtdh w16sdtfl w16du wp14">
+<w:footnotes xmlns:wpc="http://schemas.microsoft.com/office/word/2010/wordprocessingCanvas" xmlns:cx="http://schemas.microsoft.com/office/drawing/2014/chartex" xmlns:cx1="http://schemas.microsoft.com/office/drawing/2015/9/8/chartex" xmlns:cx2="http://schemas.microsoft.com/office/drawing/2015/10/21/chartex" xmlns:cx3="http://schemas.microsoft.com/office/drawing/2016/5/9/chartex" xmlns:cx4="http://schemas.microsoft.com/office/drawing/2016/5/10/chartex" xmlns:cx5="http://schemas.microsoft.com/office/drawing/2016/5/11/chartex" xmlns:cx6="http://schemas.microsoft.com/office/drawing/2016/5/12/chartex" xmlns:cx7="http://schemas.microsoft.com/office/drawing/2016/5/13/chartex" xmlns:cx8="http://schemas.microsoft.com/office/drawing/2016/5/14/chartex" xmlns:mc="http://schemas.openxmlformats.org/markup-compatibility/2006" xmlns:m="http://schemas.openxmlformats.org/officeDocument/2006/math" xmlns:aink="http://schemas.microsoft.com/office/drawing/2016/ink" xmlns:am3d="http://schemas.microsoft.com/office/drawing/2017/model3d" xmlns:oel="http://schemas.microsoft.com/office/2019/extlst" xmlns:r="http://schemas.openxmlformats.org/officeDocument/2006/relationships" xmlns:wp14="http://schemas.microsoft.com/office/word/2010/wordprocessingDrawing" xmlns:wp="http://schemas.openxmlformats.org/drawingml/2006/wordprocessingDrawing" xmlns:wpg="http://schemas.microsoft.com/office/word/2010/wordprocessingGroup" xmlns:wpi="http://schemas.microsoft.com/office/word/2010/wordprocessingInk" xmlns:wps="http://schemas.microsoft.com/office/word/2010/wordprocessingShape" xmlns:o="urn:schemas-microsoft-com:office:office" xmlns:v="urn:schemas-microsoft-com:vml" xmlns:w10="urn:schemas-microsoft-com:office:word" xmlns:w="http://schemas.openxmlformats.org/wordprocessingml/2006/main" xmlns:w14="http://schemas.microsoft.com/office/word/2010/wordml" xmlns:w15="http://schemas.microsoft.com/office/word/2012/wordml" xmlns:w16cei="http://schemas.microsoft.com/office/word/2026/wordml/cei" xmlns:w16cex="http://schemas.microsoft.com/office/word/2018/wordml/cex" xmlns:w16cid="http://schemas.microsoft.com/office/word/2016/wordml/cid" xmlns:w16="http://schemas.microsoft.com/office/word/2018/wordml" xmlns:w16sdtdh="http://schemas.microsoft.com/office/word/2020/wordml/sdtdatahash" xmlns:w16sdtfl="http://schemas.microsoft.com/office/word/2024/wordml/sdtformatlock" xmlns:w16se="http://schemas.microsoft.com/office/word/2015/wordml/symex" xmlns:w16du="http://schemas.microsoft.com/office/word/2023/wordml/word16du" xmlns:wne="http://schemas.microsoft.com/office/word/2006/wordml" mc:Ignorable="w14 w15 w16se w16cid w16 w16cex w16sdtdh w16sdtfl w16du wp14">
   <w:footnote w:type="separator" w:id="-1">
     <w:p>
-      <w:pPr>
-        <w:spacing w:line="240" w:lineRule="auto"/>
-      </w:pPr>
       <w:r>
         <w:separator/>
       </w:r>
@@ -12506,9 +12736,6 @@
   </w:footnote>
   <w:footnote w:type="continuationSeparator" w:id="0">
     <w:p>
-      <w:pPr>
-        <w:spacing w:line="240" w:lineRule="auto"/>
-      </w:pPr>
       <w:r>
         <w:continuationSeparator/>
       </w:r>
@@ -12518,7 +12745,7 @@
 </file>
 
 <file path=word/numbering.xml><?xml version="1.0" encoding="utf-8"?>
-<w:numbering xmlns:wpc="http://schemas.microsoft.com/office/word/2010/wordprocessingCanvas" xmlns:cx="http://schemas.microsoft.com/office/drawing/2014/chartex" xmlns:cx1="http://schemas.microsoft.com/office/drawing/2015/9/8/chartex" xmlns:cx2="http://schemas.microsoft.com/office/drawing/2015/10/21/chartex" xmlns:cx3="http://schemas.microsoft.com/office/drawing/2016/5/9/chartex" xmlns:cx4="http://schemas.microsoft.com/office/drawing/2016/5/10/chartex" xmlns:cx5="http://schemas.microsoft.com/office/drawing/2016/5/11/chartex" xmlns:cx6="http://schemas.microsoft.com/office/drawing/2016/5/12/chartex" xmlns:cx7="http://schemas.microsoft.com/office/drawing/2016/5/13/chartex" xmlns:cx8="http://schemas.microsoft.com/office/drawing/2016/5/14/chartex" xmlns:mc="http://schemas.openxmlformats.org/markup-compatibility/2006" xmlns:aink="http://schemas.microsoft.com/office/drawing/2016/ink" xmlns:am3d="http://schemas.microsoft.com/office/drawing/2017/model3d" xmlns:o="urn:schemas-microsoft-com:office:office" xmlns:oel="http://schemas.microsoft.com/office/2019/extlst" xmlns:r="http://schemas.openxmlformats.org/officeDocument/2006/relationships" xmlns:m="http://schemas.openxmlformats.org/officeDocument/2006/math" xmlns:v="urn:schemas-microsoft-com:vml" xmlns:wp14="http://schemas.microsoft.com/office/word/2010/wordprocessingDrawing" xmlns:wp="http://schemas.openxmlformats.org/drawingml/2006/wordprocessingDrawing" xmlns:w10="urn:schemas-microsoft-com:office:word" xmlns:w="http://schemas.openxmlformats.org/wordprocessingml/2006/main" xmlns:w14="http://schemas.microsoft.com/office/word/2010/wordml" xmlns:w15="http://schemas.microsoft.com/office/word/2012/wordml" xmlns:w16cex="http://schemas.microsoft.com/office/word/2018/wordml/cex" xmlns:w16cid="http://schemas.microsoft.com/office/word/2016/wordml/cid" xmlns:w16="http://schemas.microsoft.com/office/word/2018/wordml" xmlns:w16du="http://schemas.microsoft.com/office/word/2023/wordml/word16du" xmlns:w16sdtdh="http://schemas.microsoft.com/office/word/2020/wordml/sdtdatahash" xmlns:w16sdtfl="http://schemas.microsoft.com/office/word/2024/wordml/sdtformatlock" xmlns:w16se="http://schemas.microsoft.com/office/word/2015/wordml/symex" xmlns:wpg="http://schemas.microsoft.com/office/word/2010/wordprocessingGroup" xmlns:wpi="http://schemas.microsoft.com/office/word/2010/wordprocessingInk" xmlns:wne="http://schemas.microsoft.com/office/word/2006/wordml" xmlns:wps="http://schemas.microsoft.com/office/word/2010/wordprocessingShape" mc:Ignorable="w14 w15 w16se w16cid w16 w16cex w16sdtdh w16sdtfl w16du wp14">
+<w:numbering xmlns:wpc="http://schemas.microsoft.com/office/word/2010/wordprocessingCanvas" xmlns:cx="http://schemas.microsoft.com/office/drawing/2014/chartex" xmlns:cx1="http://schemas.microsoft.com/office/drawing/2015/9/8/chartex" xmlns:cx2="http://schemas.microsoft.com/office/drawing/2015/10/21/chartex" xmlns:cx3="http://schemas.microsoft.com/office/drawing/2016/5/9/chartex" xmlns:cx4="http://schemas.microsoft.com/office/drawing/2016/5/10/chartex" xmlns:cx5="http://schemas.microsoft.com/office/drawing/2016/5/11/chartex" xmlns:cx6="http://schemas.microsoft.com/office/drawing/2016/5/12/chartex" xmlns:cx7="http://schemas.microsoft.com/office/drawing/2016/5/13/chartex" xmlns:cx8="http://schemas.microsoft.com/office/drawing/2016/5/14/chartex" xmlns:mc="http://schemas.openxmlformats.org/markup-compatibility/2006" xmlns:m="http://schemas.openxmlformats.org/officeDocument/2006/math" xmlns:aink="http://schemas.microsoft.com/office/drawing/2016/ink" xmlns:am3d="http://schemas.microsoft.com/office/drawing/2017/model3d" xmlns:oel="http://schemas.microsoft.com/office/2019/extlst" xmlns:r="http://schemas.openxmlformats.org/officeDocument/2006/relationships" xmlns:wp14="http://schemas.microsoft.com/office/word/2010/wordprocessingDrawing" xmlns:wp="http://schemas.openxmlformats.org/drawingml/2006/wordprocessingDrawing" xmlns:wpg="http://schemas.microsoft.com/office/word/2010/wordprocessingGroup" xmlns:wpi="http://schemas.microsoft.com/office/word/2010/wordprocessingInk" xmlns:wps="http://schemas.microsoft.com/office/word/2010/wordprocessingShape" xmlns:o="urn:schemas-microsoft-com:office:office" xmlns:v="urn:schemas-microsoft-com:vml" xmlns:w10="urn:schemas-microsoft-com:office:word" xmlns:w="http://schemas.openxmlformats.org/wordprocessingml/2006/main" xmlns:w14="http://schemas.microsoft.com/office/word/2010/wordml" xmlns:w15="http://schemas.microsoft.com/office/word/2012/wordml" xmlns:w16cei="http://schemas.microsoft.com/office/word/2026/wordml/cei" xmlns:w16cex="http://schemas.microsoft.com/office/word/2018/wordml/cex" xmlns:w16cid="http://schemas.microsoft.com/office/word/2016/wordml/cid" xmlns:w16="http://schemas.microsoft.com/office/word/2018/wordml" xmlns:w16sdtdh="http://schemas.microsoft.com/office/word/2020/wordml/sdtdatahash" xmlns:w16sdtfl="http://schemas.microsoft.com/office/word/2024/wordml/sdtformatlock" xmlns:w16se="http://schemas.microsoft.com/office/word/2015/wordml/symex" xmlns:w16du="http://schemas.microsoft.com/office/word/2023/wordml/word16du" xmlns:wne="http://schemas.microsoft.com/office/word/2006/wordml" mc:Ignorable="w14 w15 w16se w16cid w16 w16cex w16sdtdh w16sdtfl w16du wp14">
   <w:abstractNum w:abstractNumId="0" w15:restartNumberingAfterBreak="0">
     <w:nsid w:val="00000001"/>
     <w:multiLevelType w:val="singleLevel"/>
@@ -15264,6 +15491,119 @@
     </w:lvl>
   </w:abstractNum>
   <w:abstractNum w:abstractNumId="26" w15:restartNumberingAfterBreak="0">
+    <w:nsid w:val="578E3C66"/>
+    <w:multiLevelType w:val="hybridMultilevel"/>
+    <w:tmpl w:val="929E337A"/>
+    <w:lvl w:ilvl="0" w:tplc="040A0003">
+      <w:start w:val="1"/>
+      <w:numFmt w:val="bullet"/>
+      <w:lvlText w:val="o"/>
+      <w:lvlJc w:val="left"/>
+      <w:pPr>
+        <w:ind w:left="1440" w:hanging="360"/>
+      </w:pPr>
+      <w:rPr>
+        <w:rFonts w:ascii="Courier New" w:hAnsi="Courier New" w:cs="Courier New" w:hint="default"/>
+      </w:rPr>
+    </w:lvl>
+    <w:lvl w:ilvl="1" w:tplc="040A0003" w:tentative="1">
+      <w:start w:val="1"/>
+      <w:numFmt w:val="bullet"/>
+      <w:lvlText w:val="o"/>
+      <w:lvlJc w:val="left"/>
+      <w:pPr>
+        <w:ind w:left="2160" w:hanging="360"/>
+      </w:pPr>
+      <w:rPr>
+        <w:rFonts w:ascii="Courier New" w:hAnsi="Courier New" w:cs="Courier New" w:hint="default"/>
+      </w:rPr>
+    </w:lvl>
+    <w:lvl w:ilvl="2" w:tplc="040A0005" w:tentative="1">
+      <w:start w:val="1"/>
+      <w:numFmt w:val="bullet"/>
+      <w:lvlText w:val=""/>
+      <w:lvlJc w:val="left"/>
+      <w:pPr>
+        <w:ind w:left="2880" w:hanging="360"/>
+      </w:pPr>
+      <w:rPr>
+        <w:rFonts w:ascii="Wingdings" w:hAnsi="Wingdings" w:hint="default"/>
+      </w:rPr>
+    </w:lvl>
+    <w:lvl w:ilvl="3" w:tplc="040A0001" w:tentative="1">
+      <w:start w:val="1"/>
+      <w:numFmt w:val="bullet"/>
+      <w:lvlText w:val=""/>
+      <w:lvlJc w:val="left"/>
+      <w:pPr>
+        <w:ind w:left="3600" w:hanging="360"/>
+      </w:pPr>
+      <w:rPr>
+        <w:rFonts w:ascii="Symbol" w:hAnsi="Symbol" w:hint="default"/>
+      </w:rPr>
+    </w:lvl>
+    <w:lvl w:ilvl="4" w:tplc="040A0003" w:tentative="1">
+      <w:start w:val="1"/>
+      <w:numFmt w:val="bullet"/>
+      <w:lvlText w:val="o"/>
+      <w:lvlJc w:val="left"/>
+      <w:pPr>
+        <w:ind w:left="4320" w:hanging="360"/>
+      </w:pPr>
+      <w:rPr>
+        <w:rFonts w:ascii="Courier New" w:hAnsi="Courier New" w:cs="Courier New" w:hint="default"/>
+      </w:rPr>
+    </w:lvl>
+    <w:lvl w:ilvl="5" w:tplc="040A0005" w:tentative="1">
+      <w:start w:val="1"/>
+      <w:numFmt w:val="bullet"/>
+      <w:lvlText w:val=""/>
+      <w:lvlJc w:val="left"/>
+      <w:pPr>
+        <w:ind w:left="5040" w:hanging="360"/>
+      </w:pPr>
+      <w:rPr>
+        <w:rFonts w:ascii="Wingdings" w:hAnsi="Wingdings" w:hint="default"/>
+      </w:rPr>
+    </w:lvl>
+    <w:lvl w:ilvl="6" w:tplc="040A0001" w:tentative="1">
+      <w:start w:val="1"/>
+      <w:numFmt w:val="bullet"/>
+      <w:lvlText w:val=""/>
+      <w:lvlJc w:val="left"/>
+      <w:pPr>
+        <w:ind w:left="5760" w:hanging="360"/>
+      </w:pPr>
+      <w:rPr>
+        <w:rFonts w:ascii="Symbol" w:hAnsi="Symbol" w:hint="default"/>
+      </w:rPr>
+    </w:lvl>
+    <w:lvl w:ilvl="7" w:tplc="040A0003" w:tentative="1">
+      <w:start w:val="1"/>
+      <w:numFmt w:val="bullet"/>
+      <w:lvlText w:val="o"/>
+      <w:lvlJc w:val="left"/>
+      <w:pPr>
+        <w:ind w:left="6480" w:hanging="360"/>
+      </w:pPr>
+      <w:rPr>
+        <w:rFonts w:ascii="Courier New" w:hAnsi="Courier New" w:cs="Courier New" w:hint="default"/>
+      </w:rPr>
+    </w:lvl>
+    <w:lvl w:ilvl="8" w:tplc="040A0005" w:tentative="1">
+      <w:start w:val="1"/>
+      <w:numFmt w:val="bullet"/>
+      <w:lvlText w:val=""/>
+      <w:lvlJc w:val="left"/>
+      <w:pPr>
+        <w:ind w:left="7200" w:hanging="360"/>
+      </w:pPr>
+      <w:rPr>
+        <w:rFonts w:ascii="Wingdings" w:hAnsi="Wingdings" w:hint="default"/>
+      </w:rPr>
+    </w:lvl>
+  </w:abstractNum>
+  <w:abstractNum w:abstractNumId="27" w15:restartNumberingAfterBreak="0">
     <w:nsid w:val="5CF7332A"/>
     <w:multiLevelType w:val="hybridMultilevel"/>
     <w:tmpl w:val="305C9D20"/>
@@ -15376,7 +15716,7 @@
       </w:rPr>
     </w:lvl>
   </w:abstractNum>
-  <w:abstractNum w:abstractNumId="27" w15:restartNumberingAfterBreak="0">
+  <w:abstractNum w:abstractNumId="28" w15:restartNumberingAfterBreak="0">
     <w:nsid w:val="5EE7024C"/>
     <w:multiLevelType w:val="hybridMultilevel"/>
     <w:tmpl w:val="40440192"/>
@@ -15489,7 +15829,7 @@
       </w:rPr>
     </w:lvl>
   </w:abstractNum>
-  <w:abstractNum w:abstractNumId="28" w15:restartNumberingAfterBreak="0">
+  <w:abstractNum w:abstractNumId="29" w15:restartNumberingAfterBreak="0">
     <w:nsid w:val="627E4EB7"/>
     <w:multiLevelType w:val="hybridMultilevel"/>
     <w:tmpl w:val="029467BE"/>
@@ -15575,7 +15915,7 @@
       </w:pPr>
     </w:lvl>
   </w:abstractNum>
-  <w:abstractNum w:abstractNumId="29" w15:restartNumberingAfterBreak="0">
+  <w:abstractNum w:abstractNumId="30" w15:restartNumberingAfterBreak="0">
     <w:nsid w:val="651112AA"/>
     <w:multiLevelType w:val="hybridMultilevel"/>
     <w:tmpl w:val="7E1206B6"/>
@@ -15688,7 +16028,7 @@
       </w:rPr>
     </w:lvl>
   </w:abstractNum>
-  <w:abstractNum w:abstractNumId="30" w15:restartNumberingAfterBreak="0">
+  <w:abstractNum w:abstractNumId="31" w15:restartNumberingAfterBreak="0">
     <w:nsid w:val="652A3864"/>
     <w:multiLevelType w:val="hybridMultilevel"/>
     <w:tmpl w:val="30C680B2"/>
@@ -15801,7 +16141,7 @@
       </w:rPr>
     </w:lvl>
   </w:abstractNum>
-  <w:abstractNum w:abstractNumId="31" w15:restartNumberingAfterBreak="0">
+  <w:abstractNum w:abstractNumId="32" w15:restartNumberingAfterBreak="0">
     <w:nsid w:val="6627362F"/>
     <w:multiLevelType w:val="hybridMultilevel"/>
     <w:tmpl w:val="E066263E"/>
@@ -15914,7 +16254,7 @@
       </w:rPr>
     </w:lvl>
   </w:abstractNum>
-  <w:abstractNum w:abstractNumId="32" w15:restartNumberingAfterBreak="0">
+  <w:abstractNum w:abstractNumId="33" w15:restartNumberingAfterBreak="0">
     <w:nsid w:val="66702E2F"/>
     <w:multiLevelType w:val="hybridMultilevel"/>
     <w:tmpl w:val="71B01028"/>
@@ -16027,7 +16367,7 @@
       </w:rPr>
     </w:lvl>
   </w:abstractNum>
-  <w:abstractNum w:abstractNumId="33" w15:restartNumberingAfterBreak="0">
+  <w:abstractNum w:abstractNumId="34" w15:restartNumberingAfterBreak="0">
     <w:nsid w:val="67AD2ADE"/>
     <w:multiLevelType w:val="hybridMultilevel"/>
     <w:tmpl w:val="9A9CE5FC"/>
@@ -16140,7 +16480,7 @@
       </w:rPr>
     </w:lvl>
   </w:abstractNum>
-  <w:abstractNum w:abstractNumId="34" w15:restartNumberingAfterBreak="0">
+  <w:abstractNum w:abstractNumId="35" w15:restartNumberingAfterBreak="0">
     <w:nsid w:val="6EFD21D2"/>
     <w:multiLevelType w:val="hybridMultilevel"/>
     <w:tmpl w:val="CECAA040"/>
@@ -16156,7 +16496,7 @@
         <w:rFonts w:ascii="Symbol" w:hAnsi="Symbol" w:hint="default"/>
       </w:rPr>
     </w:lvl>
-    <w:lvl w:ilvl="1" w:tplc="0C0A0003" w:tentative="1">
+    <w:lvl w:ilvl="1" w:tplc="0C0A0003">
       <w:start w:val="1"/>
       <w:numFmt w:val="bullet"/>
       <w:lvlText w:val="o"/>
@@ -16253,7 +16593,7 @@
       </w:rPr>
     </w:lvl>
   </w:abstractNum>
-  <w:abstractNum w:abstractNumId="35" w15:restartNumberingAfterBreak="0">
+  <w:abstractNum w:abstractNumId="36" w15:restartNumberingAfterBreak="0">
     <w:nsid w:val="70EC6B67"/>
     <w:multiLevelType w:val="hybridMultilevel"/>
     <w:tmpl w:val="C3BA425A"/>
@@ -16339,7 +16679,7 @@
       </w:pPr>
     </w:lvl>
   </w:abstractNum>
-  <w:abstractNum w:abstractNumId="36" w15:restartNumberingAfterBreak="0">
+  <w:abstractNum w:abstractNumId="37" w15:restartNumberingAfterBreak="0">
     <w:nsid w:val="72C54A81"/>
     <w:multiLevelType w:val="hybridMultilevel"/>
     <w:tmpl w:val="0076F830"/>
@@ -16452,7 +16792,7 @@
       </w:rPr>
     </w:lvl>
   </w:abstractNum>
-  <w:abstractNum w:abstractNumId="37" w15:restartNumberingAfterBreak="0">
+  <w:abstractNum w:abstractNumId="38" w15:restartNumberingAfterBreak="0">
     <w:nsid w:val="7BA3787D"/>
     <w:multiLevelType w:val="hybridMultilevel"/>
     <w:tmpl w:val="5F862D9C"/>
@@ -16566,19 +16906,19 @@
     </w:lvl>
   </w:abstractNum>
   <w:num w:numId="1" w16cid:durableId="191891093">
-    <w:abstractNumId w:val="31"/>
+    <w:abstractNumId w:val="32"/>
   </w:num>
   <w:num w:numId="2" w16cid:durableId="1870727484">
     <w:abstractNumId w:val="8"/>
   </w:num>
   <w:num w:numId="3" w16cid:durableId="662054316">
-    <w:abstractNumId w:val="26"/>
+    <w:abstractNumId w:val="27"/>
   </w:num>
   <w:num w:numId="4" w16cid:durableId="90052002">
     <w:abstractNumId w:val="3"/>
   </w:num>
   <w:num w:numId="5" w16cid:durableId="1566336332">
-    <w:abstractNumId w:val="30"/>
+    <w:abstractNumId w:val="31"/>
   </w:num>
   <w:num w:numId="6" w16cid:durableId="437919539">
     <w:abstractNumId w:val="14"/>
@@ -16605,13 +16945,13 @@
     <w:abstractNumId w:val="13"/>
   </w:num>
   <w:num w:numId="14" w16cid:durableId="1637492494">
-    <w:abstractNumId w:val="36"/>
+    <w:abstractNumId w:val="37"/>
   </w:num>
   <w:num w:numId="15" w16cid:durableId="1314990775">
-    <w:abstractNumId w:val="33"/>
+    <w:abstractNumId w:val="34"/>
   </w:num>
   <w:num w:numId="16" w16cid:durableId="1804618721">
-    <w:abstractNumId w:val="34"/>
+    <w:abstractNumId w:val="35"/>
   </w:num>
   <w:num w:numId="17" w16cid:durableId="1772512064">
     <w:abstractNumId w:val="22"/>
@@ -16623,13 +16963,13 @@
     <w:abstractNumId w:val="9"/>
   </w:num>
   <w:num w:numId="20" w16cid:durableId="1416584435">
-    <w:abstractNumId w:val="35"/>
+    <w:abstractNumId w:val="36"/>
   </w:num>
   <w:num w:numId="21" w16cid:durableId="641078506">
-    <w:abstractNumId w:val="29"/>
+    <w:abstractNumId w:val="30"/>
   </w:num>
   <w:num w:numId="22" w16cid:durableId="174685489">
-    <w:abstractNumId w:val="37"/>
+    <w:abstractNumId w:val="38"/>
   </w:num>
   <w:num w:numId="23" w16cid:durableId="728378859">
     <w:abstractNumId w:val="2"/>
@@ -16656,10 +16996,10 @@
     <w:abstractNumId w:val="18"/>
   </w:num>
   <w:num w:numId="31" w16cid:durableId="550307829">
-    <w:abstractNumId w:val="32"/>
+    <w:abstractNumId w:val="33"/>
   </w:num>
   <w:num w:numId="32" w16cid:durableId="668098621">
-    <w:abstractNumId w:val="27"/>
+    <w:abstractNumId w:val="28"/>
   </w:num>
   <w:num w:numId="33" w16cid:durableId="1814982942">
     <w:abstractNumId w:val="0"/>
@@ -16677,14 +17017,20 @@
     <w:abstractNumId w:val="15"/>
   </w:num>
   <w:num w:numId="38" w16cid:durableId="1588223070">
-    <w:abstractNumId w:val="28"/>
+    <w:abstractNumId w:val="29"/>
+  </w:num>
+  <w:num w:numId="39" w16cid:durableId="712853103">
+    <w:abstractNumId w:val="26"/>
   </w:num>
   <w:numIdMacAtCleanup w:val="31"/>
 </w:numbering>
 </file>
 
 <file path=word/people.xml><?xml version="1.0" encoding="utf-8"?>
-<w15:people xmlns:wpc="http://schemas.microsoft.com/office/word/2010/wordprocessingCanvas" xmlns:cx="http://schemas.microsoft.com/office/drawing/2014/chartex" xmlns:cx1="http://schemas.microsoft.com/office/drawing/2015/9/8/chartex" xmlns:cx2="http://schemas.microsoft.com/office/drawing/2015/10/21/chartex" xmlns:cx3="http://schemas.microsoft.com/office/drawing/2016/5/9/chartex" xmlns:cx4="http://schemas.microsoft.com/office/drawing/2016/5/10/chartex" xmlns:cx5="http://schemas.microsoft.com/office/drawing/2016/5/11/chartex" xmlns:cx6="http://schemas.microsoft.com/office/drawing/2016/5/12/chartex" xmlns:cx7="http://schemas.microsoft.com/office/drawing/2016/5/13/chartex" xmlns:cx8="http://schemas.microsoft.com/office/drawing/2016/5/14/chartex" xmlns:mc="http://schemas.openxmlformats.org/markup-compatibility/2006" xmlns:aink="http://schemas.microsoft.com/office/drawing/2016/ink" xmlns:am3d="http://schemas.microsoft.com/office/drawing/2017/model3d" xmlns:o="urn:schemas-microsoft-com:office:office" xmlns:oel="http://schemas.microsoft.com/office/2019/extlst" xmlns:r="http://schemas.openxmlformats.org/officeDocument/2006/relationships" xmlns:m="http://schemas.openxmlformats.org/officeDocument/2006/math" xmlns:v="urn:schemas-microsoft-com:vml" xmlns:wp14="http://schemas.microsoft.com/office/word/2010/wordprocessingDrawing" xmlns:wp="http://schemas.openxmlformats.org/drawingml/2006/wordprocessingDrawing" xmlns:w10="urn:schemas-microsoft-com:office:word" xmlns:w="http://schemas.openxmlformats.org/wordprocessingml/2006/main" xmlns:w14="http://schemas.microsoft.com/office/word/2010/wordml" xmlns:w15="http://schemas.microsoft.com/office/word/2012/wordml" xmlns:w16cex="http://schemas.microsoft.com/office/word/2018/wordml/cex" xmlns:w16cid="http://schemas.microsoft.com/office/word/2016/wordml/cid" xmlns:w16="http://schemas.microsoft.com/office/word/2018/wordml" xmlns:w16du="http://schemas.microsoft.com/office/word/2023/wordml/word16du" xmlns:w16sdtdh="http://schemas.microsoft.com/office/word/2020/wordml/sdtdatahash" xmlns:w16sdtfl="http://schemas.microsoft.com/office/word/2024/wordml/sdtformatlock" xmlns:w16se="http://schemas.microsoft.com/office/word/2015/wordml/symex" xmlns:wpg="http://schemas.microsoft.com/office/word/2010/wordprocessingGroup" xmlns:wpi="http://schemas.microsoft.com/office/word/2010/wordprocessingInk" xmlns:wne="http://schemas.microsoft.com/office/word/2006/wordml" xmlns:wps="http://schemas.microsoft.com/office/word/2010/wordprocessingShape" mc:Ignorable="w14 w15 w16se w16cid w16 w16cex w16sdtdh w16sdtfl w16du wp14">
+<w15:people xmlns:wpc="http://schemas.microsoft.com/office/word/2010/wordprocessingCanvas" xmlns:cx="http://schemas.microsoft.com/office/drawing/2014/chartex" xmlns:cx1="http://schemas.microsoft.com/office/drawing/2015/9/8/chartex" xmlns:cx2="http://schemas.microsoft.com/office/drawing/2015/10/21/chartex" xmlns:cx3="http://schemas.microsoft.com/office/drawing/2016/5/9/chartex" xmlns:cx4="http://schemas.microsoft.com/office/drawing/2016/5/10/chartex" xmlns:cx5="http://schemas.microsoft.com/office/drawing/2016/5/11/chartex" xmlns:cx6="http://schemas.microsoft.com/office/drawing/2016/5/12/chartex" xmlns:cx7="http://schemas.microsoft.com/office/drawing/2016/5/13/chartex" xmlns:cx8="http://schemas.microsoft.com/office/drawing/2016/5/14/chartex" xmlns:mc="http://schemas.openxmlformats.org/markup-compatibility/2006" xmlns:m="http://schemas.openxmlformats.org/officeDocument/2006/math" xmlns:aink="http://schemas.microsoft.com/office/drawing/2016/ink" xmlns:am3d="http://schemas.microsoft.com/office/drawing/2017/model3d" xmlns:oel="http://schemas.microsoft.com/office/2019/extlst" xmlns:r="http://schemas.openxmlformats.org/officeDocument/2006/relationships" xmlns:wp14="http://schemas.microsoft.com/office/word/2010/wordprocessingDrawing" xmlns:wp="http://schemas.openxmlformats.org/drawingml/2006/wordprocessingDrawing" xmlns:wpg="http://schemas.microsoft.com/office/word/2010/wordprocessingGroup" xmlns:wpi="http://schemas.microsoft.com/office/word/2010/wordprocessingInk" xmlns:wps="http://schemas.microsoft.com/office/word/2010/wordprocessingShape" xmlns:o="urn:schemas-microsoft-com:office:office" xmlns:v="urn:schemas-microsoft-com:vml" xmlns:w10="urn:schemas-microsoft-com:office:word" xmlns:w="http://schemas.openxmlformats.org/wordprocessingml/2006/main" xmlns:w14="http://schemas.microsoft.com/office/word/2010/wordml" xmlns:w15="http://schemas.microsoft.com/office/word/2012/wordml" xmlns:w16cei="http://schemas.microsoft.com/office/word/2026/wordml/cei" xmlns:w16cex="http://schemas.microsoft.com/office/word/2018/wordml/cex" xmlns:w16cid="http://schemas.microsoft.com/office/word/2016/wordml/cid" xmlns:w16="http://schemas.microsoft.com/office/word/2018/wordml" xmlns:w16sdtdh="http://schemas.microsoft.com/office/word/2020/wordml/sdtdatahash" xmlns:w16sdtfl="http://schemas.microsoft.com/office/word/2024/wordml/sdtformatlock" xmlns:w16se="http://schemas.microsoft.com/office/word/2015/wordml/symex" xmlns:w16du="http://schemas.microsoft.com/office/word/2023/wordml/word16du" xmlns:wne="http://schemas.microsoft.com/office/word/2006/wordml" mc:Ignorable="w14 w15 w16se w16cid w16 w16cex w16sdtdh w16sdtfl w16du wp14">
+  <w15:person w15:author="ENRIQUE SALVADOR QUINTANA ORTI">
+    <w15:presenceInfo w15:providerId="AD" w15:userId="S::enquior@upv.edu.es::7c37bc33-6bb4-4897-b997-327ef8183af8"/>
+  </w15:person>
   <w15:person w15:author="enrique s. quintana-orti">
     <w15:presenceInfo w15:providerId="Windows Live" w15:userId="a136630071d05d78"/>
   </w15:person>
@@ -16692,7 +17038,7 @@
 </file>
 
 <file path=word/styles.xml><?xml version="1.0" encoding="utf-8"?>
-<w:styles xmlns:mc="http://schemas.openxmlformats.org/markup-compatibility/2006" xmlns:r="http://schemas.openxmlformats.org/officeDocument/2006/relationships" xmlns:w="http://schemas.openxmlformats.org/wordprocessingml/2006/main" xmlns:w14="http://schemas.microsoft.com/office/word/2010/wordml" xmlns:w15="http://schemas.microsoft.com/office/word/2012/wordml" xmlns:w16cex="http://schemas.microsoft.com/office/word/2018/wordml/cex" xmlns:w16cid="http://schemas.microsoft.com/office/word/2016/wordml/cid" xmlns:w16="http://schemas.microsoft.com/office/word/2018/wordml" xmlns:w16du="http://schemas.microsoft.com/office/word/2023/wordml/word16du" xmlns:w16sdtdh="http://schemas.microsoft.com/office/word/2020/wordml/sdtdatahash" xmlns:w16sdtfl="http://schemas.microsoft.com/office/word/2024/wordml/sdtformatlock" xmlns:w16se="http://schemas.microsoft.com/office/word/2015/wordml/symex" mc:Ignorable="w14 w15 w16se w16cid w16 w16cex w16sdtdh w16sdtfl w16du">
+<w:styles xmlns:mc="http://schemas.openxmlformats.org/markup-compatibility/2006" xmlns:r="http://schemas.openxmlformats.org/officeDocument/2006/relationships" xmlns:w="http://schemas.openxmlformats.org/wordprocessingml/2006/main" xmlns:w14="http://schemas.microsoft.com/office/word/2010/wordml" xmlns:w15="http://schemas.microsoft.com/office/word/2012/wordml" xmlns:w16cex="http://schemas.microsoft.com/office/word/2018/wordml/cex" xmlns:w16cid="http://schemas.microsoft.com/office/word/2016/wordml/cid" xmlns:w16="http://schemas.microsoft.com/office/word/2018/wordml" xmlns:w16sdtdh="http://schemas.microsoft.com/office/word/2020/wordml/sdtdatahash" xmlns:w16sdtfl="http://schemas.microsoft.com/office/word/2024/wordml/sdtformatlock" xmlns:w16se="http://schemas.microsoft.com/office/word/2015/wordml/symex" xmlns:w16du="http://schemas.microsoft.com/office/word/2023/wordml/word16du" mc:Ignorable="w14 w15 w16se w16cid w16 w16cex w16sdtdh w16sdtfl w16du">
   <w:docDefaults>
     <w:rPrDefault>
       <w:rPr>
@@ -17050,14 +17396,10 @@
   <w:style w:type="paragraph" w:default="1" w:styleId="Normal">
     <w:name w:val="Normal"/>
     <w:qFormat/>
-    <w:rsid w:val="002C2879"/>
-    <w:pPr>
-      <w:spacing w:line="300" w:lineRule="auto"/>
-      <w:jc w:val="both"/>
-    </w:pPr>
+    <w:rsid w:val="00C35D96"/>
     <w:rPr>
-      <w:rFonts w:ascii="Times New Roman" w:hAnsi="Times New Roman"/>
-      <w:lang w:val="es-ES"/>
+      <w:rFonts w:ascii="Times New Roman" w:eastAsia="Times New Roman" w:hAnsi="Times New Roman" w:cs="Times New Roman"/>
+      <w:lang w:val="es-ES" w:eastAsia="es-ES_tradnl"/>
     </w:rPr>
   </w:style>
   <w:style w:type="paragraph" w:styleId="Ttulo1">
@@ -17190,8 +17532,14 @@
     <w:qFormat/>
     <w:rsid w:val="004F59E8"/>
     <w:pPr>
+      <w:spacing w:line="300" w:lineRule="auto"/>
       <w:ind w:left="720"/>
+      <w:jc w:val="both"/>
     </w:pPr>
+    <w:rPr>
+      <w:rFonts w:eastAsiaTheme="minorHAnsi" w:cstheme="minorBidi"/>
+      <w:lang w:eastAsia="en-US"/>
+    </w:rPr>
   </w:style>
   <w:style w:type="character" w:customStyle="1" w:styleId="Ttulo3Car">
     <w:name w:val="Título 3 Car"/>
@@ -17224,12 +17572,13 @@
     <w:next w:val="Normal"/>
     <w:rsid w:val="008D2AA4"/>
     <w:pPr>
-      <w:spacing w:after="360"/>
+      <w:spacing w:after="360" w:line="300" w:lineRule="auto"/>
       <w:jc w:val="center"/>
     </w:pPr>
     <w:rPr>
-      <w:rFonts w:ascii="Arial Narrow" w:hAnsi="Arial Narrow"/>
+      <w:rFonts w:ascii="Arial Narrow" w:eastAsiaTheme="minorHAnsi" w:hAnsi="Arial Narrow" w:cstheme="minorBidi"/>
       <w:sz w:val="18"/>
+      <w:lang w:eastAsia="en-US"/>
     </w:rPr>
   </w:style>
   <w:style w:type="paragraph" w:customStyle="1" w:styleId="Codi">
@@ -17241,13 +17590,15 @@
       <w:tabs>
         <w:tab w:val="left" w:pos="1985"/>
       </w:tabs>
-      <w:spacing w:before="120" w:after="120"/>
+      <w:spacing w:before="120" w:after="120" w:line="300" w:lineRule="auto"/>
       <w:ind w:left="851" w:right="2261"/>
+      <w:jc w:val="both"/>
     </w:pPr>
     <w:rPr>
-      <w:rFonts w:ascii="Courier New" w:hAnsi="Courier New"/>
+      <w:rFonts w:ascii="Courier New" w:eastAsiaTheme="minorHAnsi" w:hAnsi="Courier New" w:cstheme="minorBidi"/>
       <w:b/>
       <w:sz w:val="18"/>
+      <w:lang w:eastAsia="en-US"/>
     </w:rPr>
   </w:style>
   <w:style w:type="character" w:customStyle="1" w:styleId="codiinline">
@@ -17316,7 +17667,13 @@
         <w:tab w:val="center" w:pos="4252"/>
         <w:tab w:val="right" w:pos="8504"/>
       </w:tabs>
+      <w:spacing w:line="300" w:lineRule="auto"/>
+      <w:jc w:val="both"/>
     </w:pPr>
+    <w:rPr>
+      <w:rFonts w:eastAsiaTheme="minorHAnsi" w:cstheme="minorBidi"/>
+      <w:lang w:eastAsia="en-US"/>
+    </w:rPr>
   </w:style>
   <w:style w:type="character" w:customStyle="1" w:styleId="EncabezadoCar">
     <w:name w:val="Encabezado Car"/>
@@ -17339,7 +17696,13 @@
         <w:tab w:val="center" w:pos="4252"/>
         <w:tab w:val="right" w:pos="8504"/>
       </w:tabs>
+      <w:spacing w:line="300" w:lineRule="auto"/>
+      <w:jc w:val="both"/>
     </w:pPr>
+    <w:rPr>
+      <w:rFonts w:eastAsiaTheme="minorHAnsi" w:cstheme="minorBidi"/>
+      <w:lang w:eastAsia="en-US"/>
+    </w:rPr>
   </w:style>
   <w:style w:type="character" w:customStyle="1" w:styleId="PiedepginaCar">
     <w:name w:val="Pie de página Car"/>
@@ -17377,19 +17740,26 @@
     <w:rsid w:val="00474AD5"/>
     <w:pPr>
       <w:spacing w:line="220" w:lineRule="exact"/>
+      <w:jc w:val="both"/>
     </w:pPr>
     <w:rPr>
-      <w:rFonts w:ascii="Arial Narrow" w:hAnsi="Arial Narrow"/>
+      <w:rFonts w:ascii="Arial Narrow" w:eastAsiaTheme="minorHAnsi" w:hAnsi="Arial Narrow" w:cstheme="minorBidi"/>
       <w:sz w:val="20"/>
+      <w:lang w:eastAsia="en-US"/>
     </w:rPr>
   </w:style>
   <w:style w:type="paragraph" w:customStyle="1" w:styleId="Taula">
     <w:name w:val="Taula"/>
     <w:basedOn w:val="Normal"/>
     <w:rsid w:val="006471CE"/>
+    <w:pPr>
+      <w:spacing w:line="300" w:lineRule="auto"/>
+      <w:jc w:val="both"/>
+    </w:pPr>
     <w:rPr>
-      <w:rFonts w:ascii="Arial" w:hAnsi="Arial"/>
+      <w:rFonts w:ascii="Arial" w:eastAsiaTheme="minorHAnsi" w:hAnsi="Arial" w:cstheme="minorBidi"/>
       <w:sz w:val="20"/>
+      <w:lang w:eastAsia="en-US"/>
     </w:rPr>
   </w:style>
   <w:style w:type="paragraph" w:styleId="Descripcin">
@@ -17421,12 +17791,13 @@
     <w:link w:val="TextodegloboCar"/>
     <w:rsid w:val="007E7F7B"/>
     <w:pPr>
-      <w:spacing w:line="240" w:lineRule="auto"/>
+      <w:jc w:val="both"/>
     </w:pPr>
     <w:rPr>
-      <w:rFonts w:ascii="Tahoma" w:hAnsi="Tahoma" w:cs="Tahoma"/>
+      <w:rFonts w:ascii="Tahoma" w:eastAsiaTheme="minorHAnsi" w:hAnsi="Tahoma" w:cs="Tahoma"/>
       <w:sz w:val="16"/>
       <w:szCs w:val="16"/>
+      <w:lang w:eastAsia="en-US"/>
     </w:rPr>
   </w:style>
   <w:style w:type="character" w:customStyle="1" w:styleId="TextodegloboCar">
@@ -17447,10 +17818,12 @@
     <w:qFormat/>
     <w:rsid w:val="007713EB"/>
     <w:pPr>
-      <w:spacing w:before="120" w:after="180"/>
+      <w:spacing w:before="120" w:after="180" w:line="300" w:lineRule="auto"/>
+      <w:jc w:val="both"/>
     </w:pPr>
     <w:rPr>
-      <w:lang w:val="ca-ES"/>
+      <w:rFonts w:eastAsiaTheme="minorHAnsi" w:cstheme="minorBidi"/>
+      <w:lang w:val="ca-ES" w:eastAsia="en-US"/>
     </w:rPr>
   </w:style>
   <w:style w:type="character" w:styleId="Hipervnculo">
@@ -17618,11 +17991,13 @@
     <w:unhideWhenUsed/>
     <w:rsid w:val="00D525C7"/>
     <w:pPr>
-      <w:spacing w:line="240" w:lineRule="auto"/>
+      <w:jc w:val="both"/>
     </w:pPr>
     <w:rPr>
+      <w:rFonts w:eastAsiaTheme="minorHAnsi" w:cstheme="minorBidi"/>
       <w:sz w:val="20"/>
       <w:szCs w:val="20"/>
+      <w:lang w:eastAsia="en-US"/>
     </w:rPr>
   </w:style>
   <w:style w:type="character" w:customStyle="1" w:styleId="TextocomentarioCar">

--- a/ETC_RISCV/Laboratorio/Práctica 01 - Registros y memoria principal - Castellano - RISC-V.docx
+++ b/ETC_RISCV/Laboratorio/Práctica 01 - Registros y memoria principal - Castellano - RISC-V.docx
@@ -522,6 +522,14 @@
           <w:lang w:val="es-ES"/>
         </w:rPr>
       </w:pPr>
+    </w:p>
+    <w:p>
+      <w:pPr>
+        <w:pStyle w:val="Ttulo2"/>
+        <w:rPr>
+          <w:lang w:val="es-ES"/>
+        </w:rPr>
+      </w:pPr>
       <w:r>
         <w:rPr>
           <w:lang w:val="es-ES"/>
@@ -606,6 +614,7 @@
     <w:p>
       <w:pPr>
         <w:pStyle w:val="Pargraf"/>
+        <w:spacing w:line="240" w:lineRule="auto"/>
         <w:rPr>
           <w:lang w:val="es-ES"/>
         </w:rPr>
@@ -644,6 +653,7 @@
     <w:p>
       <w:pPr>
         <w:pStyle w:val="Pargraf"/>
+        <w:spacing w:line="240" w:lineRule="auto"/>
         <w:rPr>
           <w:lang w:val="es-ES"/>
         </w:rPr>
@@ -2671,6 +2681,7 @@
     <w:p>
       <w:pPr>
         <w:pStyle w:val="Pargraf"/>
+        <w:spacing w:line="240" w:lineRule="auto"/>
         <w:rPr>
           <w:lang w:val="es-ES"/>
         </w:rPr>
@@ -2751,6 +2762,7 @@
     <w:p>
       <w:pPr>
         <w:pStyle w:val="Pargraf"/>
+        <w:spacing w:line="240" w:lineRule="auto"/>
         <w:rPr>
           <w:lang w:val="es-ES"/>
         </w:rPr>
@@ -2823,6 +2835,7 @@
           <w:ilvl w:val="0"/>
           <w:numId w:val="11"/>
         </w:numPr>
+        <w:spacing w:line="240" w:lineRule="auto"/>
       </w:pPr>
       <w:r>
         <w:t>La pseudoinstrucció</w:t>
@@ -3142,113 +3155,114 @@
           <w:ilvl w:val="0"/>
           <w:numId w:val="11"/>
         </w:numPr>
-      </w:pPr>
+        <w:spacing w:line="240" w:lineRule="auto"/>
+      </w:pPr>
+      <w:r>
+        <w:t>La pseudoinstrucció</w:t>
+      </w:r>
+      <w:r>
+        <w:t>n</w:t>
+      </w:r>
+      <w:r>
+        <w:t xml:space="preserve"> </w:t>
+      </w:r>
+      <w:r>
+        <w:rPr>
+          <w:rStyle w:val="codiinline"/>
+          <w:b w:val="0"/>
+          <w:bCs/>
+        </w:rPr>
+        <w:t>li</w:t>
+      </w:r>
+      <w:r>
+        <w:rPr>
+          <w:b/>
+          <w:bCs/>
+        </w:rPr>
+        <w:t xml:space="preserve"> </w:t>
+      </w:r>
+      <w:r>
+        <w:t>(</w:t>
+      </w:r>
+      <w:r>
+        <w:rPr>
+          <w:i/>
+        </w:rPr>
+        <w:t>load immediate</w:t>
+      </w:r>
+      <w:r>
+        <w:t xml:space="preserve">) </w:t>
+      </w:r>
+      <w:r>
+        <w:t>resuelve</w:t>
+      </w:r>
+      <w:r>
+        <w:t xml:space="preserve"> un problema de programació</w:t>
+      </w:r>
+      <w:r>
+        <w:t>n bá</w:t>
+      </w:r>
+      <w:r>
+        <w:t>sic</w:t>
+      </w:r>
+      <w:r>
+        <w:t>o</w:t>
+      </w:r>
+      <w:r>
+        <w:t xml:space="preserve">: </w:t>
+      </w:r>
+      <w:r>
+        <w:t>as</w:t>
+      </w:r>
+      <w:r>
+        <w:t>ignar</w:t>
+      </w:r>
+      <w:r>
+        <w:t xml:space="preserve"> una constan</w:t>
+      </w:r>
+      <w:r>
+        <w:t>t</w:t>
+      </w:r>
+      <w:r>
+        <w:t>e</w:t>
+      </w:r>
+      <w:r>
+        <w:t xml:space="preserve"> </w:t>
+      </w:r>
+      <w:r>
+        <w:rPr>
+          <w:rStyle w:val="codiinline"/>
+          <w:b w:val="0"/>
+          <w:bCs/>
+        </w:rPr>
+        <w:t>K</w:t>
+      </w:r>
+      <w:r>
+        <w:t xml:space="preserve"> </w:t>
+      </w:r>
+      <w:r>
+        <w:t>a</w:t>
+      </w:r>
+      <w:r>
+        <w:t xml:space="preserve"> un registro</w:t>
+      </w:r>
+      <w:r>
+        <w:t xml:space="preserve">. </w:t>
+      </w:r>
+      <w:r>
+        <w:t>El programador en ensa</w:t>
+      </w:r>
+      <w:r>
+        <w:t xml:space="preserve">mblador </w:t>
+      </w:r>
+      <w:r>
+        <w:t>sólo debe</w:t>
+      </w:r>
+      <w:r>
+        <w:t xml:space="preserve"> </w:t>
+      </w:r>
       <w:r>
         <w:lastRenderedPageBreak/>
-        <w:t>La pseudoinstrucció</w:t>
-      </w:r>
-      <w:r>
-        <w:t>n</w:t>
-      </w:r>
-      <w:r>
-        <w:t xml:space="preserve"> </w:t>
-      </w:r>
-      <w:r>
-        <w:rPr>
-          <w:rStyle w:val="codiinline"/>
-          <w:b w:val="0"/>
-          <w:bCs/>
-        </w:rPr>
-        <w:t>li</w:t>
-      </w:r>
-      <w:r>
-        <w:rPr>
-          <w:b/>
-          <w:bCs/>
-        </w:rPr>
-        <w:t xml:space="preserve"> </w:t>
-      </w:r>
-      <w:r>
-        <w:t>(</w:t>
-      </w:r>
-      <w:r>
-        <w:rPr>
-          <w:i/>
-        </w:rPr>
-        <w:t>load immediate</w:t>
-      </w:r>
-      <w:r>
-        <w:t xml:space="preserve">) </w:t>
-      </w:r>
-      <w:r>
-        <w:t>resuelve</w:t>
-      </w:r>
-      <w:r>
-        <w:t xml:space="preserve"> un problema de programació</w:t>
-      </w:r>
-      <w:r>
-        <w:t>n bá</w:t>
-      </w:r>
-      <w:r>
-        <w:t>sic</w:t>
-      </w:r>
-      <w:r>
-        <w:t>o</w:t>
-      </w:r>
-      <w:r>
-        <w:t xml:space="preserve">: </w:t>
-      </w:r>
-      <w:r>
-        <w:t>as</w:t>
-      </w:r>
-      <w:r>
-        <w:t>ignar</w:t>
-      </w:r>
-      <w:r>
-        <w:t xml:space="preserve"> una constan</w:t>
-      </w:r>
-      <w:r>
-        <w:t>t</w:t>
-      </w:r>
-      <w:r>
-        <w:t>e</w:t>
-      </w:r>
-      <w:r>
-        <w:t xml:space="preserve"> </w:t>
-      </w:r>
-      <w:r>
-        <w:rPr>
-          <w:rStyle w:val="codiinline"/>
-          <w:b w:val="0"/>
-          <w:bCs/>
-        </w:rPr>
-        <w:t>K</w:t>
-      </w:r>
-      <w:r>
-        <w:t xml:space="preserve"> </w:t>
-      </w:r>
-      <w:r>
-        <w:t>a</w:t>
-      </w:r>
-      <w:r>
-        <w:t xml:space="preserve"> un registro</w:t>
-      </w:r>
-      <w:r>
-        <w:t xml:space="preserve">. </w:t>
-      </w:r>
-      <w:r>
-        <w:t>El programador en ensa</w:t>
-      </w:r>
-      <w:r>
-        <w:t xml:space="preserve">mblador </w:t>
-      </w:r>
-      <w:r>
-        <w:t>sólo debe</w:t>
-      </w:r>
-      <w:r>
-        <w:t xml:space="preserve"> </w:t>
-      </w:r>
-      <w:r>
         <w:t>escribir una líne</w:t>
       </w:r>
       <w:r>
@@ -4492,6 +4506,7 @@
           <w:ilvl w:val="0"/>
           <w:numId w:val="16"/>
         </w:numPr>
+        <w:spacing w:line="240" w:lineRule="auto"/>
         <w:rPr>
           <w:rStyle w:val="codiinline"/>
           <w:lang w:val="es-ES_tradnl"/>
@@ -4567,6 +4582,658 @@
           <w:w w:val="100"/>
         </w:rPr>
         <w:t xml:space="preserve"> </w:t>
+      </w:r>
+    </w:p>
+    <w:p>
+      <w:pPr>
+        <w:pStyle w:val="Codi"/>
+        <w:spacing w:line="240" w:lineRule="auto"/>
+        <w:ind w:left="2832" w:right="2262"/>
+        <w:jc w:val="left"/>
+        <w:rPr>
+          <w:rStyle w:val="codiinline"/>
+          <w:bCs/>
+          <w:lang w:val="ca-ES"/>
+        </w:rPr>
+      </w:pPr>
+      <w:r>
+        <w:rPr>
+          <w:rStyle w:val="codiinline"/>
+          <w:b/>
+          <w:sz w:val="18"/>
+          <w:lang w:val="ca-ES"/>
+        </w:rPr>
+        <w:t xml:space="preserve">        </w:t>
+      </w:r>
+      <w:r>
+        <w:rPr>
+          <w:rStyle w:val="codiinline"/>
+          <w:b/>
+          <w:sz w:val="18"/>
+          <w:lang w:val="ca-ES"/>
+        </w:rPr>
+        <w:t xml:space="preserve">   </w:t>
+      </w:r>
+      <w:r>
+        <w:rPr>
+          <w:rStyle w:val="codiinline"/>
+          <w:bCs/>
+          <w:lang w:val="ca-ES"/>
+        </w:rPr>
+        <w:t>.data</w:t>
+      </w:r>
+    </w:p>
+    <w:p>
+      <w:pPr>
+        <w:pStyle w:val="Codi"/>
+        <w:spacing w:line="240" w:lineRule="auto"/>
+        <w:ind w:left="2832" w:right="2262"/>
+        <w:jc w:val="left"/>
+        <w:rPr>
+          <w:rStyle w:val="codiinline"/>
+          <w:bCs/>
+        </w:rPr>
+      </w:pPr>
+      <w:r>
+        <w:rPr>
+          <w:rStyle w:val="codiinline"/>
+          <w:bCs/>
+          <w:lang w:val="ca-ES"/>
+        </w:rPr>
+        <w:t>aux:    .word -1</w:t>
+      </w:r>
+    </w:p>
+    <w:p>
+      <w:pPr>
+        <w:pStyle w:val="Codi"/>
+        <w:spacing w:line="240" w:lineRule="auto"/>
+        <w:ind w:left="2832" w:right="2262"/>
+        <w:jc w:val="left"/>
+        <w:rPr>
+          <w:rStyle w:val="codiinline"/>
+          <w:bCs/>
+        </w:rPr>
+      </w:pPr>
+      <w:r>
+        <w:rPr>
+          <w:rStyle w:val="codiinline"/>
+          <w:bCs/>
+          <w:lang w:val="ca-ES"/>
+        </w:rPr>
+        <w:t xml:space="preserve">cadena: </w:t>
+      </w:r>
+      <w:commentRangeStart w:id="2"/>
+      <w:r>
+        <w:rPr>
+          <w:rStyle w:val="codiinline"/>
+          <w:bCs/>
+          <w:lang w:val="ca-ES"/>
+        </w:rPr>
+        <w:t xml:space="preserve">.asciz </w:t>
+      </w:r>
+      <w:commentRangeEnd w:id="2"/>
+      <w:r>
+        <w:rPr>
+          <w:rStyle w:val="Refdecomentario"/>
+          <w:b w:val="0"/>
+          <w:bCs/>
+          <w:w w:val="80"/>
+          <w:sz w:val="24"/>
+          <w:szCs w:val="24"/>
+          <w:lang w:val="ca-ES"/>
+        </w:rPr>
+        <w:commentReference w:id="2"/>
+      </w:r>
+      <w:r>
+        <w:rPr>
+          <w:rStyle w:val="codiinline"/>
+          <w:bCs/>
+          <w:lang w:val="ca-ES"/>
+        </w:rPr>
+        <w:t>“</w:t>
+      </w:r>
+      <w:r>
+        <w:rPr>
+          <w:rStyle w:val="codiinline"/>
+          <w:bCs/>
+          <w:lang w:val="ca-ES"/>
+        </w:rPr>
+        <w:t>Hola mundo”</w:t>
+      </w:r>
+    </w:p>
+    <w:p>
+      <w:pPr>
+        <w:pStyle w:val="Pargraf"/>
+        <w:spacing w:line="240" w:lineRule="auto"/>
+        <w:ind w:left="708"/>
+        <w:rPr>
+          <w:lang w:val="es-ES"/>
+        </w:rPr>
+      </w:pPr>
+      <w:r>
+        <w:rPr>
+          <w:lang w:val="es-ES"/>
+        </w:rPr>
+        <w:t xml:space="preserve">y el segmento de datos empieza en la dirección </w:t>
+      </w:r>
+      <w:r>
+        <w:rPr>
+          <w:rStyle w:val="codiinline"/>
+          <w:b w:val="0"/>
+          <w:bCs/>
+        </w:rPr>
+        <w:t>0x</w:t>
+      </w:r>
+      <w:r>
+        <w:rPr>
+          <w:rStyle w:val="codiinline"/>
+          <w:b w:val="0"/>
+          <w:bCs/>
+        </w:rPr>
+        <w:t>1</w:t>
+      </w:r>
+      <w:r>
+        <w:rPr>
+          <w:rStyle w:val="codiinline"/>
+          <w:b w:val="0"/>
+          <w:bCs/>
+        </w:rPr>
+        <w:t>000</w:t>
+      </w:r>
+      <w:r>
+        <w:rPr>
+          <w:rStyle w:val="codiinline"/>
+          <w:b w:val="0"/>
+          <w:bCs/>
+        </w:rPr>
+        <w:t>0</w:t>
+      </w:r>
+      <w:r>
+        <w:rPr>
+          <w:rStyle w:val="codiinline"/>
+          <w:b w:val="0"/>
+          <w:bCs/>
+        </w:rPr>
+        <w:t>000</w:t>
+      </w:r>
+      <w:r>
+        <w:rPr>
+          <w:rStyle w:val="codiinline"/>
+        </w:rPr>
+        <w:t xml:space="preserve">, </w:t>
+      </w:r>
+      <w:r>
+        <w:rPr>
+          <w:lang w:val="es-ES"/>
+        </w:rPr>
+        <w:t xml:space="preserve">la pseudoinstrucción </w:t>
+      </w:r>
+      <w:r>
+        <w:rPr>
+          <w:rStyle w:val="codiinline"/>
+          <w:b w:val="0"/>
+          <w:bCs/>
+          <w:lang w:val="es-ES"/>
+        </w:rPr>
+        <w:t xml:space="preserve">la </w:t>
+      </w:r>
+      <w:r>
+        <w:rPr>
+          <w:rStyle w:val="codiinline"/>
+          <w:b w:val="0"/>
+          <w:bCs/>
+          <w:lang w:val="es-ES"/>
+        </w:rPr>
+        <w:t>t</w:t>
+      </w:r>
+      <w:r>
+        <w:rPr>
+          <w:rStyle w:val="codiinline"/>
+          <w:b w:val="0"/>
+          <w:bCs/>
+          <w:lang w:val="es-ES"/>
+        </w:rPr>
+        <w:t>0</w:t>
+      </w:r>
+      <w:r>
+        <w:rPr>
+          <w:rStyle w:val="codiinline"/>
+          <w:b w:val="0"/>
+          <w:bCs/>
+          <w:lang w:val="es-ES"/>
+        </w:rPr>
+        <w:t>,</w:t>
+      </w:r>
+      <w:r>
+        <w:rPr>
+          <w:rStyle w:val="codiinline"/>
+          <w:b w:val="0"/>
+          <w:bCs/>
+          <w:lang w:val="es-ES"/>
+        </w:rPr>
+        <w:t>aux</w:t>
+      </w:r>
+      <w:r>
+        <w:rPr>
+          <w:lang w:val="es-ES"/>
+        </w:rPr>
+        <w:t xml:space="preserve"> copiará en </w:t>
+      </w:r>
+      <w:r>
+        <w:rPr>
+          <w:rStyle w:val="codiinline"/>
+          <w:b w:val="0"/>
+          <w:bCs/>
+          <w:lang w:val="es-ES"/>
+        </w:rPr>
+        <w:t>t0</w:t>
+      </w:r>
+      <w:r>
+        <w:rPr>
+          <w:lang w:val="es-ES"/>
+        </w:rPr>
+        <w:t xml:space="preserve"> el valor </w:t>
+      </w:r>
+      <w:r>
+        <w:rPr>
+          <w:rStyle w:val="codiinline"/>
+          <w:b w:val="0"/>
+          <w:bCs/>
+        </w:rPr>
+        <w:t>0x</w:t>
+      </w:r>
+      <w:r>
+        <w:rPr>
+          <w:rStyle w:val="codiinline"/>
+          <w:b w:val="0"/>
+          <w:bCs/>
+        </w:rPr>
+        <w:t>1</w:t>
+      </w:r>
+      <w:r>
+        <w:rPr>
+          <w:rStyle w:val="codiinline"/>
+          <w:b w:val="0"/>
+          <w:bCs/>
+        </w:rPr>
+        <w:t>000</w:t>
+      </w:r>
+      <w:r>
+        <w:rPr>
+          <w:rStyle w:val="codiinline"/>
+          <w:b w:val="0"/>
+          <w:bCs/>
+        </w:rPr>
+        <w:t>0</w:t>
+      </w:r>
+      <w:r>
+        <w:rPr>
+          <w:rStyle w:val="codiinline"/>
+          <w:b w:val="0"/>
+          <w:bCs/>
+        </w:rPr>
+        <w:t>000</w:t>
+      </w:r>
+      <w:r>
+        <w:rPr>
+          <w:lang w:val="es-ES"/>
+        </w:rPr>
+        <w:t xml:space="preserve">, que es la dirección de memoria principal correspondiente a la etiqueta llamada </w:t>
+      </w:r>
+      <w:r>
+        <w:rPr>
+          <w:rStyle w:val="codiinline"/>
+          <w:b w:val="0"/>
+          <w:bCs/>
+        </w:rPr>
+        <w:t>aux</w:t>
+      </w:r>
+      <w:r>
+        <w:rPr>
+          <w:rStyle w:val="codiinline"/>
+          <w:b w:val="0"/>
+          <w:bCs/>
+        </w:rPr>
+        <w:t>,</w:t>
+      </w:r>
+      <w:r>
+        <w:t xml:space="preserve"> </w:t>
+      </w:r>
+      <w:r>
+        <w:rPr>
+          <w:lang w:val="es-ES"/>
+        </w:rPr>
+        <w:t xml:space="preserve">que viene definida como un entero con signo de valor -1 (en hexadecimal, </w:t>
+      </w:r>
+      <w:r>
+        <w:rPr>
+          <w:rStyle w:val="codiinline"/>
+          <w:b w:val="0"/>
+          <w:bCs/>
+        </w:rPr>
+        <w:t>0xFFFFFFFF</w:t>
+      </w:r>
+      <w:r>
+        <w:rPr>
+          <w:lang w:val="es-ES"/>
+        </w:rPr>
+        <w:t>)</w:t>
+      </w:r>
+      <w:r>
+        <w:rPr>
+          <w:lang w:val="es-ES"/>
+        </w:rPr>
+        <w:t>.</w:t>
+      </w:r>
+      <w:r>
+        <w:rPr>
+          <w:lang w:val="es-ES"/>
+        </w:rPr>
+        <w:t xml:space="preserve"> </w:t>
+      </w:r>
+      <w:r>
+        <w:rPr>
+          <w:lang w:val="es-ES"/>
+        </w:rPr>
+        <w:t>P</w:t>
+      </w:r>
+      <w:r>
+        <w:rPr>
+          <w:lang w:val="es-ES"/>
+        </w:rPr>
+        <w:t>or otra parte, la pseudoinstrucció</w:t>
+      </w:r>
+      <w:r>
+        <w:rPr>
+          <w:lang w:val="es-ES"/>
+        </w:rPr>
+        <w:t>n</w:t>
+      </w:r>
+      <w:r>
+        <w:rPr>
+          <w:lang w:val="es-ES"/>
+        </w:rPr>
+        <w:t xml:space="preserve"> </w:t>
+      </w:r>
+      <w:r>
+        <w:rPr>
+          <w:rStyle w:val="codiinline"/>
+          <w:b w:val="0"/>
+          <w:bCs/>
+          <w:lang w:val="es-ES"/>
+        </w:rPr>
+        <w:t xml:space="preserve">la </w:t>
+      </w:r>
+      <w:r>
+        <w:rPr>
+          <w:rStyle w:val="codiinline"/>
+          <w:b w:val="0"/>
+          <w:bCs/>
+          <w:lang w:val="es-ES"/>
+        </w:rPr>
+        <w:t>x1</w:t>
+      </w:r>
+      <w:r>
+        <w:rPr>
+          <w:rStyle w:val="codiinline"/>
+          <w:b w:val="0"/>
+          <w:bCs/>
+          <w:lang w:val="es-ES"/>
+        </w:rPr>
+        <w:t>,cadena</w:t>
+      </w:r>
+      <w:r>
+        <w:rPr>
+          <w:lang w:val="es-ES"/>
+        </w:rPr>
+        <w:t xml:space="preserve"> copiará en </w:t>
+      </w:r>
+      <w:r>
+        <w:rPr>
+          <w:rStyle w:val="codiinline"/>
+          <w:b w:val="0"/>
+          <w:bCs/>
+          <w:lang w:val="es-ES"/>
+        </w:rPr>
+        <w:t>t1</w:t>
+      </w:r>
+      <w:r>
+        <w:rPr>
+          <w:lang w:val="es-ES"/>
+        </w:rPr>
+        <w:t xml:space="preserve"> el valor </w:t>
+      </w:r>
+      <w:r>
+        <w:rPr>
+          <w:rStyle w:val="codiinline"/>
+          <w:b w:val="0"/>
+          <w:bCs/>
+        </w:rPr>
+        <w:t>0x</w:t>
+      </w:r>
+      <w:r>
+        <w:rPr>
+          <w:rStyle w:val="codiinline"/>
+          <w:b w:val="0"/>
+          <w:bCs/>
+        </w:rPr>
+        <w:t>1</w:t>
+      </w:r>
+      <w:r>
+        <w:rPr>
+          <w:rStyle w:val="codiinline"/>
+          <w:b w:val="0"/>
+          <w:bCs/>
+        </w:rPr>
+        <w:t>000</w:t>
+      </w:r>
+      <w:r>
+        <w:rPr>
+          <w:rStyle w:val="codiinline"/>
+          <w:b w:val="0"/>
+          <w:bCs/>
+        </w:rPr>
+        <w:t>0</w:t>
+      </w:r>
+      <w:r>
+        <w:rPr>
+          <w:rStyle w:val="codiinline"/>
+          <w:b w:val="0"/>
+          <w:bCs/>
+        </w:rPr>
+        <w:t>00</w:t>
+      </w:r>
+      <w:r>
+        <w:rPr>
+          <w:rStyle w:val="codiinline"/>
+          <w:b w:val="0"/>
+          <w:bCs/>
+        </w:rPr>
+        <w:t>4</w:t>
+      </w:r>
+      <w:r>
+        <w:rPr>
+          <w:lang w:val="es-ES"/>
+        </w:rPr>
+        <w:t xml:space="preserve">, que corresponde a la dirección donde se almacena el código ASCII del carácter </w:t>
+      </w:r>
+      <w:r>
+        <w:rPr>
+          <w:rStyle w:val="codiinline"/>
+          <w:bCs/>
+        </w:rPr>
+        <w:t>“</w:t>
+      </w:r>
+      <w:r>
+        <w:rPr>
+          <w:rStyle w:val="codiinline"/>
+          <w:b w:val="0"/>
+          <w:bCs/>
+        </w:rPr>
+        <w:t>H</w:t>
+      </w:r>
+      <w:r>
+        <w:rPr>
+          <w:rStyle w:val="codiinline"/>
+          <w:bCs/>
+        </w:rPr>
+        <w:t>”</w:t>
+      </w:r>
+      <w:r>
+        <w:rPr>
+          <w:lang w:val="es-ES"/>
+        </w:rPr>
+        <w:t xml:space="preserve"> de la cadena </w:t>
+      </w:r>
+      <w:r>
+        <w:rPr>
+          <w:rStyle w:val="codiinline"/>
+          <w:b w:val="0"/>
+        </w:rPr>
+        <w:t>“Hola mundo”</w:t>
+      </w:r>
+      <w:r>
+        <w:rPr>
+          <w:lang w:val="es-ES"/>
+        </w:rPr>
+        <w:t xml:space="preserve">. </w:t>
+      </w:r>
+    </w:p>
+    <w:p>
+      <w:pPr>
+        <w:pStyle w:val="Pargraf"/>
+        <w:spacing w:line="240" w:lineRule="auto"/>
+        <w:rPr>
+          <w:lang w:val="es-ES"/>
+        </w:rPr>
+      </w:pPr>
+      <w:r>
+        <w:rPr>
+          <w:lang w:val="es-ES"/>
+        </w:rPr>
+        <w:t xml:space="preserve">En </w:t>
+      </w:r>
+      <w:r>
+        <w:rPr>
+          <w:lang w:val="es-ES"/>
+        </w:rPr>
+        <w:t xml:space="preserve">RISC-V, el segmento de datos no reside en una dirección de memoria prefijada por el programador. Esa dirección, tal y como ocurre, en el mundo real, se fija cuando el sistema operativo (SO) carga el programa en memoria para su ejecución. Como consecuencia, la pseudoinstrucción </w:t>
+      </w:r>
+      <w:r>
+        <w:rPr>
+          <w:rFonts w:ascii="Courier New" w:hAnsi="Courier New" w:cs="Courier New"/>
+          <w:lang w:val="es-ES"/>
+        </w:rPr>
+        <w:t>la</w:t>
+      </w:r>
+      <w:r>
+        <w:rPr>
+          <w:lang w:val="es-ES"/>
+        </w:rPr>
+        <w:t xml:space="preserve"> se traduce</w:t>
+      </w:r>
+      <w:r>
+        <w:rPr>
+          <w:lang w:val="es-ES"/>
+        </w:rPr>
+        <w:t xml:space="preserve"> la instrucci</w:t>
+      </w:r>
+      <w:r>
+        <w:rPr>
+          <w:lang w:val="es-ES"/>
+        </w:rPr>
+        <w:t>ón</w:t>
+      </w:r>
+      <w:r>
+        <w:rPr>
+          <w:lang w:val="es-ES"/>
+        </w:rPr>
+        <w:t xml:space="preserve"> </w:t>
+      </w:r>
+      <w:r>
+        <w:rPr>
+          <w:rFonts w:ascii="Courier New" w:hAnsi="Courier New" w:cs="Courier New"/>
+          <w:lang w:val="es-ES"/>
+        </w:rPr>
+        <w:t>auipc</w:t>
+      </w:r>
+      <w:r>
+        <w:rPr>
+          <w:lang w:val="es-ES"/>
+        </w:rPr>
+        <w:t xml:space="preserve"> (</w:t>
+      </w:r>
+      <w:r>
+        <w:rPr>
+          <w:i/>
+          <w:iCs/>
+          <w:lang w:val="es-ES"/>
+        </w:rPr>
+        <w:t>a</w:t>
+      </w:r>
+      <w:r>
+        <w:rPr>
+          <w:i/>
+          <w:iCs/>
+          <w:lang w:val="es-ES"/>
+        </w:rPr>
+        <w:t xml:space="preserve">dd </w:t>
+      </w:r>
+      <w:r>
+        <w:rPr>
+          <w:i/>
+          <w:iCs/>
+          <w:lang w:val="es-ES"/>
+        </w:rPr>
+        <w:t>u</w:t>
+      </w:r>
+      <w:r>
+        <w:rPr>
+          <w:i/>
+          <w:iCs/>
+          <w:lang w:val="es-ES"/>
+        </w:rPr>
+        <w:t xml:space="preserve">pper </w:t>
+      </w:r>
+      <w:r>
+        <w:rPr>
+          <w:i/>
+          <w:iCs/>
+          <w:lang w:val="es-ES"/>
+        </w:rPr>
+        <w:t>i</w:t>
+      </w:r>
+      <w:r>
+        <w:rPr>
+          <w:i/>
+          <w:iCs/>
+          <w:lang w:val="es-ES"/>
+        </w:rPr>
+        <w:t>nmediate to PC</w:t>
+      </w:r>
+      <w:r>
+        <w:rPr>
+          <w:lang w:val="es-ES"/>
+        </w:rPr>
+        <w:t>), que utiliza un modo de direccionamiento relativo al PC. Esta</w:t>
+      </w:r>
+      <w:r>
+        <w:rPr>
+          <w:lang w:val="es-ES"/>
+        </w:rPr>
+        <w:t xml:space="preserve"> </w:t>
+      </w:r>
+      <w:r>
+        <w:rPr>
+          <w:lang w:val="es-ES"/>
+        </w:rPr>
+        <w:t>instrucción asigna al registro de destino el resultado de sumar al PC el contenido de su operando inmediato (de 12 bits) extendido a 20 bits.</w:t>
+      </w:r>
+      <w:r>
+        <w:rPr>
+          <w:lang w:val="es-ES"/>
+        </w:rPr>
+        <w:t xml:space="preserve"> Consideremos este ejemplo:</w:t>
       </w:r>
     </w:p>
     <w:p>
@@ -4588,6 +5255,7 @@
           <w:sz w:val="18"/>
           <w:lang w:val="ca-ES"/>
         </w:rPr>
+        <w:lastRenderedPageBreak/>
         <w:t xml:space="preserve">        </w:t>
       </w:r>
       <w:r>
@@ -4637,37 +5305,24 @@
         <w:rPr>
           <w:rStyle w:val="codiinline"/>
           <w:bCs/>
-        </w:rPr>
-      </w:pPr>
-      <w:r>
-        <w:rPr>
-          <w:rStyle w:val="codiinline"/>
-          <w:bCs/>
           <w:lang w:val="ca-ES"/>
         </w:rPr>
-        <w:t xml:space="preserve">cadena: </w:t>
-      </w:r>
-      <w:commentRangeStart w:id="2"/>
+      </w:pPr>
       <w:r>
         <w:rPr>
           <w:rStyle w:val="codiinline"/>
           <w:bCs/>
           <w:lang w:val="ca-ES"/>
         </w:rPr>
-        <w:t xml:space="preserve">.asciz </w:t>
-      </w:r>
-      <w:commentRangeEnd w:id="2"/>
-      <w:r>
-        <w:rPr>
-          <w:rStyle w:val="Refdecomentario"/>
-          <w:b w:val="0"/>
-          <w:bCs/>
-          <w:w w:val="80"/>
-          <w:sz w:val="24"/>
-          <w:szCs w:val="24"/>
+        <w:t xml:space="preserve">cadena: .asciz </w:t>
+      </w:r>
+      <w:r>
+        <w:rPr>
+          <w:rStyle w:val="codiinline"/>
+          <w:bCs/>
           <w:lang w:val="ca-ES"/>
         </w:rPr>
-        <w:commentReference w:id="2"/>
+        <w:t>“</w:t>
       </w:r>
       <w:r>
         <w:rPr>
@@ -4675,555 +5330,7 @@
           <w:bCs/>
           <w:lang w:val="ca-ES"/>
         </w:rPr>
-        <w:t>“</w:t>
-      </w:r>
-      <w:r>
-        <w:rPr>
-          <w:rStyle w:val="codiinline"/>
-          <w:bCs/>
-          <w:lang w:val="ca-ES"/>
-        </w:rPr>
         <w:t>Hola mundo”</w:t>
-      </w:r>
-    </w:p>
-    <w:p>
-      <w:pPr>
-        <w:pStyle w:val="Pargraf"/>
-        <w:ind w:left="708"/>
-        <w:rPr>
-          <w:lang w:val="es-ES"/>
-        </w:rPr>
-      </w:pPr>
-      <w:r>
-        <w:rPr>
-          <w:lang w:val="es-ES"/>
-        </w:rPr>
-        <w:t xml:space="preserve">y el segmento de datos empieza en la dirección </w:t>
-      </w:r>
-      <w:r>
-        <w:rPr>
-          <w:rStyle w:val="codiinline"/>
-          <w:b w:val="0"/>
-          <w:bCs/>
-        </w:rPr>
-        <w:t>0x</w:t>
-      </w:r>
-      <w:r>
-        <w:rPr>
-          <w:rStyle w:val="codiinline"/>
-          <w:b w:val="0"/>
-          <w:bCs/>
-        </w:rPr>
-        <w:t>1</w:t>
-      </w:r>
-      <w:r>
-        <w:rPr>
-          <w:rStyle w:val="codiinline"/>
-          <w:b w:val="0"/>
-          <w:bCs/>
-        </w:rPr>
-        <w:t>000</w:t>
-      </w:r>
-      <w:r>
-        <w:rPr>
-          <w:rStyle w:val="codiinline"/>
-          <w:b w:val="0"/>
-          <w:bCs/>
-        </w:rPr>
-        <w:t>0</w:t>
-      </w:r>
-      <w:r>
-        <w:rPr>
-          <w:rStyle w:val="codiinline"/>
-          <w:b w:val="0"/>
-          <w:bCs/>
-        </w:rPr>
-        <w:t>000</w:t>
-      </w:r>
-      <w:r>
-        <w:rPr>
-          <w:rStyle w:val="codiinline"/>
-        </w:rPr>
-        <w:t xml:space="preserve">, </w:t>
-      </w:r>
-      <w:r>
-        <w:rPr>
-          <w:lang w:val="es-ES"/>
-        </w:rPr>
-        <w:t xml:space="preserve">la pseudoinstrucción </w:t>
-      </w:r>
-      <w:r>
-        <w:rPr>
-          <w:rStyle w:val="codiinline"/>
-          <w:b w:val="0"/>
-          <w:bCs/>
-          <w:lang w:val="es-ES"/>
-        </w:rPr>
-        <w:t xml:space="preserve">la </w:t>
-      </w:r>
-      <w:r>
-        <w:rPr>
-          <w:rStyle w:val="codiinline"/>
-          <w:b w:val="0"/>
-          <w:bCs/>
-          <w:lang w:val="es-ES"/>
-        </w:rPr>
-        <w:t>t</w:t>
-      </w:r>
-      <w:r>
-        <w:rPr>
-          <w:rStyle w:val="codiinline"/>
-          <w:b w:val="0"/>
-          <w:bCs/>
-          <w:lang w:val="es-ES"/>
-        </w:rPr>
-        <w:t>0</w:t>
-      </w:r>
-      <w:r>
-        <w:rPr>
-          <w:rStyle w:val="codiinline"/>
-          <w:b w:val="0"/>
-          <w:bCs/>
-          <w:lang w:val="es-ES"/>
-        </w:rPr>
-        <w:t>,</w:t>
-      </w:r>
-      <w:r>
-        <w:rPr>
-          <w:rStyle w:val="codiinline"/>
-          <w:b w:val="0"/>
-          <w:bCs/>
-          <w:lang w:val="es-ES"/>
-        </w:rPr>
-        <w:t>aux</w:t>
-      </w:r>
-      <w:r>
-        <w:rPr>
-          <w:lang w:val="es-ES"/>
-        </w:rPr>
-        <w:t xml:space="preserve"> copiará en </w:t>
-      </w:r>
-      <w:r>
-        <w:rPr>
-          <w:rStyle w:val="codiinline"/>
-          <w:b w:val="0"/>
-          <w:bCs/>
-          <w:lang w:val="es-ES"/>
-        </w:rPr>
-        <w:t>t0</w:t>
-      </w:r>
-      <w:r>
-        <w:rPr>
-          <w:lang w:val="es-ES"/>
-        </w:rPr>
-        <w:t xml:space="preserve"> el valor </w:t>
-      </w:r>
-      <w:r>
-        <w:rPr>
-          <w:rStyle w:val="codiinline"/>
-          <w:b w:val="0"/>
-          <w:bCs/>
-        </w:rPr>
-        <w:t>0x</w:t>
-      </w:r>
-      <w:r>
-        <w:rPr>
-          <w:rStyle w:val="codiinline"/>
-          <w:b w:val="0"/>
-          <w:bCs/>
-        </w:rPr>
-        <w:t>1</w:t>
-      </w:r>
-      <w:r>
-        <w:rPr>
-          <w:rStyle w:val="codiinline"/>
-          <w:b w:val="0"/>
-          <w:bCs/>
-        </w:rPr>
-        <w:t>000</w:t>
-      </w:r>
-      <w:r>
-        <w:rPr>
-          <w:rStyle w:val="codiinline"/>
-          <w:b w:val="0"/>
-          <w:bCs/>
-        </w:rPr>
-        <w:t>0</w:t>
-      </w:r>
-      <w:r>
-        <w:rPr>
-          <w:rStyle w:val="codiinline"/>
-          <w:b w:val="0"/>
-          <w:bCs/>
-        </w:rPr>
-        <w:t>000</w:t>
-      </w:r>
-      <w:r>
-        <w:rPr>
-          <w:lang w:val="es-ES"/>
-        </w:rPr>
-        <w:t xml:space="preserve">, que es la dirección de memoria principal correspondiente a la etiqueta llamada </w:t>
-      </w:r>
-      <w:r>
-        <w:rPr>
-          <w:rStyle w:val="codiinline"/>
-          <w:b w:val="0"/>
-          <w:bCs/>
-        </w:rPr>
-        <w:t>aux</w:t>
-      </w:r>
-      <w:r>
-        <w:rPr>
-          <w:rStyle w:val="codiinline"/>
-          <w:b w:val="0"/>
-          <w:bCs/>
-        </w:rPr>
-        <w:t>,</w:t>
-      </w:r>
-      <w:r>
-        <w:t xml:space="preserve"> </w:t>
-      </w:r>
-      <w:r>
-        <w:rPr>
-          <w:lang w:val="es-ES"/>
-        </w:rPr>
-        <w:t xml:space="preserve">que viene definida como un entero con signo de valor -1 (en hexadecimal, </w:t>
-      </w:r>
-      <w:r>
-        <w:rPr>
-          <w:rStyle w:val="codiinline"/>
-          <w:b w:val="0"/>
-          <w:bCs/>
-        </w:rPr>
-        <w:t>0xFFFFFFFF</w:t>
-      </w:r>
-      <w:r>
-        <w:rPr>
-          <w:lang w:val="es-ES"/>
-        </w:rPr>
-        <w:t>)</w:t>
-      </w:r>
-      <w:r>
-        <w:rPr>
-          <w:lang w:val="es-ES"/>
-        </w:rPr>
-        <w:t>.</w:t>
-      </w:r>
-      <w:r>
-        <w:rPr>
-          <w:lang w:val="es-ES"/>
-        </w:rPr>
-        <w:t xml:space="preserve"> </w:t>
-      </w:r>
-      <w:r>
-        <w:rPr>
-          <w:lang w:val="es-ES"/>
-        </w:rPr>
-        <w:t>P</w:t>
-      </w:r>
-      <w:r>
-        <w:rPr>
-          <w:lang w:val="es-ES"/>
-        </w:rPr>
-        <w:t>or otra parte, la pseudoinstrucció</w:t>
-      </w:r>
-      <w:r>
-        <w:rPr>
-          <w:lang w:val="es-ES"/>
-        </w:rPr>
-        <w:t>n</w:t>
-      </w:r>
-      <w:r>
-        <w:rPr>
-          <w:lang w:val="es-ES"/>
-        </w:rPr>
-        <w:t xml:space="preserve"> </w:t>
-      </w:r>
-      <w:r>
-        <w:rPr>
-          <w:rStyle w:val="codiinline"/>
-          <w:b w:val="0"/>
-          <w:bCs/>
-          <w:lang w:val="es-ES"/>
-        </w:rPr>
-        <w:t xml:space="preserve">la </w:t>
-      </w:r>
-      <w:r>
-        <w:rPr>
-          <w:rStyle w:val="codiinline"/>
-          <w:b w:val="0"/>
-          <w:bCs/>
-          <w:lang w:val="es-ES"/>
-        </w:rPr>
-        <w:t>x1</w:t>
-      </w:r>
-      <w:r>
-        <w:rPr>
-          <w:rStyle w:val="codiinline"/>
-          <w:b w:val="0"/>
-          <w:bCs/>
-          <w:lang w:val="es-ES"/>
-        </w:rPr>
-        <w:t>,cadena</w:t>
-      </w:r>
-      <w:r>
-        <w:rPr>
-          <w:lang w:val="es-ES"/>
-        </w:rPr>
-        <w:t xml:space="preserve"> copiará en </w:t>
-      </w:r>
-      <w:r>
-        <w:rPr>
-          <w:rStyle w:val="codiinline"/>
-          <w:b w:val="0"/>
-          <w:bCs/>
-          <w:lang w:val="es-ES"/>
-        </w:rPr>
-        <w:t>t1</w:t>
-      </w:r>
-      <w:r>
-        <w:rPr>
-          <w:lang w:val="es-ES"/>
-        </w:rPr>
-        <w:t xml:space="preserve"> el valor </w:t>
-      </w:r>
-      <w:r>
-        <w:rPr>
-          <w:rStyle w:val="codiinline"/>
-          <w:b w:val="0"/>
-          <w:bCs/>
-        </w:rPr>
-        <w:t>0x</w:t>
-      </w:r>
-      <w:r>
-        <w:rPr>
-          <w:rStyle w:val="codiinline"/>
-          <w:b w:val="0"/>
-          <w:bCs/>
-        </w:rPr>
-        <w:t>1</w:t>
-      </w:r>
-      <w:r>
-        <w:rPr>
-          <w:rStyle w:val="codiinline"/>
-          <w:b w:val="0"/>
-          <w:bCs/>
-        </w:rPr>
-        <w:t>000</w:t>
-      </w:r>
-      <w:r>
-        <w:rPr>
-          <w:rStyle w:val="codiinline"/>
-          <w:b w:val="0"/>
-          <w:bCs/>
-        </w:rPr>
-        <w:t>0</w:t>
-      </w:r>
-      <w:r>
-        <w:rPr>
-          <w:rStyle w:val="codiinline"/>
-          <w:b w:val="0"/>
-          <w:bCs/>
-        </w:rPr>
-        <w:t>00</w:t>
-      </w:r>
-      <w:r>
-        <w:rPr>
-          <w:rStyle w:val="codiinline"/>
-          <w:b w:val="0"/>
-          <w:bCs/>
-        </w:rPr>
-        <w:t>4</w:t>
-      </w:r>
-      <w:r>
-        <w:rPr>
-          <w:lang w:val="es-ES"/>
-        </w:rPr>
-        <w:t xml:space="preserve">, que corresponde a la dirección donde se almacena el código ASCII del carácter </w:t>
-      </w:r>
-      <w:r>
-        <w:rPr>
-          <w:rStyle w:val="codiinline"/>
-          <w:bCs/>
-        </w:rPr>
-        <w:t>“</w:t>
-      </w:r>
-      <w:r>
-        <w:rPr>
-          <w:rStyle w:val="codiinline"/>
-          <w:b w:val="0"/>
-          <w:bCs/>
-        </w:rPr>
-        <w:t>H</w:t>
-      </w:r>
-      <w:r>
-        <w:rPr>
-          <w:rStyle w:val="codiinline"/>
-          <w:bCs/>
-        </w:rPr>
-        <w:t>”</w:t>
-      </w:r>
-      <w:r>
-        <w:rPr>
-          <w:lang w:val="es-ES"/>
-        </w:rPr>
-        <w:t xml:space="preserve"> de la cadena </w:t>
-      </w:r>
-      <w:r>
-        <w:rPr>
-          <w:rStyle w:val="codiinline"/>
-          <w:b w:val="0"/>
-        </w:rPr>
-        <w:t>“Hola mundo”</w:t>
-      </w:r>
-      <w:r>
-        <w:rPr>
-          <w:lang w:val="es-ES"/>
-        </w:rPr>
-        <w:t xml:space="preserve">. </w:t>
-      </w:r>
-    </w:p>
-    <w:p>
-      <w:pPr>
-        <w:pStyle w:val="Pargraf"/>
-        <w:rPr>
-          <w:lang w:val="es-ES"/>
-        </w:rPr>
-      </w:pPr>
-      <w:r>
-        <w:rPr>
-          <w:lang w:val="es-ES"/>
-        </w:rPr>
-        <w:t xml:space="preserve">En </w:t>
-      </w:r>
-      <w:r>
-        <w:rPr>
-          <w:lang w:val="es-ES"/>
-        </w:rPr>
-        <w:t xml:space="preserve">RISC-V, el segmento de datos no reside en una dirección de memoria prefijada por el programador. Esa dirección, tal y como ocurre, en el mundo real, se fija cuando el sistema </w:t>
-      </w:r>
-      <w:r>
-        <w:rPr>
-          <w:lang w:val="es-ES"/>
-        </w:rPr>
-        <w:lastRenderedPageBreak/>
-        <w:t xml:space="preserve">operativo (SO) carga el programa en memoria para su ejecución. Como consecuencia, la pseudoinstrucción </w:t>
-      </w:r>
-      <w:r>
-        <w:rPr>
-          <w:rFonts w:ascii="Courier New" w:hAnsi="Courier New" w:cs="Courier New"/>
-          <w:lang w:val="es-ES"/>
-        </w:rPr>
-        <w:t>la</w:t>
-      </w:r>
-      <w:r>
-        <w:rPr>
-          <w:lang w:val="es-ES"/>
-        </w:rPr>
-        <w:t xml:space="preserve"> se traduce</w:t>
-      </w:r>
-      <w:r>
-        <w:rPr>
-          <w:lang w:val="es-ES"/>
-        </w:rPr>
-        <w:t xml:space="preserve"> la instrucci</w:t>
-      </w:r>
-      <w:r>
-        <w:rPr>
-          <w:lang w:val="es-ES"/>
-        </w:rPr>
-        <w:t>ón</w:t>
-      </w:r>
-      <w:r>
-        <w:rPr>
-          <w:lang w:val="es-ES"/>
-        </w:rPr>
-        <w:t xml:space="preserve"> </w:t>
-      </w:r>
-      <w:r>
-        <w:rPr>
-          <w:rFonts w:ascii="Courier New" w:hAnsi="Courier New" w:cs="Courier New"/>
-          <w:lang w:val="es-ES"/>
-        </w:rPr>
-        <w:t>auipc</w:t>
-      </w:r>
-      <w:r>
-        <w:rPr>
-          <w:lang w:val="es-ES"/>
-        </w:rPr>
-        <w:t xml:space="preserve"> (</w:t>
-      </w:r>
-      <w:r>
-        <w:rPr>
-          <w:i/>
-          <w:iCs/>
-          <w:lang w:val="es-ES"/>
-        </w:rPr>
-        <w:t>a</w:t>
-      </w:r>
-      <w:r>
-        <w:rPr>
-          <w:i/>
-          <w:iCs/>
-          <w:lang w:val="es-ES"/>
-        </w:rPr>
-        <w:t xml:space="preserve">dd </w:t>
-      </w:r>
-      <w:r>
-        <w:rPr>
-          <w:i/>
-          <w:iCs/>
-          <w:lang w:val="es-ES"/>
-        </w:rPr>
-        <w:t>u</w:t>
-      </w:r>
-      <w:r>
-        <w:rPr>
-          <w:i/>
-          <w:iCs/>
-          <w:lang w:val="es-ES"/>
-        </w:rPr>
-        <w:t xml:space="preserve">pper </w:t>
-      </w:r>
-      <w:r>
-        <w:rPr>
-          <w:i/>
-          <w:iCs/>
-          <w:lang w:val="es-ES"/>
-        </w:rPr>
-        <w:t>i</w:t>
-      </w:r>
-      <w:r>
-        <w:rPr>
-          <w:i/>
-          <w:iCs/>
-          <w:lang w:val="es-ES"/>
-        </w:rPr>
-        <w:t>nmediate to PC</w:t>
-      </w:r>
-      <w:r>
-        <w:rPr>
-          <w:lang w:val="es-ES"/>
-        </w:rPr>
-        <w:t>), que utiliza un modo de direccionamiento relativo al PC. Esta</w:t>
-      </w:r>
-      <w:r>
-        <w:rPr>
-          <w:lang w:val="es-ES"/>
-        </w:rPr>
-        <w:t xml:space="preserve"> </w:t>
-      </w:r>
-      <w:r>
-        <w:rPr>
-          <w:lang w:val="es-ES"/>
-        </w:rPr>
-        <w:t>instrucción asigna al registro de destino el resultado de sumar al PC el contenido de su operando inmediato (de 12 bits) extendido a 20 bits.</w:t>
-      </w:r>
-      <w:r>
-        <w:rPr>
-          <w:lang w:val="es-ES"/>
-        </w:rPr>
-        <w:t xml:space="preserve"> Consideremos este ejemplo:</w:t>
       </w:r>
     </w:p>
     <w:p>
@@ -5238,32 +5345,6 @@
           <w:lang w:val="ca-ES"/>
         </w:rPr>
       </w:pPr>
-      <w:r>
-        <w:rPr>
-          <w:rStyle w:val="codiinline"/>
-          <w:b/>
-          <w:sz w:val="18"/>
-          <w:lang w:val="ca-ES"/>
-        </w:rPr>
-        <w:t xml:space="preserve">        </w:t>
-      </w:r>
-      <w:r>
-        <w:rPr>
-          <w:rStyle w:val="codiinline"/>
-          <w:b/>
-          <w:sz w:val="18"/>
-          <w:lang w:val="ca-ES"/>
-        </w:rPr>
-        <w:t xml:space="preserve">   </w:t>
-      </w:r>
-      <w:r>
-        <w:rPr>
-          <w:rStyle w:val="codiinline"/>
-          <w:bCs/>
-          <w:lang w:val="ca-ES"/>
-        </w:rPr>
-        <w:t>.data</w:t>
-      </w:r>
     </w:p>
     <w:p>
       <w:pPr>
@@ -5274,15 +5355,16 @@
         <w:rPr>
           <w:rStyle w:val="codiinline"/>
           <w:bCs/>
-        </w:rPr>
-      </w:pPr>
-      <w:r>
-        <w:rPr>
-          <w:rStyle w:val="codiinline"/>
-          <w:bCs/>
           <w:lang w:val="ca-ES"/>
         </w:rPr>
-        <w:t>aux:    .word -1</w:t>
+      </w:pPr>
+      <w:r>
+        <w:rPr>
+          <w:rStyle w:val="codiinline"/>
+          <w:bCs/>
+          <w:lang w:val="ca-ES"/>
+        </w:rPr>
+        <w:t xml:space="preserve">        .text</w:t>
       </w:r>
     </w:p>
     <w:p>
@@ -5303,23 +5385,7 @@
           <w:bCs/>
           <w:lang w:val="ca-ES"/>
         </w:rPr>
-        <w:t xml:space="preserve">cadena: .asciz </w:t>
-      </w:r>
-      <w:r>
-        <w:rPr>
-          <w:rStyle w:val="codiinline"/>
-          <w:bCs/>
-          <w:lang w:val="ca-ES"/>
-        </w:rPr>
-        <w:t>“</w:t>
-      </w:r>
-      <w:r>
-        <w:rPr>
-          <w:rStyle w:val="codiinline"/>
-          <w:bCs/>
-          <w:lang w:val="ca-ES"/>
-        </w:rPr>
-        <w:t>Hola mundo”</w:t>
+        <w:t>la      t1,aux</w:t>
       </w:r>
     </w:p>
     <w:p>
@@ -5331,69 +5397,14 @@
         <w:rPr>
           <w:rStyle w:val="codiinline"/>
           <w:bCs/>
+        </w:rPr>
+      </w:pPr>
+      <w:r>
+        <w:rPr>
+          <w:rStyle w:val="codiinline"/>
+          <w:bCs/>
           <w:lang w:val="ca-ES"/>
         </w:rPr>
-      </w:pPr>
-    </w:p>
-    <w:p>
-      <w:pPr>
-        <w:pStyle w:val="Codi"/>
-        <w:spacing w:line="240" w:lineRule="atLeast"/>
-        <w:ind w:left="2832" w:right="2262"/>
-        <w:jc w:val="left"/>
-        <w:rPr>
-          <w:rStyle w:val="codiinline"/>
-          <w:bCs/>
-          <w:lang w:val="ca-ES"/>
-        </w:rPr>
-      </w:pPr>
-      <w:r>
-        <w:rPr>
-          <w:rStyle w:val="codiinline"/>
-          <w:bCs/>
-          <w:lang w:val="ca-ES"/>
-        </w:rPr>
-        <w:t xml:space="preserve">        .text</w:t>
-      </w:r>
-    </w:p>
-    <w:p>
-      <w:pPr>
-        <w:pStyle w:val="Codi"/>
-        <w:spacing w:line="240" w:lineRule="atLeast"/>
-        <w:ind w:left="2832" w:right="2262"/>
-        <w:jc w:val="left"/>
-        <w:rPr>
-          <w:rStyle w:val="codiinline"/>
-          <w:bCs/>
-          <w:lang w:val="ca-ES"/>
-        </w:rPr>
-      </w:pPr>
-      <w:r>
-        <w:rPr>
-          <w:rStyle w:val="codiinline"/>
-          <w:bCs/>
-          <w:lang w:val="ca-ES"/>
-        </w:rPr>
-        <w:t>la      t1,aux</w:t>
-      </w:r>
-    </w:p>
-    <w:p>
-      <w:pPr>
-        <w:pStyle w:val="Codi"/>
-        <w:spacing w:line="240" w:lineRule="atLeast"/>
-        <w:ind w:left="2832" w:right="2262"/>
-        <w:jc w:val="left"/>
-        <w:rPr>
-          <w:rStyle w:val="codiinline"/>
-          <w:bCs/>
-        </w:rPr>
-      </w:pPr>
-      <w:r>
-        <w:rPr>
-          <w:rStyle w:val="codiinline"/>
-          <w:bCs/>
-          <w:lang w:val="ca-ES"/>
-        </w:rPr>
         <w:t>la      t2,cadena</w:t>
       </w:r>
     </w:p>
@@ -5408,6 +5419,7 @@
     <w:p>
       <w:pPr>
         <w:pStyle w:val="Pargraf"/>
+        <w:spacing w:line="240" w:lineRule="auto"/>
         <w:rPr>
           <w:lang w:val="es-ES"/>
         </w:rPr>
@@ -5570,23 +5582,7 @@
           <w:bCs/>
           <w:lang w:val="ca-ES"/>
         </w:rPr>
-        <w:t>auipc</w:t>
-      </w:r>
-      <w:r>
-        <w:rPr>
-          <w:rStyle w:val="codiinline"/>
-          <w:bCs/>
-          <w:lang w:val="ca-ES"/>
-        </w:rPr>
-        <w:t xml:space="preserve">   </w:t>
-      </w:r>
-      <w:r>
-        <w:rPr>
-          <w:rStyle w:val="codiinline"/>
-          <w:bCs/>
-          <w:lang w:val="ca-ES"/>
-        </w:rPr>
-        <w:t>x5,0x10000    # la t1,aux (t1 es x5)</w:t>
+        <w:t>auipc   x5,0x10000    # la t1,aux (t1 es x5)</w:t>
       </w:r>
     </w:p>
     <w:p>
@@ -5607,39 +5603,7 @@
           <w:bCs/>
           <w:lang w:val="ca-ES"/>
         </w:rPr>
-        <w:t>addi</w:t>
-      </w:r>
-      <w:r>
-        <w:rPr>
-          <w:rStyle w:val="codiinline"/>
-          <w:bCs/>
-          <w:lang w:val="ca-ES"/>
-        </w:rPr>
-        <w:t xml:space="preserve">    </w:t>
-      </w:r>
-      <w:r>
-        <w:rPr>
-          <w:rStyle w:val="codiinline"/>
-          <w:bCs/>
-          <w:lang w:val="ca-ES"/>
-        </w:rPr>
-        <w:t>x5</w:t>
-      </w:r>
-      <w:r>
-        <w:rPr>
-          <w:rStyle w:val="codiinline"/>
-          <w:bCs/>
-          <w:lang w:val="ca-ES"/>
-        </w:rPr>
-        <w:t>,</w:t>
-      </w:r>
-      <w:r>
-        <w:rPr>
-          <w:rStyle w:val="codiinline"/>
-          <w:bCs/>
-          <w:lang w:val="ca-ES"/>
-        </w:rPr>
-        <w:t>x5,0</w:t>
+        <w:t>addi    x5,x5,0</w:t>
       </w:r>
     </w:p>
     <w:p>
@@ -5702,6 +5666,7 @@
     <w:p>
       <w:pPr>
         <w:pStyle w:val="Pargraf"/>
+        <w:spacing w:line="240" w:lineRule="auto"/>
         <w:rPr>
           <w:lang w:val="es-ES"/>
         </w:rPr>
@@ -5808,6 +5773,7 @@
     <w:p>
       <w:pPr>
         <w:pStyle w:val="Pargraf"/>
+        <w:spacing w:line="240" w:lineRule="auto"/>
         <w:rPr>
           <w:lang w:val="es-ES"/>
         </w:rPr>
@@ -5829,13 +5795,7 @@
         <w:rPr>
           <w:lang w:val="es-ES"/>
         </w:rPr>
-        <w:t xml:space="preserve">, que </w:t>
-      </w:r>
-      <w:r>
-        <w:rPr>
-          <w:lang w:val="es-ES"/>
-        </w:rPr>
-        <w:t xml:space="preserve">está en la dirección de memoria </w:t>
+        <w:t xml:space="preserve">, que está en la dirección de memoria </w:t>
       </w:r>
       <w:r>
         <w:rPr>
@@ -5855,20 +5815,28 @@
         <w:rPr>
           <w:lang w:val="es-ES"/>
         </w:rPr>
+        <w:t xml:space="preserve"> Tras ejecutarla, </w:t>
+      </w:r>
+      <w:r>
+        <w:rPr>
+          <w:rFonts w:ascii="Courier New" w:hAnsi="Courier New" w:cs="Courier New"/>
+          <w:lang w:val="es-ES"/>
+        </w:rPr>
+        <w:t>x5 = PC</w:t>
+      </w:r>
+      <w:r>
+        <w:rPr>
+          <w:rFonts w:ascii="Courier New" w:hAnsi="Courier New" w:cs="Courier New"/>
+          <w:lang w:val="es-ES"/>
+        </w:rPr>
         <w:t xml:space="preserve"> </w:t>
       </w:r>
       <w:r>
         <w:rPr>
-          <w:lang w:val="es-ES"/>
-        </w:rPr>
-        <w:t xml:space="preserve">Tras ejecutarla, </w:t>
-      </w:r>
-      <w:r>
-        <w:rPr>
           <w:rFonts w:ascii="Courier New" w:hAnsi="Courier New" w:cs="Courier New"/>
           <w:lang w:val="es-ES"/>
         </w:rPr>
-        <w:t>x5 = PC</w:t>
+        <w:t>+</w:t>
       </w:r>
       <w:r>
         <w:rPr>
@@ -5882,68 +5850,54 @@
           <w:rFonts w:ascii="Courier New" w:hAnsi="Courier New" w:cs="Courier New"/>
           <w:lang w:val="es-ES"/>
         </w:rPr>
-        <w:t>+</w:t>
+        <w:t>(inm20&lt;&lt;12) = 0x0000000</w:t>
       </w:r>
       <w:r>
         <w:rPr>
           <w:rFonts w:ascii="Courier New" w:hAnsi="Courier New" w:cs="Courier New"/>
           <w:lang w:val="es-ES"/>
         </w:rPr>
-        <w:t xml:space="preserve"> </w:t>
+        <w:t>8</w:t>
       </w:r>
       <w:r>
         <w:rPr>
           <w:rFonts w:ascii="Courier New" w:hAnsi="Courier New" w:cs="Courier New"/>
           <w:lang w:val="es-ES"/>
         </w:rPr>
-        <w:t>(inm20&lt;&lt;12) = 0x0000000</w:t>
+        <w:t xml:space="preserve"> + 0x</w:t>
       </w:r>
       <w:r>
         <w:rPr>
           <w:rFonts w:ascii="Courier New" w:hAnsi="Courier New" w:cs="Courier New"/>
           <w:lang w:val="es-ES"/>
         </w:rPr>
-        <w:t>8</w:t>
+        <w:t>FFFFFFFC</w:t>
       </w:r>
       <w:r>
         <w:rPr>
           <w:rFonts w:ascii="Courier New" w:hAnsi="Courier New" w:cs="Courier New"/>
           <w:lang w:val="es-ES"/>
         </w:rPr>
-        <w:t xml:space="preserve"> + 0x</w:t>
+        <w:t xml:space="preserve"> = 0x1000000</w:t>
       </w:r>
       <w:r>
         <w:rPr>
           <w:rFonts w:ascii="Courier New" w:hAnsi="Courier New" w:cs="Courier New"/>
           <w:lang w:val="es-ES"/>
         </w:rPr>
-        <w:t>FFFFFFFC</w:t>
+        <w:t>4</w:t>
+      </w:r>
+      <w:r>
+        <w:rPr>
+          <w:lang w:val="es-ES"/>
+        </w:rPr>
+        <w:t xml:space="preserve">, que es la dirección de </w:t>
       </w:r>
       <w:r>
         <w:rPr>
           <w:rFonts w:ascii="Courier New" w:hAnsi="Courier New" w:cs="Courier New"/>
           <w:lang w:val="es-ES"/>
         </w:rPr>
-        <w:t xml:space="preserve"> = 0x1000000</w:t>
-      </w:r>
-      <w:r>
-        <w:rPr>
-          <w:rFonts w:ascii="Courier New" w:hAnsi="Courier New" w:cs="Courier New"/>
-          <w:lang w:val="es-ES"/>
-        </w:rPr>
-        <w:t>4</w:t>
-      </w:r>
-      <w:r>
-        <w:rPr>
-          <w:lang w:val="es-ES"/>
-        </w:rPr>
-        <w:t xml:space="preserve">, que es la dirección de </w:t>
-      </w:r>
-      <w:r>
-        <w:rPr>
-          <w:rFonts w:ascii="Courier New" w:hAnsi="Courier New" w:cs="Courier New"/>
-          <w:lang w:val="es-ES"/>
-        </w:rPr>
         <w:t>cadena</w:t>
       </w:r>
       <w:r>
@@ -5976,6 +5930,7 @@
     <w:p>
       <w:pPr>
         <w:pStyle w:val="Pargraf"/>
+        <w:spacing w:line="240" w:lineRule="auto"/>
         <w:rPr>
           <w:lang w:val="es-ES"/>
         </w:rPr>
@@ -6072,6 +6027,7 @@
           <w:ilvl w:val="0"/>
           <w:numId w:val="13"/>
         </w:numPr>
+        <w:spacing w:line="240" w:lineRule="auto"/>
       </w:pPr>
       <w:r>
         <w:t>El segment</w:t>
@@ -6118,6 +6074,7 @@
           <w:ilvl w:val="0"/>
           <w:numId w:val="13"/>
         </w:numPr>
+        <w:spacing w:line="240" w:lineRule="auto"/>
       </w:pPr>
       <w:r>
         <w:t>El segment</w:t>
@@ -6163,9 +6120,9 @@
           <w:ilvl w:val="0"/>
           <w:numId w:val="13"/>
         </w:numPr>
-      </w:pPr>
-      <w:r>
-        <w:lastRenderedPageBreak/>
+        <w:spacing w:line="240" w:lineRule="auto"/>
+      </w:pPr>
+      <w:r>
         <w:t xml:space="preserve">La directiva </w:t>
       </w:r>
       <w:r>
@@ -6220,6 +6177,7 @@
           <w:ilvl w:val="0"/>
           <w:numId w:val="13"/>
         </w:numPr>
+        <w:spacing w:line="240" w:lineRule="auto"/>
       </w:pPr>
       <w:r>
         <w:t>La</w:t>
@@ -6338,6 +6296,7 @@
         <w:rPr>
           <w:lang w:val="es-ES"/>
         </w:rPr>
+        <w:lastRenderedPageBreak/>
         <w:t>Instrucciones</w:t>
       </w:r>
       <w:r>
@@ -6404,6 +6363,7 @@
     <w:p>
       <w:pPr>
         <w:pStyle w:val="Pargraf"/>
+        <w:spacing w:line="240" w:lineRule="auto"/>
         <w:rPr>
           <w:lang w:val="es-ES"/>
         </w:rPr>
@@ -7150,6 +7110,7 @@
     <w:p>
       <w:pPr>
         <w:pStyle w:val="Pargraf"/>
+        <w:spacing w:line="240" w:lineRule="auto"/>
         <w:rPr>
           <w:lang w:val="es-ES"/>
         </w:rPr>
@@ -7556,6 +7517,7 @@
     <w:p>
       <w:pPr>
         <w:pStyle w:val="Pargraf"/>
+        <w:spacing w:line="240" w:lineRule="auto"/>
         <w:rPr>
           <w:lang w:val="es-ES"/>
         </w:rPr>
@@ -8060,6 +8022,7 @@
     <w:p>
       <w:pPr>
         <w:pStyle w:val="Pargraf"/>
+        <w:spacing w:line="240" w:lineRule="auto"/>
         <w:rPr>
           <w:lang w:val="es-ES"/>
         </w:rPr>
@@ -8365,209 +8328,209 @@
         <w:t>ara acceder a variables estructuradas: el registro</w:t>
       </w:r>
       <w:r>
+        <w:t xml:space="preserve"> cont</w:t>
+      </w:r>
+      <w:r>
+        <w:t>iene</w:t>
+      </w:r>
+      <w:r>
+        <w:t xml:space="preserve"> la</w:t>
+      </w:r>
+      <w:r>
+        <w:t xml:space="preserve"> dirección de la variable y el desplaz</w:t>
+      </w:r>
+      <w:r>
+        <w:t>am</w:t>
+      </w:r>
+      <w:r>
+        <w:t>i</w:t>
+      </w:r>
+      <w:r>
+        <w:t>ent</w:t>
+      </w:r>
+      <w:r>
+        <w:t>o es</w:t>
+      </w:r>
+      <w:r>
+        <w:t xml:space="preserve"> el correspon</w:t>
+      </w:r>
+      <w:r>
+        <w:t>di</w:t>
+      </w:r>
+      <w:r>
+        <w:t>ent</w:t>
+      </w:r>
+      <w:r>
+        <w:t>e al campo</w:t>
+      </w:r>
+      <w:r>
+        <w:t xml:space="preserve"> a</w:t>
+      </w:r>
+      <w:r>
+        <w:t xml:space="preserve">l que </w:t>
+      </w:r>
+      <w:r>
+        <w:t>s</w:t>
+      </w:r>
+      <w:r>
+        <w:t xml:space="preserve">e </w:t>
+      </w:r>
+      <w:r>
+        <w:t>accede.</w:t>
+      </w:r>
+    </w:p>
+    <w:p>
+      <w:pPr>
+        <w:pStyle w:val="Ttulo2"/>
+        <w:rPr>
+          <w:lang w:val="es-ES"/>
+        </w:rPr>
+      </w:pPr>
+      <w:r>
+        <w:rPr>
+          <w:lang w:val="es-ES"/>
+        </w:rPr>
+        <w:t>Ej</w:t>
+      </w:r>
+      <w:r>
+        <w:rPr>
+          <w:lang w:val="es-ES"/>
+        </w:rPr>
+        <w:t>ercici</w:t>
+      </w:r>
+      <w:r>
+        <w:rPr>
+          <w:lang w:val="es-ES"/>
+        </w:rPr>
+        <w:t>o</w:t>
+      </w:r>
+      <w:r>
+        <w:rPr>
+          <w:lang w:val="es-ES"/>
+        </w:rPr>
+        <w:t>s</w:t>
+      </w:r>
+      <w:r>
+        <w:rPr>
+          <w:lang w:val="es-ES"/>
+        </w:rPr>
         <w:t xml:space="preserve"> </w:t>
       </w:r>
       <w:r>
+        <w:rPr>
+          <w:lang w:val="es-ES"/>
+        </w:rPr>
+        <w:t>de</w:t>
+      </w:r>
+      <w:r>
+        <w:rPr>
+          <w:lang w:val="es-ES"/>
+        </w:rPr>
+        <w:t xml:space="preserve"> laboratori</w:t>
+      </w:r>
+      <w:r>
+        <w:rPr>
+          <w:lang w:val="es-ES"/>
+        </w:rPr>
+        <w:t>o</w:t>
+      </w:r>
+    </w:p>
+    <w:p>
+      <w:pPr>
+        <w:jc w:val="both"/>
+      </w:pPr>
+      <w:r>
+        <w:t>I</w:t>
+      </w:r>
+      <w:r>
+        <w:t>nicia la versión ejecutable de</w:t>
+      </w:r>
+      <w:r>
+        <w:t xml:space="preserve"> simulador</w:t>
+      </w:r>
+      <w:r>
+        <w:t xml:space="preserve"> en el ordenador. Haz click sobre la pestaña “</w:t>
+      </w:r>
+      <w:r>
+        <w:rPr>
+          <w:rFonts w:ascii="Arial" w:hAnsi="Arial" w:cs="Arial"/>
+        </w:rPr>
+        <w:t>Editor</w:t>
+      </w:r>
+      <w:r>
+        <w:t>” a la izquierda del simulador (flecha roja en la</w:t>
+      </w:r>
+      <w:r>
+        <w:t xml:space="preserve"> </w:t>
+      </w:r>
+      <w:r>
+        <w:t>Figura</w:t>
+      </w:r>
+      <w:r>
+        <w:t xml:space="preserve"> </w:t>
+      </w:r>
+      <w:r>
+        <w:rPr>
+          <w:lang w:val="ca-ES"/>
+        </w:rPr>
+        <w:t>1</w:t>
+      </w:r>
+      <w:r>
+        <w:t>).</w:t>
+      </w:r>
+      <w:r>
+        <w:t xml:space="preserve"> Visualiza el contenido de la memoria mediante la pestaña “</w:t>
+      </w:r>
+      <w:r>
+        <w:rPr>
+          <w:rFonts w:ascii="Arial" w:hAnsi="Arial" w:cs="Arial"/>
+        </w:rPr>
+        <w:t>Memory</w:t>
+      </w:r>
+      <w:r>
+        <w:t xml:space="preserve">” en la parte izquierda a mitad del simulador (flecha azul). </w:t>
+      </w:r>
+      <w:r>
+        <w:t xml:space="preserve">Si no aparece esa pestaña, puedes acceder a la misma información a través de la pestaña del mismo nombre a la izquierda del simulador (debajo de Editor y Processor). </w:t>
+      </w:r>
+      <w:r>
+        <w:t>Ten en cuenta que</w:t>
+      </w:r>
+      <w:r>
+        <w:t>, en la parte del simulador que muestra el contenido de la memoria,</w:t>
+      </w:r>
+    </w:p>
+    <w:p>
+      <w:pPr>
+        <w:jc w:val="both"/>
+      </w:pPr>
+      <w:r>
+        <w:t xml:space="preserve"> la parte inferior del simulador ofrece herramientas para moverte a diferentes posiciones de memoria (segmentos de datos o texto) mediante el menú desplegable “</w:t>
+      </w:r>
+      <w:r>
+        <w:rPr>
+          <w:rFonts w:ascii="Arial" w:hAnsi="Arial" w:cs="Arial"/>
+        </w:rPr>
+        <w:t>Go to register</w:t>
+      </w:r>
+      <w:r>
+        <w:t>”</w:t>
+      </w:r>
+      <w:r>
+        <w:t xml:space="preserve"> (flecha violeta)</w:t>
+      </w:r>
+      <w:r>
+        <w:t xml:space="preserve">, así como mostrar su </w:t>
+      </w:r>
+      <w:r>
+        <w:t>contenido</w:t>
+      </w:r>
+      <w:r>
+        <w:t xml:space="preserve"> en diferentes formatos mediante el menú desplegable </w:t>
+      </w:r>
+      <w:r>
         <w:lastRenderedPageBreak/>
-        <w:t>cont</w:t>
-      </w:r>
-      <w:r>
-        <w:t>iene</w:t>
-      </w:r>
-      <w:r>
-        <w:t xml:space="preserve"> la</w:t>
-      </w:r>
-      <w:r>
-        <w:t xml:space="preserve"> dirección de la variable y el desplaz</w:t>
-      </w:r>
-      <w:r>
-        <w:t>am</w:t>
-      </w:r>
-      <w:r>
-        <w:t>i</w:t>
-      </w:r>
-      <w:r>
-        <w:t>ent</w:t>
-      </w:r>
-      <w:r>
-        <w:t>o es</w:t>
-      </w:r>
-      <w:r>
-        <w:t xml:space="preserve"> el correspon</w:t>
-      </w:r>
-      <w:r>
-        <w:t>di</w:t>
-      </w:r>
-      <w:r>
-        <w:t>ent</w:t>
-      </w:r>
-      <w:r>
-        <w:t>e al campo</w:t>
-      </w:r>
-      <w:r>
-        <w:t xml:space="preserve"> a</w:t>
-      </w:r>
-      <w:r>
-        <w:t xml:space="preserve">l que </w:t>
-      </w:r>
-      <w:r>
-        <w:t>s</w:t>
-      </w:r>
-      <w:r>
-        <w:t xml:space="preserve">e </w:t>
-      </w:r>
-      <w:r>
-        <w:t>accede.</w:t>
-      </w:r>
-    </w:p>
-    <w:p>
-      <w:pPr>
-        <w:pStyle w:val="Ttulo2"/>
-        <w:rPr>
-          <w:lang w:val="es-ES"/>
-        </w:rPr>
-      </w:pPr>
-      <w:r>
-        <w:rPr>
-          <w:lang w:val="es-ES"/>
-        </w:rPr>
-        <w:t>Ej</w:t>
-      </w:r>
-      <w:r>
-        <w:rPr>
-          <w:lang w:val="es-ES"/>
-        </w:rPr>
-        <w:t>ercici</w:t>
-      </w:r>
-      <w:r>
-        <w:rPr>
-          <w:lang w:val="es-ES"/>
-        </w:rPr>
-        <w:t>o</w:t>
-      </w:r>
-      <w:r>
-        <w:rPr>
-          <w:lang w:val="es-ES"/>
-        </w:rPr>
-        <w:t>s</w:t>
-      </w:r>
-      <w:r>
-        <w:rPr>
-          <w:lang w:val="es-ES"/>
-        </w:rPr>
-        <w:t xml:space="preserve"> </w:t>
-      </w:r>
-      <w:r>
-        <w:rPr>
-          <w:lang w:val="es-ES"/>
-        </w:rPr>
-        <w:t>de</w:t>
-      </w:r>
-      <w:r>
-        <w:rPr>
-          <w:lang w:val="es-ES"/>
-        </w:rPr>
-        <w:t xml:space="preserve"> laboratori</w:t>
-      </w:r>
-      <w:r>
-        <w:rPr>
-          <w:lang w:val="es-ES"/>
-        </w:rPr>
-        <w:t>o</w:t>
-      </w:r>
-    </w:p>
-    <w:p>
-      <w:pPr>
-        <w:jc w:val="both"/>
-      </w:pPr>
-      <w:r>
-        <w:t>I</w:t>
-      </w:r>
-      <w:r>
-        <w:t>nicia la versión ejecutable de</w:t>
-      </w:r>
-      <w:r>
-        <w:t xml:space="preserve"> simulador</w:t>
-      </w:r>
-      <w:r>
-        <w:t xml:space="preserve"> en el ordenador. Haz click sobre la pestaña “</w:t>
-      </w:r>
-      <w:r>
-        <w:rPr>
-          <w:rFonts w:ascii="Arial" w:hAnsi="Arial" w:cs="Arial"/>
-        </w:rPr>
-        <w:t>Editor</w:t>
-      </w:r>
-      <w:r>
-        <w:t>” a la izquierda del simulador (flecha roja en la</w:t>
-      </w:r>
-      <w:r>
-        <w:t xml:space="preserve"> </w:t>
-      </w:r>
-      <w:r>
-        <w:t>Figura</w:t>
-      </w:r>
-      <w:r>
-        <w:t xml:space="preserve"> </w:t>
-      </w:r>
-      <w:r>
-        <w:rPr>
-          <w:lang w:val="ca-ES"/>
-        </w:rPr>
-        <w:t>1</w:t>
-      </w:r>
-      <w:r>
-        <w:t>).</w:t>
-      </w:r>
-      <w:r>
-        <w:t xml:space="preserve"> Visualiza el contenido de la memoria mediante la pestaña “</w:t>
-      </w:r>
-      <w:r>
-        <w:rPr>
-          <w:rFonts w:ascii="Arial" w:hAnsi="Arial" w:cs="Arial"/>
-        </w:rPr>
-        <w:t>Memory</w:t>
-      </w:r>
-      <w:r>
-        <w:t xml:space="preserve">” en la parte izquierda a mitad del simulador (flecha azul). </w:t>
-      </w:r>
-      <w:r>
-        <w:t xml:space="preserve">Si no aparece esa pestaña, puedes acceder a la misma información a través de la pestaña del mismo nombre a la izquierda del simulador (debajo de Editor y Processor). </w:t>
-      </w:r>
-      <w:r>
-        <w:t>Ten en cuenta que</w:t>
-      </w:r>
-      <w:r>
-        <w:t>, en la parte del simulador que muestra el contenido de la memoria,</w:t>
-      </w:r>
-    </w:p>
-    <w:p>
-      <w:pPr>
-        <w:jc w:val="both"/>
-      </w:pPr>
-      <w:r>
-        <w:t xml:space="preserve"> la parte inferior del simulador ofrece herramientas para moverte a diferentes posiciones de memoria (segmentos de datos o texto) mediante el menú desplegable “</w:t>
-      </w:r>
-      <w:r>
-        <w:rPr>
-          <w:rFonts w:ascii="Arial" w:hAnsi="Arial" w:cs="Arial"/>
-        </w:rPr>
-        <w:t>Go to register</w:t>
-      </w:r>
-      <w:r>
-        <w:t>”</w:t>
-      </w:r>
-      <w:r>
-        <w:t xml:space="preserve"> (flecha violeta)</w:t>
-      </w:r>
-      <w:r>
-        <w:t xml:space="preserve">, así como mostrar su </w:t>
-      </w:r>
-      <w:r>
-        <w:t>contenido</w:t>
-      </w:r>
-      <w:r>
-        <w:t xml:space="preserve"> en diferentes formatos mediante el menú desplegable “</w:t>
+        <w:t>“</w:t>
       </w:r>
       <w:r>
         <w:rPr>
@@ -8873,16 +8836,6 @@
           <w:lang w:val="en-US"/>
         </w:rPr>
         <w:br/>
-      </w:r>
-      <w:r>
-        <w:rPr>
-          <w:b w:val="0"/>
-          <w:bCs/>
-          <w:sz w:val="20"/>
-          <w:szCs w:val="28"/>
-          <w:lang w:val="en-US"/>
-        </w:rPr>
-        <w:lastRenderedPageBreak/>
         <w:t xml:space="preserve">         add s0,t1,t0</w:t>
       </w:r>
       <w:r>
@@ -9090,6 +9043,7 @@
           <w:ilvl w:val="0"/>
           <w:numId w:val="36"/>
         </w:numPr>
+        <w:spacing w:line="240" w:lineRule="auto"/>
       </w:pPr>
       <w:r>
         <w:t xml:space="preserve">¿Cuántas instrucciones máquina comprende el programa? </w:t>
@@ -9102,6 +9056,7 @@
           <w:ilvl w:val="0"/>
           <w:numId w:val="36"/>
         </w:numPr>
+        <w:spacing w:line="240" w:lineRule="auto"/>
       </w:pPr>
       <w:r>
         <w:t>¿En qué instrucciones máquina se traducen las pseudoinstruccion</w:t>
@@ -9120,6 +9075,7 @@
           <w:ilvl w:val="0"/>
           <w:numId w:val="36"/>
         </w:numPr>
+        <w:spacing w:line="240" w:lineRule="auto"/>
       </w:pPr>
       <w:r>
         <w:t xml:space="preserve">¿En qué dirección de memoria se encuentra la instrucción </w:t>
@@ -9143,6 +9099,7 @@
           <w:ilvl w:val="0"/>
           <w:numId w:val="36"/>
         </w:numPr>
+        <w:spacing w:line="240" w:lineRule="auto"/>
       </w:pPr>
       <w:r>
         <w:t xml:space="preserve">¿Qué instrucción del programa se codifica como </w:t>
@@ -9166,8 +9123,10 @@
           <w:ilvl w:val="0"/>
           <w:numId w:val="36"/>
         </w:numPr>
-      </w:pPr>
-      <w:r>
+        <w:spacing w:line="240" w:lineRule="auto"/>
+      </w:pPr>
+      <w:r>
+        <w:lastRenderedPageBreak/>
         <w:t>Indica</w:t>
       </w:r>
       <w:r>
@@ -9181,6 +9140,7 @@
           <w:ilvl w:val="0"/>
           <w:numId w:val="36"/>
         </w:numPr>
+        <w:spacing w:line="240" w:lineRule="auto"/>
       </w:pPr>
       <w:r>
         <w:t>Modifi</w:t>
@@ -9586,6 +9546,7 @@
           <w:ilvl w:val="0"/>
           <w:numId w:val="36"/>
         </w:numPr>
+        <w:spacing w:line="240" w:lineRule="auto"/>
       </w:pPr>
       <w:r>
         <w:t xml:space="preserve">¿Cuántos bytes de la memoria principal están ocupados por las variables del programa? </w:t>
@@ -9598,6 +9559,7 @@
           <w:ilvl w:val="0"/>
           <w:numId w:val="36"/>
         </w:numPr>
+        <w:spacing w:line="240" w:lineRule="auto"/>
       </w:pPr>
       <w:r>
         <w:t xml:space="preserve">¿Cuántas instrucciones de acceso a la memoria contiene el programa? </w:t>
@@ -9610,6 +9572,7 @@
           <w:ilvl w:val="0"/>
           <w:numId w:val="36"/>
         </w:numPr>
+        <w:spacing w:line="240" w:lineRule="auto"/>
       </w:pPr>
       <w:r>
         <w:t xml:space="preserve">¿En qué dirección se escribe el valor del perímetro? </w:t>
@@ -9622,9 +9585,9 @@
           <w:ilvl w:val="0"/>
           <w:numId w:val="36"/>
         </w:numPr>
-      </w:pPr>
-      <w:r>
-        <w:lastRenderedPageBreak/>
+        <w:spacing w:line="240" w:lineRule="auto"/>
+      </w:pPr>
+      <w:r>
         <w:t xml:space="preserve">Teniendo en cuenta que el simulador Ripes ubica el segmento de datos a partir de la dirección </w:t>
       </w:r>
       <w:r>
@@ -9687,6 +9650,7 @@
           <w:ilvl w:val="0"/>
           <w:numId w:val="36"/>
         </w:numPr>
+        <w:spacing w:line="240" w:lineRule="auto"/>
       </w:pPr>
       <w:r>
         <w:t xml:space="preserve">¿Para qué se usa la directiva </w:t>
@@ -9722,6 +9686,7 @@
           <w:ilvl w:val="0"/>
           <w:numId w:val="36"/>
         </w:numPr>
+        <w:spacing w:line="240" w:lineRule="auto"/>
       </w:pPr>
       <w:r>
         <w:t xml:space="preserve">¿Qué valor </w:t>
@@ -9866,6 +9831,7 @@
         <w:jc w:val="both"/>
       </w:pPr>
       <w:r>
+        <w:lastRenderedPageBreak/>
         <w:t xml:space="preserve">En este ejercicio vamos a mostrar el mecanismo para imprimir el valor del perímetro del rectángulo </w:t>
       </w:r>
       <w:r>
@@ -10253,6 +10219,7 @@
           <w:ilvl w:val="0"/>
           <w:numId w:val="16"/>
         </w:numPr>
+        <w:spacing w:line="240" w:lineRule="auto"/>
       </w:pPr>
       <w:r>
         <w:t>¿</w:t>
@@ -10308,6 +10275,7 @@
           <w:ilvl w:val="0"/>
           <w:numId w:val="16"/>
         </w:numPr>
+        <w:spacing w:line="240" w:lineRule="auto"/>
       </w:pPr>
       <w:r>
         <w:t xml:space="preserve">¿En </w:t>
@@ -10375,6 +10343,7 @@
           <w:ilvl w:val="0"/>
           <w:numId w:val="16"/>
         </w:numPr>
+        <w:spacing w:line="240" w:lineRule="auto"/>
         <w:rPr>
           <w:lang w:val="es-ES_tradnl"/>
         </w:rPr>
@@ -10500,6 +10469,7 @@
           <w:ilvl w:val="0"/>
           <w:numId w:val="39"/>
         </w:numPr>
+        <w:spacing w:line="240" w:lineRule="auto"/>
       </w:pPr>
       <w:r>
         <w:t xml:space="preserve">ejecutarse correctamente, aunque potencialmente con mayor coste; </w:t>
@@ -10512,9 +10482,9 @@
           <w:ilvl w:val="0"/>
           <w:numId w:val="39"/>
         </w:numPr>
-      </w:pPr>
-      <w:r>
-        <w:lastRenderedPageBreak/>
+        <w:spacing w:line="240" w:lineRule="auto"/>
+      </w:pPr>
+      <w:r>
         <w:t xml:space="preserve">provocar una excepción/trap de acceso no alineado; </w:t>
       </w:r>
     </w:p>
@@ -10525,6 +10495,7 @@
           <w:ilvl w:val="0"/>
           <w:numId w:val="39"/>
         </w:numPr>
+        <w:spacing w:line="240" w:lineRule="auto"/>
       </w:pPr>
       <w:r>
         <w:t>ser manejado por software.</w:t>
@@ -10533,6 +10504,7 @@
     <w:p>
       <w:pPr>
         <w:pStyle w:val="Prrafodelista"/>
+        <w:spacing w:line="240" w:lineRule="auto"/>
       </w:pPr>
       <w:r>
         <w:t>El simulador Ripes, al ten</w:t>
@@ -10882,6 +10854,7 @@
         </w:numPr>
       </w:pPr>
       <w:r>
+        <w:lastRenderedPageBreak/>
         <w:t xml:space="preserve">¿Cuáles de </w:t>
       </w:r>
       <w:r>
@@ -11567,7 +11540,6 @@
         </w:numPr>
       </w:pPr>
       <w:r>
-        <w:lastRenderedPageBreak/>
         <w:t xml:space="preserve">Como traducirías </w:t>
       </w:r>
       <w:r>
@@ -11831,6 +11803,7 @@
           <w:bCs/>
           <w:lang w:val="fr-FR"/>
         </w:rPr>
+        <w:lastRenderedPageBreak/>
         <w:t>la t0,X</w:t>
       </w:r>
       <w:r>
